--- a/docs/JSW-Pipes-Tubes-System-Logic.docx
+++ b/docs/JSW-Pipes-Tubes-System-Logic.docx
@@ -35,7 +35,7 @@
           <w:sz w:val="21"/>
           <w:szCs w:val="21"/>
         </w:rPr>
-        <w:t xml:space="preserve">Business rules and entity connections for the new build. All eleven questions are answered and nothing is open. Sales Dashboard is parked; its spec follows once production and dispatch are done.</w:t>
+        <w:t xml:space="preserve">Business rules and entity connections for the new build. Nothing is open. The Sales Dashboard is parked; its spec follows once production and dispatch are done.</w:t>
       </w:r>
     </w:p>
     <w:p>
@@ -84,7 +84,7 @@
           <w:sz w:val="21"/>
           <w:szCs w:val="21"/>
         </w:rPr>
-        <w:t xml:space="preserve">Everything else hangs off this. One object — the </w:t>
+        <w:t xml:space="preserve">One object — the </w:t>
       </w:r>
       <w:r>
         <w:rPr>
@@ -110,7 +110,7 @@
           <w:sz w:val="21"/>
           <w:szCs w:val="21"/>
         </w:rPr>
-        <w:t xml:space="preserve"> — carries traceability end to end.</w:t>
+        <w:t xml:space="preserve"> — carries traceability end to end. Everything else follows from it.</w:t>
       </w:r>
     </w:p>
     <w:p>
@@ -230,7 +230,7 @@
           <w:sz w:val="21"/>
           <w:szCs w:val="21"/>
         </w:rPr>
-        <w:t xml:space="preserve">Six rules that govern the whole model:</w:t>
+        <w:t xml:space="preserve">Six rules govern the whole model:</w:t>
       </w:r>
     </w:p>
     <w:p>
@@ -279,7 +279,7 @@
           <w:sz w:val="21"/>
           <w:szCs w:val="21"/>
         </w:rPr>
-        <w:t xml:space="preserve">. The system never recalculates it at runtime.</w:t>
+        <w:t xml:space="preserve">. Never recalculated at runtime.</w:t>
       </w:r>
     </w:p>
     <w:p>
@@ -302,7 +302,7 @@
           <w:sz w:val="21"/>
           <w:szCs w:val="21"/>
         </w:rPr>
-        <w:t xml:space="preserve">Pieces are stored; weight is derived</w:t>
+        <w:t xml:space="preserve">Store pieces; derive weight</w:t>
       </w:r>
       <w:r>
         <w:rPr>
@@ -341,7 +341,7 @@
           <w:sz w:val="21"/>
           <w:szCs w:val="21"/>
         </w:rPr>
-        <w:t xml:space="preserve">). Storing both lets them drift.</w:t>
+        <w:t xml:space="preserve">). Store both and they drift apart.</w:t>
       </w:r>
     </w:p>
     <w:p>
@@ -390,7 +390,7 @@
           <w:sz w:val="21"/>
           <w:szCs w:val="21"/>
         </w:rPr>
-        <w:t xml:space="preserve"> the baby coil and its mother. Baby drives capacity, mother drives costing.</w:t>
+        <w:t xml:space="preserve"> coils. Baby drives capacity, mother drives costing.</w:t>
       </w:r>
     </w:p>
     <w:p>
@@ -475,7 +475,7 @@
           <w:sz w:val="21"/>
           <w:szCs w:val="21"/>
         </w:rPr>
-        <w:t xml:space="preserve"> — one invoice line can span coils, one coil feeds many lines. Never store "the coil" as a single field.</w:t>
+        <w:t xml:space="preserve"> — a line can span coils, a coil feeds many lines. Never store "the coil" as one field.</w:t>
       </w:r>
     </w:p>
     <w:p>
@@ -627,7 +627,7 @@
           <w:sz w:val="17"/>
           <w:szCs w:val="17"/>
         </w:rPr>
-        <w:t xml:space="preserve">2. Discard from the head the pieces already taken by earlier invoice lines of the same SKU.</w:t>
+        <w:t xml:space="preserve">2. Drop from the head the pieces already taken by earlier invoice lines of the same SKU.</w:t>
       </w:r>
     </w:p>
     <w:p>
@@ -667,7 +667,7 @@
           <w:sz w:val="17"/>
           <w:szCs w:val="17"/>
         </w:rPr>
-        <w:t xml:space="preserve">   (weight-per-piece within a row = row weight ÷ row pieces).</w:t>
+        <w:t xml:space="preserve">   (weight per piece within a row = row weight ÷ row pieces).</w:t>
       </w:r>
     </w:p>
     <w:p>
@@ -706,38 +706,7 @@
           <w:sz w:val="21"/>
           <w:szCs w:val="21"/>
         </w:rPr>
-        <w:t xml:space="preserve">A line for 500 pieces may carry three allocation rows across two mother coils. That is correct.</w:t>
-      </w:r>
-    </w:p>
-    <w:p>
-      <w:pPr>
-        <w:spacing w:after="140" w:before="60" w:line="276"/>
-      </w:pPr>
-      <w:r>
-        <w:rPr>
-          <w:rFonts w:ascii="Calibri" w:cs="Calibri" w:eastAsia="Calibri" w:hAnsi="Calibri"/>
-          <w:b/>
-          <w:bCs/>
-          <w:i w:val="false"/>
-          <w:iCs w:val="false"/>
-          <w:color w:val="000000"/>
-          <w:sz w:val="21"/>
-          <w:szCs w:val="21"/>
-        </w:rPr>
-        <w:t xml:space="preserve">To report "how much of coil X was dispatched":</w:t>
-      </w:r>
-      <w:r>
-        <w:rPr>
-          <w:rFonts w:ascii="Calibri" w:cs="Calibri" w:eastAsia="Calibri" w:hAnsi="Calibri"/>
-          <w:b w:val="false"/>
-          <w:bCs w:val="false"/>
-          <w:i w:val="false"/>
-          <w:iCs w:val="false"/>
-          <w:color w:val="000000"/>
-          <w:sz w:val="21"/>
-          <w:szCs w:val="21"/>
-        </w:rPr>
-        <w:t xml:space="preserve"> sum allocation-row weights where mother = X. Never sum the invoice line's total weight — that dumps a multi-coil line onto one coil.</w:t>
+        <w:t xml:space="preserve">One line can carry several rows across more than one mother coil. That is correct.</w:t>
       </w:r>
     </w:p>
     <w:p>
@@ -886,9 +855,9 @@
         </w:tblBorders>
       </w:tblPr>
       <w:tblGrid>
-        <w:gridCol w:w="1338"/>
-        <w:gridCol w:w="4077"/>
-        <w:gridCol w:w="4331"/>
+        <w:gridCol w:w="2274"/>
+        <w:gridCol w:w="4332"/>
+        <w:gridCol w:w="3140"/>
       </w:tblGrid>
       <w:tr>
         <w:trPr>
@@ -896,7 +865,7 @@
         </w:trPr>
         <w:tc>
           <w:tcPr>
-            <w:tcW w:type="dxa" w:w="1338"/>
+            <w:tcW w:type="dxa" w:w="2274"/>
             <w:shd w:fill="1F3864" w:color="auto" w:val="clear"/>
             <w:tcMar>
               <w:top w:type="dxa" w:w="80"/>
@@ -926,7 +895,7 @@
         </w:tc>
         <w:tc>
           <w:tcPr>
-            <w:tcW w:type="dxa" w:w="4077"/>
+            <w:tcW w:type="dxa" w:w="4332"/>
             <w:shd w:fill="1F3864" w:color="auto" w:val="clear"/>
             <w:tcMar>
               <w:top w:type="dxa" w:w="80"/>
@@ -950,13 +919,13 @@
                 <w:sz w:val="19"/>
                 <w:szCs w:val="19"/>
               </w:rPr>
-              <w:t xml:space="preserve">Attaches to</w:t>
-            </w:r>
-          </w:p>
-        </w:tc>
-        <w:tc>
-          <w:tcPr>
-            <w:tcW w:type="dxa" w:w="4331"/>
+              <w:t xml:space="preserve">Sits on</w:t>
+            </w:r>
+          </w:p>
+        </w:tc>
+        <w:tc>
+          <w:tcPr>
+            <w:tcW w:type="dxa" w:w="3140"/>
             <w:shd w:fill="1F3864" w:color="auto" w:val="clear"/>
             <w:tcMar>
               <w:top w:type="dxa" w:w="80"/>
@@ -980,7 +949,7 @@
                 <w:sz w:val="19"/>
                 <w:szCs w:val="19"/>
               </w:rPr>
-              <w:t xml:space="preserve">Answers</w:t>
+              <w:t xml:space="preserve">Invoice line reaches it via</w:t>
             </w:r>
           </w:p>
         </w:tc>
@@ -988,7 +957,7 @@
       <w:tr>
         <w:tc>
           <w:tcPr>
-            <w:tcW w:type="dxa" w:w="1338"/>
+            <w:tcW w:type="dxa" w:w="2274"/>
             <w:shd w:fill="FFFFFF" w:color="auto" w:val="clear"/>
             <w:tcMar>
               <w:top w:type="dxa" w:w="80"/>
@@ -1018,7 +987,7 @@
         </w:tc>
         <w:tc>
           <w:tcPr>
-            <w:tcW w:type="dxa" w:w="4077"/>
+            <w:tcW w:type="dxa" w:w="4332"/>
             <w:shd w:fill="FFFFFF" w:color="auto" w:val="clear"/>
             <w:tcMar>
               <w:top w:type="dxa" w:w="80"/>
@@ -1042,13 +1011,13 @@
                 <w:sz w:val="19"/>
                 <w:szCs w:val="19"/>
               </w:rPr>
-              <w:t xml:space="preserve">The mother coil; inherited by its baby coils</w:t>
-            </w:r>
-          </w:p>
-        </w:tc>
-        <w:tc>
-          <w:tcPr>
-            <w:tcW w:type="dxa" w:w="4331"/>
+              <w:t xml:space="preserve">The mother coil; inherited by its babies</w:t>
+            </w:r>
+          </w:p>
+        </w:tc>
+        <w:tc>
+          <w:tcPr>
+            <w:tcW w:type="dxa" w:w="3140"/>
             <w:shd w:fill="FFFFFF" w:color="auto" w:val="clear"/>
             <w:tcMar>
               <w:top w:type="dxa" w:w="80"/>
@@ -1072,7 +1041,7 @@
                 <w:sz w:val="19"/>
                 <w:szCs w:val="19"/>
               </w:rPr>
-              <w:t xml:space="preserve">Which purchase did this steel arrive on</w:t>
+              <w:t xml:space="preserve">allocation rows → mother coil</w:t>
             </w:r>
           </w:p>
         </w:tc>
@@ -1080,7 +1049,7 @@
       <w:tr>
         <w:tc>
           <w:tcPr>
-            <w:tcW w:type="dxa" w:w="1338"/>
+            <w:tcW w:type="dxa" w:w="2274"/>
             <w:shd w:fill="F4F6F9" w:color="auto" w:val="clear"/>
             <w:tcMar>
               <w:top w:type="dxa" w:w="80"/>
@@ -1110,7 +1079,7 @@
         </w:tc>
         <w:tc>
           <w:tcPr>
-            <w:tcW w:type="dxa" w:w="4077"/>
+            <w:tcW w:type="dxa" w:w="4332"/>
             <w:shd w:fill="F4F6F9" w:color="auto" w:val="clear"/>
             <w:tcMar>
               <w:top w:type="dxa" w:w="80"/>
@@ -1140,7 +1109,7 @@
         </w:tc>
         <w:tc>
           <w:tcPr>
-            <w:tcW w:type="dxa" w:w="4331"/>
+            <w:tcW w:type="dxa" w:w="3140"/>
             <w:shd w:fill="F4F6F9" w:color="auto" w:val="clear"/>
             <w:tcMar>
               <w:top w:type="dxa" w:w="80"/>
@@ -1164,7 +1133,7 @@
                 <w:sz w:val="19"/>
                 <w:szCs w:val="19"/>
               </w:rPr>
-              <w:t xml:space="preserve">Which pipes a contractor made, and how much of that PO is still open</w:t>
+              <w:t xml:space="preserve">allocation rows → batch</w:t>
             </w:r>
           </w:p>
         </w:tc>
@@ -1172,7 +1141,7 @@
       <w:tr>
         <w:tc>
           <w:tcPr>
-            <w:tcW w:type="dxa" w:w="1338"/>
+            <w:tcW w:type="dxa" w:w="2274"/>
             <w:shd w:fill="FFFFFF" w:color="auto" w:val="clear"/>
             <w:tcMar>
               <w:top w:type="dxa" w:w="80"/>
@@ -1202,7 +1171,7 @@
         </w:tc>
         <w:tc>
           <w:tcPr>
-            <w:tcW w:type="dxa" w:w="4077"/>
+            <w:tcW w:type="dxa" w:w="4332"/>
             <w:shd w:fill="FFFFFF" w:color="auto" w:val="clear"/>
             <w:tcMar>
               <w:top w:type="dxa" w:w="80"/>
@@ -1226,13 +1195,13 @@
                 <w:sz w:val="19"/>
                 <w:szCs w:val="19"/>
               </w:rPr>
-              <w:t xml:space="preserve">The customer order; the invoice line carries the order reference</w:t>
-            </w:r>
-          </w:p>
-        </w:tc>
-        <w:tc>
-          <w:tcPr>
-            <w:tcW w:type="dxa" w:w="4331"/>
+              <w:t xml:space="preserve">The customer order</w:t>
+            </w:r>
+          </w:p>
+        </w:tc>
+        <w:tc>
+          <w:tcPr>
+            <w:tcW w:type="dxa" w:w="3140"/>
             <w:shd w:fill="FFFFFF" w:color="auto" w:val="clear"/>
             <w:tcMar>
               <w:top w:type="dxa" w:w="80"/>
@@ -1256,7 +1225,7 @@
                 <w:sz w:val="19"/>
                 <w:szCs w:val="19"/>
               </w:rPr>
-              <w:t xml:space="preserve">Which customer commitment this shipment settles</w:t>
+              <w:t xml:space="preserve">order reference → order</w:t>
             </w:r>
           </w:p>
         </w:tc>
@@ -1282,7 +1251,7 @@
           <w:sz w:val="21"/>
           <w:szCs w:val="21"/>
         </w:rPr>
-        <w:t xml:space="preserve">Never merge them into one "PO" column.</w:t>
+        <w:t xml:space="preserve">Never merge them into one "PO" column</w:t>
       </w:r>
       <w:r>
         <w:rPr>
@@ -1295,7 +1264,64 @@
           <w:sz w:val="21"/>
           <w:szCs w:val="21"/>
         </w:rPr>
-        <w:t xml:space="preserve"> The invoice line reaches all three by following the chain — no PO field on dispatch is needed:</w:t>
+        <w:t xml:space="preserve"> — they sit at three stages and answer three questions. </w:t>
+      </w:r>
+      <w:r>
+        <w:rPr>
+          <w:rFonts w:ascii="Calibri" w:cs="Calibri" w:eastAsia="Calibri" w:hAnsi="Calibri"/>
+          <w:b/>
+          <w:bCs/>
+          <w:i w:val="false"/>
+          <w:iCs w:val="false"/>
+          <w:color w:val="000000"/>
+          <w:sz w:val="21"/>
+          <w:szCs w:val="21"/>
+        </w:rPr>
+        <w:t xml:space="preserve">No PO field is needed on dispatch:</w:t>
+      </w:r>
+      <w:r>
+        <w:rPr>
+          <w:rFonts w:ascii="Calibri" w:cs="Calibri" w:eastAsia="Calibri" w:hAnsi="Calibri"/>
+          <w:b w:val="false"/>
+          <w:bCs w:val="false"/>
+          <w:i w:val="false"/>
+          <w:iCs w:val="false"/>
+          <w:color w:val="000000"/>
+          <w:sz w:val="21"/>
+          <w:szCs w:val="21"/>
+        </w:rPr>
+        <w:t xml:space="preserve"> all three are reached by following the chain.</w:t>
+      </w:r>
+    </w:p>
+    <w:p>
+      <w:pPr>
+        <w:pBdr>
+          <w:bottom w:val="single" w:color="D0D5DD" w:sz="6" w:space="1"/>
+        </w:pBdr>
+        <w:spacing w:after="200" w:before="160"/>
+      </w:pPr>
+    </w:p>
+    <w:p>
+      <w:pPr>
+        <w:pStyle w:val="Heading1"/>
+        <w:keepNext/>
+        <w:pBdr>
+          <w:bottom w:val="single" w:color="D0D5DD" w:sz="6" w:space="6"/>
+        </w:pBdr>
+        <w:spacing w:after="140" w:before="360"/>
+      </w:pPr>
+      <w:r>
+        <w:rPr>
+          <w:rFonts w:ascii="Calibri" w:cs="Calibri" w:eastAsia="Calibri" w:hAnsi="Calibri"/>
+          <w:b/>
+          <w:bCs/>
+          <w:i w:val="false"/>
+          <w:iCs w:val="false"/>
+          <w:color w:val="1F3864"/>
+          <w:sz w:val="28"/>
+          <w:szCs w:val="28"/>
+        </w:rPr>
+        <w:t xml:space="preserve">3. Weights</w:t>
       </w:r>
     </w:p>
     <w:p>
@@ -1316,18 +1342,19 @@
           <w:sz w:val="17"/>
           <w:szCs w:val="17"/>
         </w:rPr>
-        <w:t xml:space="preserve">Invoice line ─► allocation rows ─► mother coil       ─► Vendor PO</w:t>
-      </w:r>
-    </w:p>
-    <w:p>
-      <w:pPr>
-        <w:keepNext/>
+        <w:t xml:space="preserve">Invoice weight   = the billed quantity, taken as-is from the sales document. Never derived.</w:t>
+      </w:r>
+    </w:p>
+    <w:p>
+      <w:pPr>
+        <w:keepNext w:val="false"/>
         <w:keepLines/>
         <w:pBdr>
+          <w:bottom w:val="single" w:color="F2F4F7" w:sz="2" w:space="4"/>
           <w:left w:val="single" w:color="2E5C8A" w:sz="12" w:space="8"/>
         </w:pBdr>
         <w:shd w:fill="F2F4F7" w:color="auto" w:val="clear"/>
-        <w:spacing w:after="0" w:before="0" w:line="240"/>
+        <w:spacing w:after="140" w:before="0" w:line="240"/>
         <w:ind w:left="170"/>
       </w:pPr>
       <w:r>
@@ -1336,141 +1363,7 @@
           <w:sz w:val="17"/>
           <w:szCs w:val="17"/>
         </w:rPr>
-        <w:t xml:space="preserve">Invoice line ─► allocation rows ─► production batch  ─► Contractor PO</w:t>
-      </w:r>
-    </w:p>
-    <w:p>
-      <w:pPr>
-        <w:keepNext w:val="false"/>
-        <w:keepLines/>
-        <w:pBdr>
-          <w:bottom w:val="single" w:color="F2F4F7" w:sz="2" w:space="4"/>
-          <w:left w:val="single" w:color="2E5C8A" w:sz="12" w:space="8"/>
-        </w:pBdr>
-        <w:shd w:fill="F2F4F7" w:color="auto" w:val="clear"/>
-        <w:spacing w:after="140" w:before="0" w:line="240"/>
-        <w:ind w:left="170"/>
-      </w:pPr>
-      <w:r>
-        <w:rPr>
-          <w:rFonts w:ascii="Consolas" w:cs="Consolas" w:eastAsia="Consolas" w:hAnsi="Consolas"/>
-          <w:sz w:val="17"/>
-          <w:szCs w:val="17"/>
-        </w:rPr>
-        <w:t xml:space="preserve">Invoice line ─► order reference ─► customer order    ─► Customer PO</w:t>
-      </w:r>
-    </w:p>
-    <w:p>
-      <w:pPr>
-        <w:pBdr>
-          <w:bottom w:val="single" w:color="D0D5DD" w:sz="6" w:space="1"/>
-        </w:pBdr>
-        <w:spacing w:after="200" w:before="160"/>
-      </w:pPr>
-    </w:p>
-    <w:p>
-      <w:pPr>
-        <w:pStyle w:val="Heading1"/>
-        <w:keepNext/>
-        <w:pBdr>
-          <w:bottom w:val="single" w:color="D0D5DD" w:sz="6" w:space="6"/>
-        </w:pBdr>
-        <w:spacing w:after="140" w:before="360"/>
-      </w:pPr>
-      <w:r>
-        <w:rPr>
-          <w:rFonts w:ascii="Calibri" w:cs="Calibri" w:eastAsia="Calibri" w:hAnsi="Calibri"/>
-          <w:b/>
-          <w:bCs/>
-          <w:i w:val="false"/>
-          <w:iCs w:val="false"/>
-          <w:color w:val="1F3864"/>
-          <w:sz w:val="28"/>
-          <w:szCs w:val="28"/>
-        </w:rPr>
-        <w:t xml:space="preserve">3. Weights</w:t>
-      </w:r>
-    </w:p>
-    <w:p>
-      <w:pPr>
-        <w:keepNext/>
-        <w:keepLines/>
-        <w:pBdr>
-          <w:top w:val="single" w:color="F2F4F7" w:sz="2" w:space="4"/>
-          <w:left w:val="single" w:color="2E5C8A" w:sz="12" w:space="8"/>
-        </w:pBdr>
-        <w:shd w:fill="F2F4F7" w:color="auto" w:val="clear"/>
-        <w:spacing w:after="0" w:before="100" w:line="240"/>
-        <w:ind w:left="170"/>
-      </w:pPr>
-      <w:r>
-        <w:rPr>
-          <w:rFonts w:ascii="Consolas" w:cs="Consolas" w:eastAsia="Consolas" w:hAnsi="Consolas"/>
-          <w:sz w:val="17"/>
-          <w:szCs w:val="17"/>
-        </w:rPr>
-        <w:t xml:space="preserve">Invoice weight  = the billed quantity, taken as-is from the sales document. Never derived.</w:t>
-      </w:r>
-    </w:p>
-    <w:p>
-      <w:pPr>
-        <w:keepNext/>
-        <w:keepLines/>
-        <w:pBdr>
-          <w:left w:val="single" w:color="2E5C8A" w:sz="12" w:space="8"/>
-        </w:pBdr>
-        <w:shd w:fill="F2F4F7" w:color="auto" w:val="clear"/>
-        <w:spacing w:after="0" w:before="0" w:line="240"/>
-        <w:ind w:left="170"/>
-      </w:pPr>
-      <w:r>
-        <w:rPr>
-          <w:rFonts w:ascii="Consolas" w:cs="Consolas" w:eastAsia="Consolas" w:hAnsi="Consolas"/>
-          <w:sz w:val="17"/>
-          <w:szCs w:val="17"/>
-        </w:rPr>
-        <w:t xml:space="preserve">Pieces          = invoice weight ÷ weight-per-tube   (reverse it if the document's unit is pieces)</w:t>
-      </w:r>
-    </w:p>
-    <w:p>
-      <w:pPr>
-        <w:keepNext/>
-        <w:keepLines/>
-        <w:pBdr>
-          <w:left w:val="single" w:color="2E5C8A" w:sz="12" w:space="8"/>
-        </w:pBdr>
-        <w:shd w:fill="F2F4F7" w:color="auto" w:val="clear"/>
-        <w:spacing w:after="0" w:before="0" w:line="240"/>
-        <w:ind w:left="170"/>
-      </w:pPr>
-      <w:r>
-        <w:rPr>
-          <w:rFonts w:ascii="Consolas" w:cs="Consolas" w:eastAsia="Consolas" w:hAnsi="Consolas"/>
-          <w:sz w:val="17"/>
-          <w:szCs w:val="17"/>
-        </w:rPr>
-        <w:t xml:space="preserve">Dispatch weight = Σ allocation-row weights on that line where mother coil = X</w:t>
-      </w:r>
-    </w:p>
-    <w:p>
-      <w:pPr>
-        <w:keepNext w:val="false"/>
-        <w:keepLines/>
-        <w:pBdr>
-          <w:bottom w:val="single" w:color="F2F4F7" w:sz="2" w:space="4"/>
-          <w:left w:val="single" w:color="2E5C8A" w:sz="12" w:space="8"/>
-        </w:pBdr>
-        <w:shd w:fill="F2F4F7" w:color="auto" w:val="clear"/>
-        <w:spacing w:after="140" w:before="0" w:line="240"/>
-        <w:ind w:left="170"/>
-      </w:pPr>
-      <w:r>
-        <w:rPr>
-          <w:rFonts w:ascii="Consolas" w:cs="Consolas" w:eastAsia="Consolas" w:hAnsi="Consolas"/>
-          <w:sz w:val="17"/>
-          <w:szCs w:val="17"/>
-        </w:rPr>
-        <w:t xml:space="preserve">  for coil X</w:t>
+        <w:t xml:space="preserve">Pieces           = invoice weight ÷ weight-per-tube   (reverse it if the document's unit is pieces)</w:t>
       </w:r>
     </w:p>
     <w:p>
@@ -1929,7 +1822,7 @@
           <w:sz w:val="21"/>
           <w:szCs w:val="21"/>
         </w:rPr>
-        <w:t xml:space="preserve">A coil has two weights; only one is used for calculation.</w:t>
+        <w:t xml:space="preserve">A coil has two weights, and only one is used.</w:t>
       </w:r>
       <w:r>
         <w:rPr>
@@ -1942,20 +1835,51 @@
           <w:sz w:val="21"/>
           <w:szCs w:val="21"/>
         </w:rPr>
-        <w:t xml:space="preserve"> The </w:t>
+        <w:t xml:space="preserve"> Supplier invoice weight is what we were billed; actual weight is what the weighbridge says. </w:t>
+      </w:r>
+      <w:r>
+        <w:rPr>
+          <w:rFonts w:ascii="Calibri" w:cs="Calibri" w:eastAsia="Calibri" w:hAnsi="Calibri"/>
+          <w:b/>
+          <w:bCs/>
+          <w:i w:val="false"/>
+          <w:iCs w:val="false"/>
+          <w:color w:val="000000"/>
+          <w:sz w:val="21"/>
+          <w:szCs w:val="21"/>
+        </w:rPr>
+        <w:t xml:space="preserve">All calculations use the actual weight</w:t>
       </w:r>
       <w:r>
         <w:rPr>
           <w:rFonts w:ascii="Calibri" w:cs="Calibri" w:eastAsia="Calibri" w:hAnsi="Calibri"/>
           <w:b w:val="false"/>
           <w:bCs w:val="false"/>
-          <w:i/>
-          <w:iCs/>
-          <w:color w:val="000000"/>
-          <w:sz w:val="21"/>
-          <w:szCs w:val="21"/>
-        </w:rPr>
-        <w:t xml:space="preserve">supplier invoice weight</w:t>
+          <w:i w:val="false"/>
+          <w:iCs w:val="false"/>
+          <w:color w:val="000000"/>
+          <w:sz w:val="21"/>
+          <w:szCs w:val="21"/>
+        </w:rPr>
+        <w:t xml:space="preserve"> — the invoice weight is a purchase variance reference, nothing to do with the sales invoice.</w:t>
+      </w:r>
+    </w:p>
+    <w:p>
+      <w:pPr>
+        <w:spacing w:after="140" w:before="60" w:line="276"/>
+      </w:pPr>
+      <w:r>
+        <w:rPr>
+          <w:rFonts w:ascii="Calibri" w:cs="Calibri" w:eastAsia="Calibri" w:hAnsi="Calibri"/>
+          <w:b/>
+          <w:bCs/>
+          <w:i w:val="false"/>
+          <w:iCs w:val="false"/>
+          <w:color w:val="000000"/>
+          <w:sz w:val="21"/>
+          <w:szCs w:val="21"/>
+        </w:rPr>
+        <w:t xml:space="preserve">Never attribute a whole invoice line to one coil.</w:t>
       </w:r>
       <w:r>
         <w:rPr>
@@ -1968,90 +1892,7 @@
           <w:sz w:val="21"/>
           <w:szCs w:val="21"/>
         </w:rPr>
-        <w:t xml:space="preserve"> (what we were billed) and the </w:t>
-      </w:r>
-      <w:r>
-        <w:rPr>
-          <w:rFonts w:ascii="Calibri" w:cs="Calibri" w:eastAsia="Calibri" w:hAnsi="Calibri"/>
-          <w:b w:val="false"/>
-          <w:bCs w:val="false"/>
-          <w:i/>
-          <w:iCs/>
-          <w:color w:val="000000"/>
-          <w:sz w:val="21"/>
-          <w:szCs w:val="21"/>
-        </w:rPr>
-        <w:t xml:space="preserve">plant actual weight</w:t>
-      </w:r>
-      <w:r>
-        <w:rPr>
-          <w:rFonts w:ascii="Calibri" w:cs="Calibri" w:eastAsia="Calibri" w:hAnsi="Calibri"/>
-          <w:b w:val="false"/>
-          <w:bCs w:val="false"/>
-          <w:i w:val="false"/>
-          <w:iCs w:val="false"/>
-          <w:color w:val="000000"/>
-          <w:sz w:val="21"/>
-          <w:szCs w:val="21"/>
-        </w:rPr>
-        <w:t xml:space="preserve"> (weighbridge). </w:t>
-      </w:r>
-      <w:r>
-        <w:rPr>
-          <w:rFonts w:ascii="Calibri" w:cs="Calibri" w:eastAsia="Calibri" w:hAnsi="Calibri"/>
-          <w:b/>
-          <w:bCs/>
-          <w:i w:val="false"/>
-          <w:iCs w:val="false"/>
-          <w:color w:val="000000"/>
-          <w:sz w:val="21"/>
-          <w:szCs w:val="21"/>
-        </w:rPr>
-        <w:t xml:space="preserve">All calculations use the actual weight</w:t>
-      </w:r>
-      <w:r>
-        <w:rPr>
-          <w:rFonts w:ascii="Calibri" w:cs="Calibri" w:eastAsia="Calibri" w:hAnsi="Calibri"/>
-          <w:b w:val="false"/>
-          <w:bCs w:val="false"/>
-          <w:i w:val="false"/>
-          <w:iCs w:val="false"/>
-          <w:color w:val="000000"/>
-          <w:sz w:val="21"/>
-          <w:szCs w:val="21"/>
-        </w:rPr>
-        <w:t xml:space="preserve"> — the invoice weight is a procurement variance reference only, unrelated to the sales invoice.</w:t>
-      </w:r>
-    </w:p>
-    <w:p>
-      <w:pPr>
-        <w:spacing w:after="140" w:before="60" w:line="276"/>
-      </w:pPr>
-      <w:r>
-        <w:rPr>
-          <w:rFonts w:ascii="Calibri" w:cs="Calibri" w:eastAsia="Calibri" w:hAnsi="Calibri"/>
-          <w:b/>
-          <w:bCs/>
-          <w:i w:val="false"/>
-          <w:iCs w:val="false"/>
-          <w:color w:val="000000"/>
-          <w:sz w:val="21"/>
-          <w:szCs w:val="21"/>
-        </w:rPr>
-        <w:t xml:space="preserve">Invoice weight and coil-attributed weight are different grains</w:t>
-      </w:r>
-      <w:r>
-        <w:rPr>
-          <w:rFonts w:ascii="Calibri" w:cs="Calibri" w:eastAsia="Calibri" w:hAnsi="Calibri"/>
-          <w:b w:val="false"/>
-          <w:bCs w:val="false"/>
-          <w:i w:val="false"/>
-          <w:iCs w:val="false"/>
-          <w:color w:val="000000"/>
-          <w:sz w:val="21"/>
-          <w:szCs w:val="21"/>
-        </w:rPr>
-        <w:t xml:space="preserve"> and will only reconcile in total, never row-for-row.</w:t>
+        <w:t xml:space="preserve"> Line weight and coil weight reconcile only in total, never row for row.</w:t>
       </w:r>
     </w:p>
     <w:p>
@@ -2182,51 +2023,7 @@
           <w:sz w:val="21"/>
           <w:szCs w:val="21"/>
         </w:rPr>
-        <w:t xml:space="preserve">Cost splits the same way, so cost-per-MT is identical for a mother and every baby cut from it. That identity is what lets costing key on the mother.</w:t>
-      </w:r>
-    </w:p>
-    <w:p>
-      <w:pPr>
-        <w:spacing w:after="140" w:before="60" w:line="276"/>
-      </w:pPr>
-      <w:r>
-        <w:rPr>
-          <w:rFonts w:ascii="Consolas" w:cs="Consolas" w:eastAsia="Consolas" w:hAnsi="Consolas"/>
-          <w:b/>
-          <w:bCs/>
-          <w:i w:val="false"/>
-          <w:iCs w:val="false"/>
-          <w:color w:val="B03060"/>
-          <w:sz w:val="19"/>
-          <w:szCs w:val="19"/>
-        </w:rPr>
-        <w:t xml:space="preserve">used</w:t>
-      </w:r>
-      <w:r>
-        <w:rPr>
-          <w:rFonts w:ascii="Calibri" w:cs="Calibri" w:eastAsia="Calibri" w:hAnsi="Calibri"/>
-          <w:b/>
-          <w:bCs/>
-          <w:i w:val="false"/>
-          <w:iCs w:val="false"/>
-          <w:color w:val="000000"/>
-          <w:sz w:val="21"/>
-          <w:szCs w:val="21"/>
-        </w:rPr>
-        <w:t xml:space="preserve"> is derived, not stored</w:t>
-      </w:r>
-      <w:r>
-        <w:rPr>
-          <w:rFonts w:ascii="Calibri" w:cs="Calibri" w:eastAsia="Calibri" w:hAnsi="Calibri"/>
-          <w:b w:val="false"/>
-          <w:bCs w:val="false"/>
-          <w:i w:val="false"/>
-          <w:iCs w:val="false"/>
-          <w:color w:val="000000"/>
-          <w:sz w:val="21"/>
-          <w:szCs w:val="21"/>
-        </w:rPr>
-        <w:t xml:space="preserve"> — compute it from pieces at read time.</w:t>
+        <w:t xml:space="preserve">Cost splits by width too, so cost per MT is the same for a mother and its babies — which is what lets costing key on the mother.</w:t>
       </w:r>
     </w:p>
     <w:p>
@@ -2318,7 +2115,7 @@
           <w:sz w:val="21"/>
           <w:szCs w:val="21"/>
         </w:rPr>
-        <w:t xml:space="preserve"> — manually flagged as finished or unusable; hidden from selection</w:t>
+        <w:t xml:space="preserve"> — manually flagged as finished or unusable; hidden from selection, and that is its only effect</w:t>
       </w:r>
     </w:p>
     <w:p>
@@ -2336,7 +2133,7 @@
           <w:sz w:val="21"/>
           <w:szCs w:val="21"/>
         </w:rPr>
-        <w:t xml:space="preserve">The flag is </w:t>
+        <w:t xml:space="preserve">Nothing sets this automatically. A coil at 97% or even 100% used is </w:t>
       </w:r>
       <w:r>
         <w:rPr>
@@ -2349,7 +2146,7 @@
           <w:sz w:val="21"/>
           <w:szCs w:val="21"/>
         </w:rPr>
-        <w:t xml:space="preserve">manual</w:t>
+        <w:t xml:space="preserve">not</w:t>
       </w:r>
       <w:r>
         <w:rPr>
@@ -2362,8 +2159,13 @@
           <w:sz w:val="21"/>
           <w:szCs w:val="21"/>
         </w:rPr>
-        <w:t xml:space="preserve">, and hiding the coil is its only effect. A coil at 97% or 100% used is </w:t>
-      </w:r>
+        <w:t xml:space="preserve"> auto-hidden — a scrap end is a real object, and only the operator knows whether it can still be run.</w:t>
+      </w:r>
+    </w:p>
+    <w:p>
+      <w:pPr>
+        <w:spacing w:after="140" w:before="60" w:line="276"/>
+      </w:pPr>
       <w:r>
         <w:rPr>
           <w:rFonts w:ascii="Calibri" w:cs="Calibri" w:eastAsia="Calibri" w:hAnsi="Calibri"/>
@@ -2375,7 +2177,7 @@
           <w:sz w:val="21"/>
           <w:szCs w:val="21"/>
         </w:rPr>
-        <w:t xml:space="preserve">not</w:t>
+        <w:t xml:space="preserve">A baby coil has no Confirmed/Open status.</w:t>
       </w:r>
       <w:r>
         <w:rPr>
@@ -2388,38 +2190,7 @@
           <w:sz w:val="21"/>
           <w:szCs w:val="21"/>
         </w:rPr>
-        <w:t xml:space="preserve"> auto-hidden — a scrap end is a real object and only the operator knows if it is usable.</w:t>
-      </w:r>
-    </w:p>
-    <w:p>
-      <w:pPr>
-        <w:spacing w:after="140" w:before="60" w:line="276"/>
-      </w:pPr>
-      <w:r>
-        <w:rPr>
-          <w:rFonts w:ascii="Calibri" w:cs="Calibri" w:eastAsia="Calibri" w:hAnsi="Calibri"/>
-          <w:b/>
-          <w:bCs/>
-          <w:i w:val="false"/>
-          <w:iCs w:val="false"/>
-          <w:color w:val="000000"/>
-          <w:sz w:val="21"/>
-          <w:szCs w:val="21"/>
-        </w:rPr>
-        <w:t xml:space="preserve">There is no Confirmed/Open on a baby coil.</w:t>
-      </w:r>
-      <w:r>
-        <w:rPr>
-          <w:rFonts w:ascii="Calibri" w:cs="Calibri" w:eastAsia="Calibri" w:hAnsi="Calibri"/>
-          <w:b w:val="false"/>
-          <w:bCs w:val="false"/>
-          <w:i w:val="false"/>
-          <w:iCs w:val="false"/>
-          <w:color w:val="000000"/>
-          <w:sz w:val="21"/>
-          <w:szCs w:val="21"/>
-        </w:rPr>
-        <w:t xml:space="preserve"> Confirmed and Non-confirmed belong to the order book: Confirmed = released for dispatch but not invoiced; Non-confirmed = ordered but not released; the two together are Pending to Dispatch.</w:t>
+        <w:t xml:space="preserve"> Those belong to the order book: Confirmed = released but not invoiced, Non-confirmed = ordered but not released, and the two together are Pending to Dispatch.</w:t>
       </w:r>
     </w:p>
     <w:p>
@@ -2637,7 +2408,7 @@
           <w:sz w:val="21"/>
           <w:szCs w:val="21"/>
         </w:rPr>
-        <w:t xml:space="preserve">A frozen weight stays correct even if the mother's weight is later corrected — the correction moves only the unfrozen remainder. </w:t>
+        <w:t xml:space="preserve">A frozen weight stays correct even if the mother's weight is corrected later — the correction moves only the unfrozen remainder. </w:t>
       </w:r>
       <w:r>
         <w:rPr>
@@ -2663,7 +2434,7 @@
           <w:sz w:val="21"/>
           <w:szCs w:val="21"/>
         </w:rPr>
-        <w:t xml:space="preserve"> and show what is already committed; it is a data error, not a split to compute.</w:t>
+        <w:t xml:space="preserve"> and show what is already committed. That is a data error, not a split to compute.</w:t>
       </w:r>
     </w:p>
     <w:p>
@@ -2684,6 +2455,1503 @@
           <w:szCs w:val="24"/>
         </w:rPr>
         <w:t xml:space="preserve">Why % used can exceed 100</w:t>
+      </w:r>
+    </w:p>
+    <w:p>
+      <w:pPr>
+        <w:spacing w:after="140" w:before="60" w:line="276"/>
+      </w:pPr>
+      <w:r>
+        <w:rPr>
+          <w:rFonts w:ascii="Calibri" w:cs="Calibri" w:eastAsia="Calibri" w:hAnsi="Calibri"/>
+          <w:b w:val="false"/>
+          <w:bCs w:val="false"/>
+          <w:i w:val="false"/>
+          <w:iCs w:val="false"/>
+          <w:color w:val="000000"/>
+          <w:sz w:val="21"/>
+          <w:szCs w:val="21"/>
+        </w:rPr>
+        <w:t xml:space="preserve">Two causes, both preventable:</w:t>
+      </w:r>
+    </w:p>
+    <w:p>
+      <w:pPr>
+        <w:pStyle w:val="ListParagraph"/>
+        <w:numPr>
+          <w:ilvl w:val="0"/>
+          <w:numId w:val="3"/>
+        </w:numPr>
+        <w:spacing w:after="40" w:before="40"/>
+      </w:pPr>
+      <w:r>
+        <w:rPr>
+          <w:rFonts w:ascii="Calibri" w:cs="Calibri" w:eastAsia="Calibri" w:hAnsi="Calibri"/>
+          <w:b/>
+          <w:bCs/>
+          <w:i w:val="false"/>
+          <w:iCs w:val="false"/>
+          <w:color w:val="000000"/>
+          <w:sz w:val="21"/>
+          <w:szCs w:val="21"/>
+        </w:rPr>
+        <w:t xml:space="preserve">Allocation saved without a capacity check.</w:t>
+      </w:r>
+      <w:r>
+        <w:rPr>
+          <w:rFonts w:ascii="Calibri" w:cs="Calibri" w:eastAsia="Calibri" w:hAnsi="Calibri"/>
+          <w:b w:val="false"/>
+          <w:bCs w:val="false"/>
+          <w:i w:val="false"/>
+          <w:iCs w:val="false"/>
+          <w:color w:val="000000"/>
+          <w:sz w:val="21"/>
+          <w:szCs w:val="21"/>
+        </w:rPr>
+        <w:t xml:space="preserve"> Block anything above 105% at the point of save, and give the operator one click to redistribute the excess.</w:t>
+      </w:r>
+    </w:p>
+    <w:p>
+      <w:pPr>
+        <w:pStyle w:val="ListParagraph"/>
+        <w:numPr>
+          <w:ilvl w:val="0"/>
+          <w:numId w:val="3"/>
+        </w:numPr>
+        <w:spacing w:after="40" w:before="40"/>
+      </w:pPr>
+      <w:r>
+        <w:rPr>
+          <w:rFonts w:ascii="Calibri" w:cs="Calibri" w:eastAsia="Calibri" w:hAnsi="Calibri"/>
+          <w:b/>
+          <w:bCs/>
+          <w:i w:val="false"/>
+          <w:iCs w:val="false"/>
+          <w:color w:val="000000"/>
+          <w:sz w:val="21"/>
+          <w:szCs w:val="21"/>
+        </w:rPr>
+        <w:t xml:space="preserve">Weight moving after the fact</w:t>
+      </w:r>
+      <w:r>
+        <w:rPr>
+          <w:rFonts w:ascii="Calibri" w:cs="Calibri" w:eastAsia="Calibri" w:hAnsi="Calibri"/>
+          <w:b w:val="false"/>
+          <w:bCs w:val="false"/>
+          <w:i w:val="false"/>
+          <w:iCs w:val="false"/>
+          <w:color w:val="000000"/>
+          <w:sz w:val="21"/>
+          <w:szCs w:val="21"/>
+        </w:rPr>
+        <w:t xml:space="preserve"> — a sibling re-split, a corrected mother weight, an edited weight-per-tube. The freeze rule handles the first two; for the third, never allow a published SKU without a weight.</w:t>
+      </w:r>
+    </w:p>
+    <w:p>
+      <w:pPr>
+        <w:spacing w:after="140" w:before="60" w:line="276"/>
+      </w:pPr>
+      <w:r>
+        <w:rPr>
+          <w:rFonts w:ascii="Calibri" w:cs="Calibri" w:eastAsia="Calibri" w:hAnsi="Calibri"/>
+          <w:b/>
+          <w:bCs/>
+          <w:i w:val="false"/>
+          <w:iCs w:val="false"/>
+          <w:color w:val="000000"/>
+          <w:sz w:val="21"/>
+          <w:szCs w:val="21"/>
+        </w:rPr>
+        <w:t xml:space="preserve">100–105% is a genuine over-fill tolerance</w:t>
+      </w:r>
+      <w:r>
+        <w:rPr>
+          <w:rFonts w:ascii="Calibri" w:cs="Calibri" w:eastAsia="Calibri" w:hAnsi="Calibri"/>
+          <w:b w:val="false"/>
+          <w:bCs w:val="false"/>
+          <w:i w:val="false"/>
+          <w:iCs w:val="false"/>
+          <w:color w:val="000000"/>
+          <w:sz w:val="21"/>
+          <w:szCs w:val="21"/>
+        </w:rPr>
+        <w:t xml:space="preserve"> — warn and save. </w:t>
+      </w:r>
+      <w:r>
+        <w:rPr>
+          <w:rFonts w:ascii="Calibri" w:cs="Calibri" w:eastAsia="Calibri" w:hAnsi="Calibri"/>
+          <w:b/>
+          <w:bCs/>
+          <w:i w:val="false"/>
+          <w:iCs w:val="false"/>
+          <w:color w:val="000000"/>
+          <w:sz w:val="21"/>
+          <w:szCs w:val="21"/>
+        </w:rPr>
+        <w:t xml:space="preserve">Above 105% is impossible</w:t>
+      </w:r>
+      <w:r>
+        <w:rPr>
+          <w:rFonts w:ascii="Calibri" w:cs="Calibri" w:eastAsia="Calibri" w:hAnsi="Calibri"/>
+          <w:b w:val="false"/>
+          <w:bCs w:val="false"/>
+          <w:i w:val="false"/>
+          <w:iCs w:val="false"/>
+          <w:color w:val="000000"/>
+          <w:sz w:val="21"/>
+          <w:szCs w:val="21"/>
+        </w:rPr>
+        <w:t xml:space="preserve"> — refuse.</w:t>
+      </w:r>
+    </w:p>
+    <w:p>
+      <w:pPr>
+        <w:pBdr>
+          <w:bottom w:val="single" w:color="D0D5DD" w:sz="6" w:space="1"/>
+        </w:pBdr>
+        <w:spacing w:after="200" w:before="160"/>
+      </w:pPr>
+    </w:p>
+    <w:p>
+      <w:pPr>
+        <w:pStyle w:val="Heading1"/>
+        <w:keepNext/>
+        <w:pBdr>
+          <w:bottom w:val="single" w:color="D0D5DD" w:sz="6" w:space="6"/>
+        </w:pBdr>
+        <w:spacing w:after="140" w:before="360"/>
+      </w:pPr>
+      <w:r>
+        <w:rPr>
+          <w:rFonts w:ascii="Calibri" w:cs="Calibri" w:eastAsia="Calibri" w:hAnsi="Calibri"/>
+          <w:b/>
+          <w:bCs/>
+          <w:i w:val="false"/>
+          <w:iCs w:val="false"/>
+          <w:color w:val="1F3864"/>
+          <w:sz w:val="28"/>
+          <w:szCs w:val="28"/>
+        </w:rPr>
+        <w:t xml:space="preserve">5. Coil inward vs dispatch</w:t>
+      </w:r>
+    </w:p>
+    <w:p>
+      <w:pPr>
+        <w:keepNext/>
+        <w:keepLines/>
+        <w:pBdr>
+          <w:top w:val="single" w:color="F2F4F7" w:sz="2" w:space="4"/>
+          <w:left w:val="single" w:color="2E5C8A" w:sz="12" w:space="8"/>
+        </w:pBdr>
+        <w:shd w:fill="F2F4F7" w:color="auto" w:val="clear"/>
+        <w:spacing w:after="0" w:before="100" w:line="240"/>
+        <w:ind w:left="170"/>
+      </w:pPr>
+      <w:r>
+        <w:rPr>
+          <w:rFonts w:ascii="Consolas" w:cs="Consolas" w:eastAsia="Consolas" w:hAnsi="Consolas"/>
+          <w:sz w:val="17"/>
+          <w:szCs w:val="17"/>
+        </w:rPr>
+        <w:t xml:space="preserve">Entered by hand :  coil inward → slitting → production</w:t>
+      </w:r>
+    </w:p>
+    <w:p>
+      <w:pPr>
+        <w:keepNext/>
+        <w:keepLines/>
+        <w:pBdr>
+          <w:left w:val="single" w:color="2E5C8A" w:sz="12" w:space="8"/>
+        </w:pBdr>
+        <w:shd w:fill="F2F4F7" w:color="auto" w:val="clear"/>
+        <w:spacing w:after="0" w:before="0" w:line="240"/>
+        <w:ind w:left="170"/>
+      </w:pPr>
+      <w:r>
+        <w:rPr>
+          <w:rFonts w:ascii="Consolas" w:cs="Consolas" w:eastAsia="Consolas" w:hAnsi="Consolas"/>
+          <w:sz w:val="17"/>
+          <w:szCs w:val="17"/>
+        </w:rPr>
+        <w:t xml:space="preserve">Imported        :  invoices, from the sales document</w:t>
+      </w:r>
+    </w:p>
+    <w:p>
+      <w:pPr>
+        <w:keepNext w:val="false"/>
+        <w:keepLines/>
+        <w:pBdr>
+          <w:bottom w:val="single" w:color="F2F4F7" w:sz="2" w:space="4"/>
+          <w:left w:val="single" w:color="2E5C8A" w:sz="12" w:space="8"/>
+        </w:pBdr>
+        <w:shd w:fill="F2F4F7" w:color="auto" w:val="clear"/>
+        <w:spacing w:after="140" w:before="0" w:line="240"/>
+        <w:ind w:left="170"/>
+      </w:pPr>
+      <w:r>
+        <w:rPr>
+          <w:rFonts w:ascii="Consolas" w:cs="Consolas" w:eastAsia="Consolas" w:hAnsi="Consolas"/>
+          <w:sz w:val="17"/>
+          <w:szCs w:val="17"/>
+        </w:rPr>
+        <w:t xml:space="preserve">Derived         :  the invoice → coil link</w:t>
+      </w:r>
+    </w:p>
+    <w:p>
+      <w:pPr>
+        <w:spacing w:after="140" w:before="60" w:line="276"/>
+      </w:pPr>
+      <w:r>
+        <w:rPr>
+          <w:rFonts w:ascii="Calibri" w:cs="Calibri" w:eastAsia="Calibri" w:hAnsi="Calibri"/>
+          <w:b/>
+          <w:bCs/>
+          <w:i w:val="false"/>
+          <w:iCs w:val="false"/>
+          <w:color w:val="000000"/>
+          <w:sz w:val="21"/>
+          <w:szCs w:val="21"/>
+        </w:rPr>
+        <w:t xml:space="preserve">Dispatch must not be hand-enterable.</w:t>
+      </w:r>
+      <w:r>
+        <w:rPr>
+          <w:rFonts w:ascii="Calibri" w:cs="Calibri" w:eastAsia="Calibri" w:hAnsi="Calibri"/>
+          <w:b w:val="false"/>
+          <w:bCs w:val="false"/>
+          <w:i w:val="false"/>
+          <w:iCs w:val="false"/>
+          <w:color w:val="000000"/>
+          <w:sz w:val="21"/>
+          <w:szCs w:val="21"/>
+        </w:rPr>
+        <w:t xml:space="preserve"> It is the billing record and the ERP owns it. Hand entry means two systems disagreeing about revenue.</w:t>
+      </w:r>
+    </w:p>
+    <w:p>
+      <w:pPr>
+        <w:spacing w:after="140" w:before="60" w:line="276"/>
+      </w:pPr>
+      <w:r>
+        <w:rPr>
+          <w:rFonts w:ascii="Calibri" w:cs="Calibri" w:eastAsia="Calibri" w:hAnsi="Calibri"/>
+          <w:b/>
+          <w:bCs/>
+          <w:i w:val="false"/>
+          <w:iCs w:val="false"/>
+          <w:color w:val="000000"/>
+          <w:sz w:val="21"/>
+          <w:szCs w:val="21"/>
+        </w:rPr>
+        <w:t xml:space="preserve">Editing a coil changes only its own master data</w:t>
+      </w:r>
+      <w:r>
+        <w:rPr>
+          <w:rFonts w:ascii="Calibri" w:cs="Calibri" w:eastAsia="Calibri" w:hAnsi="Calibri"/>
+          <w:b w:val="false"/>
+          <w:bCs w:val="false"/>
+          <w:i w:val="false"/>
+          <w:iCs w:val="false"/>
+          <w:color w:val="000000"/>
+          <w:sz w:val="21"/>
+          <w:szCs w:val="21"/>
+        </w:rPr>
+        <w:t xml:space="preserve"> — inward date, coil number, grade, heat number, thickness, width, invoice weight, actual weight, vendor PO. It is not a route to adjust dispatch. Three guards:</w:t>
+      </w:r>
+    </w:p>
+    <w:p>
+      <w:pPr>
+        <w:pStyle w:val="ListParagraph"/>
+        <w:numPr>
+          <w:ilvl w:val="0"/>
+          <w:numId w:val="3"/>
+        </w:numPr>
+        <w:spacing w:after="40" w:before="40"/>
+      </w:pPr>
+      <w:r>
+        <w:rPr>
+          <w:rFonts w:ascii="Calibri" w:cs="Calibri" w:eastAsia="Calibri" w:hAnsi="Calibri"/>
+          <w:b/>
+          <w:bCs/>
+          <w:i w:val="false"/>
+          <w:iCs w:val="false"/>
+          <w:color w:val="000000"/>
+          <w:sz w:val="21"/>
+          <w:szCs w:val="21"/>
+        </w:rPr>
+        <w:t xml:space="preserve">Actual weight</w:t>
+      </w:r>
+      <w:r>
+        <w:rPr>
+          <w:rFonts w:ascii="Calibri" w:cs="Calibri" w:eastAsia="Calibri" w:hAnsi="Calibri"/>
+          <w:b w:val="false"/>
+          <w:bCs w:val="false"/>
+          <w:i w:val="false"/>
+          <w:iCs w:val="false"/>
+          <w:color w:val="000000"/>
+          <w:sz w:val="21"/>
+          <w:szCs w:val="21"/>
+        </w:rPr>
+        <w:t xml:space="preserve"> — re-split the unfrozen babies in the same transaction.</w:t>
+      </w:r>
+    </w:p>
+    <w:p>
+      <w:pPr>
+        <w:pStyle w:val="ListParagraph"/>
+        <w:numPr>
+          <w:ilvl w:val="0"/>
+          <w:numId w:val="3"/>
+        </w:numPr>
+        <w:spacing w:after="40" w:before="40"/>
+      </w:pPr>
+      <w:r>
+        <w:rPr>
+          <w:rFonts w:ascii="Calibri" w:cs="Calibri" w:eastAsia="Calibri" w:hAnsi="Calibri"/>
+          <w:b/>
+          <w:bCs/>
+          <w:i w:val="false"/>
+          <w:iCs w:val="false"/>
+          <w:color w:val="000000"/>
+          <w:sz w:val="21"/>
+          <w:szCs w:val="21"/>
+        </w:rPr>
+        <w:t xml:space="preserve">Thickness or width</w:t>
+      </w:r>
+      <w:r>
+        <w:rPr>
+          <w:rFonts w:ascii="Calibri" w:cs="Calibri" w:eastAsia="Calibri" w:hAnsi="Calibri"/>
+          <w:b w:val="false"/>
+          <w:bCs w:val="false"/>
+          <w:i w:val="false"/>
+          <w:iCs w:val="false"/>
+          <w:color w:val="000000"/>
+          <w:sz w:val="21"/>
+          <w:szCs w:val="21"/>
+        </w:rPr>
+        <w:t xml:space="preserve"> — block once babies exist; every downstream match depends on them.</w:t>
+      </w:r>
+    </w:p>
+    <w:p>
+      <w:pPr>
+        <w:pStyle w:val="ListParagraph"/>
+        <w:numPr>
+          <w:ilvl w:val="0"/>
+          <w:numId w:val="3"/>
+        </w:numPr>
+        <w:spacing w:after="40" w:before="40"/>
+      </w:pPr>
+      <w:r>
+        <w:rPr>
+          <w:rFonts w:ascii="Calibri" w:cs="Calibri" w:eastAsia="Calibri" w:hAnsi="Calibri"/>
+          <w:b/>
+          <w:bCs/>
+          <w:i w:val="false"/>
+          <w:iCs w:val="false"/>
+          <w:color w:val="000000"/>
+          <w:sz w:val="21"/>
+          <w:szCs w:val="21"/>
+        </w:rPr>
+        <w:t xml:space="preserve">Delete</w:t>
+      </w:r>
+      <w:r>
+        <w:rPr>
+          <w:rFonts w:ascii="Calibri" w:cs="Calibri" w:eastAsia="Calibri" w:hAnsi="Calibri"/>
+          <w:b w:val="false"/>
+          <w:bCs w:val="false"/>
+          <w:i w:val="false"/>
+          <w:iCs w:val="false"/>
+          <w:color w:val="000000"/>
+          <w:sz w:val="21"/>
+          <w:szCs w:val="21"/>
+        </w:rPr>
+        <w:t xml:space="preserve"> — blocked once the coil is slit or consumed.</w:t>
+      </w:r>
+    </w:p>
+    <w:p>
+      <w:pPr>
+        <w:pBdr>
+          <w:bottom w:val="single" w:color="D0D5DD" w:sz="6" w:space="1"/>
+        </w:pBdr>
+        <w:spacing w:after="200" w:before="160"/>
+      </w:pPr>
+    </w:p>
+    <w:p>
+      <w:pPr>
+        <w:pStyle w:val="Heading1"/>
+        <w:keepNext/>
+        <w:pBdr>
+          <w:bottom w:val="single" w:color="D0D5DD" w:sz="6" w:space="6"/>
+        </w:pBdr>
+        <w:spacing w:after="140" w:before="360"/>
+      </w:pPr>
+      <w:r>
+        <w:rPr>
+          <w:rFonts w:ascii="Calibri" w:cs="Calibri" w:eastAsia="Calibri" w:hAnsi="Calibri"/>
+          <w:b/>
+          <w:bCs/>
+          <w:i w:val="false"/>
+          <w:iCs w:val="false"/>
+          <w:color w:val="1F3864"/>
+          <w:sz w:val="28"/>
+          <w:szCs w:val="28"/>
+        </w:rPr>
+        <w:t xml:space="preserve">6. Slitting width check</w:t>
+      </w:r>
+    </w:p>
+    <w:p>
+      <w:pPr>
+        <w:spacing w:after="140" w:before="60" w:line="276"/>
+      </w:pPr>
+      <w:r>
+        <w:rPr>
+          <w:rFonts w:ascii="Calibri" w:cs="Calibri" w:eastAsia="Calibri" w:hAnsi="Calibri"/>
+          <w:b w:val="false"/>
+          <w:bCs w:val="false"/>
+          <w:i w:val="false"/>
+          <w:iCs w:val="false"/>
+          <w:color w:val="000000"/>
+          <w:sz w:val="21"/>
+          <w:szCs w:val="21"/>
+        </w:rPr>
+        <w:t xml:space="preserve">Do the strips being cut fit across the mother coil?</w:t>
+      </w:r>
+    </w:p>
+    <w:p>
+      <w:pPr>
+        <w:keepNext/>
+        <w:keepLines/>
+        <w:pBdr>
+          <w:top w:val="single" w:color="F2F4F7" w:sz="2" w:space="4"/>
+          <w:left w:val="single" w:color="2E5C8A" w:sz="12" w:space="8"/>
+        </w:pBdr>
+        <w:shd w:fill="F2F4F7" w:color="auto" w:val="clear"/>
+        <w:spacing w:after="0" w:before="100" w:line="240"/>
+        <w:ind w:left="170"/>
+      </w:pPr>
+      <w:r>
+        <w:rPr>
+          <w:rFonts w:ascii="Consolas" w:cs="Consolas" w:eastAsia="Consolas" w:hAnsi="Consolas"/>
+          <w:sz w:val="17"/>
+          <w:szCs w:val="17"/>
+        </w:rPr>
+        <w:t xml:space="preserve">sum = Σ widths of all babies from this mother (saved + being entered now)</w:t>
+      </w:r>
+    </w:p>
+    <w:p>
+      <w:pPr>
+        <w:keepNext/>
+        <w:keepLines/>
+        <w:pBdr>
+          <w:left w:val="single" w:color="2E5C8A" w:sz="12" w:space="8"/>
+        </w:pBdr>
+        <w:shd w:fill="F2F4F7" w:color="auto" w:val="clear"/>
+        <w:spacing w:after="0" w:before="0" w:line="240"/>
+        <w:ind w:left="170"/>
+      </w:pPr>
+      <w:r>
+        <w:rPr>
+          <w:rFonts w:ascii="Consolas" w:cs="Consolas" w:eastAsia="Consolas" w:hAnsi="Consolas"/>
+          <w:sz w:val="17"/>
+          <w:szCs w:val="17"/>
+        </w:rPr>
+        <w:t xml:space="preserve"> </w:t>
+      </w:r>
+    </w:p>
+    <w:p>
+      <w:pPr>
+        <w:keepNext/>
+        <w:keepLines/>
+        <w:pBdr>
+          <w:left w:val="single" w:color="2E5C8A" w:sz="12" w:space="8"/>
+        </w:pBdr>
+        <w:shd w:fill="F2F4F7" w:color="auto" w:val="clear"/>
+        <w:spacing w:after="0" w:before="0" w:line="240"/>
+        <w:ind w:left="170"/>
+      </w:pPr>
+      <w:r>
+        <w:rPr>
+          <w:rFonts w:ascii="Consolas" w:cs="Consolas" w:eastAsia="Consolas" w:hAnsi="Consolas"/>
+          <w:sz w:val="17"/>
+          <w:szCs w:val="17"/>
+        </w:rPr>
+        <w:t xml:space="preserve">sum ≤ motherWidth − trim                →  OK      (trim allowance intact, trim ≈ 5 mm)</w:t>
+      </w:r>
+    </w:p>
+    <w:p>
+      <w:pPr>
+        <w:keepNext/>
+        <w:keepLines/>
+        <w:pBdr>
+          <w:left w:val="single" w:color="2E5C8A" w:sz="12" w:space="8"/>
+        </w:pBdr>
+        <w:shd w:fill="F2F4F7" w:color="auto" w:val="clear"/>
+        <w:spacing w:after="0" w:before="0" w:line="240"/>
+        <w:ind w:left="170"/>
+      </w:pPr>
+      <w:r>
+        <w:rPr>
+          <w:rFonts w:ascii="Consolas" w:cs="Consolas" w:eastAsia="Consolas" w:hAnsi="Consolas"/>
+          <w:sz w:val="17"/>
+          <w:szCs w:val="17"/>
+        </w:rPr>
+        <w:t xml:space="preserve">motherWidth − trim &lt; sum ≤ motherWidth  →  WARN    (trim eaten into — verify)</w:t>
+      </w:r>
+    </w:p>
+    <w:p>
+      <w:pPr>
+        <w:keepNext w:val="false"/>
+        <w:keepLines/>
+        <w:pBdr>
+          <w:bottom w:val="single" w:color="F2F4F7" w:sz="2" w:space="4"/>
+          <w:left w:val="single" w:color="2E5C8A" w:sz="12" w:space="8"/>
+        </w:pBdr>
+        <w:shd w:fill="F2F4F7" w:color="auto" w:val="clear"/>
+        <w:spacing w:after="140" w:before="0" w:line="240"/>
+        <w:ind w:left="170"/>
+      </w:pPr>
+      <w:r>
+        <w:rPr>
+          <w:rFonts w:ascii="Consolas" w:cs="Consolas" w:eastAsia="Consolas" w:hAnsi="Consolas"/>
+          <w:sz w:val="17"/>
+          <w:szCs w:val="17"/>
+        </w:rPr>
+        <w:t xml:space="preserve">sum &gt; motherWidth                       →  BLOCK   (more strip than steel exists)</w:t>
+      </w:r>
+    </w:p>
+    <w:p>
+      <w:pPr>
+        <w:spacing w:after="140" w:before="60" w:line="276"/>
+      </w:pPr>
+      <w:r>
+        <w:rPr>
+          <w:rFonts w:ascii="Calibri" w:cs="Calibri" w:eastAsia="Calibri" w:hAnsi="Calibri"/>
+          <w:b w:val="false"/>
+          <w:bCs w:val="false"/>
+          <w:i w:val="false"/>
+          <w:iCs w:val="false"/>
+          <w:color w:val="000000"/>
+          <w:sz w:val="21"/>
+          <w:szCs w:val="21"/>
+        </w:rPr>
+        <w:t xml:space="preserve">Duplicate baby coil identifiers also block. </w:t>
+      </w:r>
+      <w:r>
+        <w:rPr>
+          <w:rFonts w:ascii="Calibri" w:cs="Calibri" w:eastAsia="Calibri" w:hAnsi="Calibri"/>
+          <w:b w:val="false"/>
+          <w:bCs w:val="false"/>
+          <w:i/>
+          <w:iCs/>
+          <w:color w:val="000000"/>
+          <w:sz w:val="21"/>
+          <w:szCs w:val="21"/>
+        </w:rPr>
+        <w:t xml:space="preserve">(Number baby IDs in sequence — a letter suffix silently caps a mother at 26 babies.)</w:t>
+      </w:r>
+    </w:p>
+    <w:p>
+      <w:pPr>
+        <w:pBdr>
+          <w:left w:val="single" w:color="B8C4D4" w:sz="12" w:space="10"/>
+        </w:pBdr>
+        <w:spacing w:after="200" w:before="120"/>
+        <w:ind w:left="200"/>
+      </w:pPr>
+      <w:r>
+        <w:rPr>
+          <w:rFonts w:ascii="Calibri" w:cs="Calibri" w:eastAsia="Calibri" w:hAnsi="Calibri"/>
+          <w:b w:val="false"/>
+          <w:bCs w:val="false"/>
+          <w:i/>
+          <w:iCs/>
+          <w:color w:val="595959"/>
+          <w:sz w:val="20"/>
+          <w:szCs w:val="20"/>
+        </w:rPr>
+        <w:t xml:space="preserve">Not the same as the production width match in Q7. </w:t>
+      </w:r>
+      <w:r>
+        <w:rPr>
+          <w:rFonts w:ascii="Calibri" w:cs="Calibri" w:eastAsia="Calibri" w:hAnsi="Calibri"/>
+          <w:b/>
+          <w:bCs/>
+          <w:i/>
+          <w:iCs/>
+          <w:color w:val="595959"/>
+          <w:sz w:val="20"/>
+          <w:szCs w:val="20"/>
+        </w:rPr>
+        <w:t xml:space="preserve">Here:</w:t>
+      </w:r>
+      <w:r>
+        <w:rPr>
+          <w:rFonts w:ascii="Calibri" w:cs="Calibri" w:eastAsia="Calibri" w:hAnsi="Calibri"/>
+          <w:b w:val="false"/>
+          <w:bCs w:val="false"/>
+          <w:i/>
+          <w:iCs/>
+          <w:color w:val="595959"/>
+          <w:sz w:val="20"/>
+          <w:szCs w:val="20"/>
+        </w:rPr>
+        <w:t xml:space="preserve"> Σ baby widths vs mother width. </w:t>
+      </w:r>
+      <w:r>
+        <w:rPr>
+          <w:rFonts w:ascii="Calibri" w:cs="Calibri" w:eastAsia="Calibri" w:hAnsi="Calibri"/>
+          <w:b/>
+          <w:bCs/>
+          <w:i/>
+          <w:iCs/>
+          <w:color w:val="595959"/>
+          <w:sz w:val="20"/>
+          <w:szCs w:val="20"/>
+        </w:rPr>
+        <w:t xml:space="preserve">There:</w:t>
+      </w:r>
+      <w:r>
+        <w:rPr>
+          <w:rFonts w:ascii="Calibri" w:cs="Calibri" w:eastAsia="Calibri" w:hAnsi="Calibri"/>
+          <w:b w:val="false"/>
+          <w:bCs w:val="false"/>
+          <w:i/>
+          <w:iCs/>
+          <w:color w:val="595959"/>
+          <w:sz w:val="20"/>
+          <w:szCs w:val="20"/>
+        </w:rPr>
+        <w:t xml:space="preserve"> one baby's width vs the strip a pipe needs. Give them different names.</w:t>
+      </w:r>
+    </w:p>
+    <w:p>
+      <w:pPr>
+        <w:pBdr>
+          <w:bottom w:val="single" w:color="D0D5DD" w:sz="6" w:space="1"/>
+        </w:pBdr>
+        <w:spacing w:after="200" w:before="160"/>
+      </w:pPr>
+    </w:p>
+    <w:p>
+      <w:pPr>
+        <w:pStyle w:val="Heading1"/>
+        <w:keepNext/>
+        <w:pBdr>
+          <w:bottom w:val="single" w:color="D0D5DD" w:sz="6" w:space="6"/>
+        </w:pBdr>
+        <w:spacing w:after="140" w:before="360"/>
+      </w:pPr>
+      <w:r>
+        <w:rPr>
+          <w:rFonts w:ascii="Calibri" w:cs="Calibri" w:eastAsia="Calibri" w:hAnsi="Calibri"/>
+          <w:b/>
+          <w:bCs/>
+          <w:i w:val="false"/>
+          <w:iCs w:val="false"/>
+          <w:color w:val="1F3864"/>
+          <w:sz w:val="28"/>
+          <w:szCs w:val="28"/>
+        </w:rPr>
+        <w:t xml:space="preserve">7. Which baby coils fulfil a SKU (Production)</w:t>
+      </w:r>
+    </w:p>
+    <w:p>
+      <w:pPr>
+        <w:spacing w:after="140" w:before="60" w:line="276"/>
+      </w:pPr>
+      <w:r>
+        <w:rPr>
+          <w:rFonts w:ascii="Calibri" w:cs="Calibri" w:eastAsia="Calibri" w:hAnsi="Calibri"/>
+          <w:b/>
+          <w:bCs/>
+          <w:i w:val="false"/>
+          <w:iCs w:val="false"/>
+          <w:color w:val="000000"/>
+          <w:sz w:val="21"/>
+          <w:szCs w:val="21"/>
+        </w:rPr>
+        <w:t xml:space="preserve">The system suggests, a human confirms.</w:t>
+      </w:r>
+      <w:r>
+        <w:rPr>
+          <w:rFonts w:ascii="Calibri" w:cs="Calibri" w:eastAsia="Calibri" w:hAnsi="Calibri"/>
+          <w:b w:val="false"/>
+          <w:bCs w:val="false"/>
+          <w:i w:val="false"/>
+          <w:iCs w:val="false"/>
+          <w:color w:val="000000"/>
+          <w:sz w:val="21"/>
+          <w:szCs w:val="21"/>
+        </w:rPr>
+        <w:t xml:space="preserve"> It must never commit a coil selection on its own — wrong suggestions make operators override by hand, and unchecked overrides are what put more steel on a coil than it could hold.</w:t>
+      </w:r>
+    </w:p>
+    <w:p>
+      <w:pPr>
+        <w:pStyle w:val="Heading2"/>
+        <w:keepNext/>
+        <w:spacing w:after="100" w:before="240"/>
+      </w:pPr>
+      <w:r>
+        <w:rPr>
+          <w:rFonts w:ascii="Calibri" w:cs="Calibri" w:eastAsia="Calibri" w:hAnsi="Calibri"/>
+          <w:b/>
+          <w:bCs/>
+          <w:i w:val="false"/>
+          <w:iCs w:val="false"/>
+          <w:color w:val="2E5C8A"/>
+          <w:sz w:val="24"/>
+          <w:szCs w:val="24"/>
+        </w:rPr>
+        <w:t xml:space="preserve">Strip width — what a pipe consumes</w:t>
+      </w:r>
+    </w:p>
+    <w:p>
+      <w:pPr>
+        <w:keepNext/>
+        <w:keepLines/>
+        <w:pBdr>
+          <w:top w:val="single" w:color="F2F4F7" w:sz="2" w:space="4"/>
+          <w:left w:val="single" w:color="2E5C8A" w:sz="12" w:space="8"/>
+        </w:pBdr>
+        <w:shd w:fill="F2F4F7" w:color="auto" w:val="clear"/>
+        <w:spacing w:after="0" w:before="100" w:line="240"/>
+        <w:ind w:left="170"/>
+      </w:pPr>
+      <w:r>
+        <w:rPr>
+          <w:rFonts w:ascii="Consolas" w:cs="Consolas" w:eastAsia="Consolas" w:hAnsi="Consolas"/>
+          <w:sz w:val="17"/>
+          <w:szCs w:val="17"/>
+        </w:rPr>
+        <w:t xml:space="preserve">Strip width = perimeter − 2t          t = wall thickness (mm)</w:t>
+      </w:r>
+    </w:p>
+    <w:p>
+      <w:pPr>
+        <w:keepNext/>
+        <w:keepLines/>
+        <w:pBdr>
+          <w:left w:val="single" w:color="2E5C8A" w:sz="12" w:space="8"/>
+        </w:pBdr>
+        <w:shd w:fill="F2F4F7" w:color="auto" w:val="clear"/>
+        <w:spacing w:after="0" w:before="0" w:line="240"/>
+        <w:ind w:left="170"/>
+      </w:pPr>
+      <w:r>
+        <w:rPr>
+          <w:rFonts w:ascii="Consolas" w:cs="Consolas" w:eastAsia="Consolas" w:hAnsi="Consolas"/>
+          <w:sz w:val="17"/>
+          <w:szCs w:val="17"/>
+        </w:rPr>
+        <w:t xml:space="preserve"> </w:t>
+      </w:r>
+    </w:p>
+    <w:p>
+      <w:pPr>
+        <w:keepNext/>
+        <w:keepLines/>
+        <w:pBdr>
+          <w:left w:val="single" w:color="2E5C8A" w:sz="12" w:space="8"/>
+        </w:pBdr>
+        <w:shd w:fill="F2F4F7" w:color="auto" w:val="clear"/>
+        <w:spacing w:after="0" w:before="0" w:line="240"/>
+        <w:ind w:left="170"/>
+      </w:pPr>
+      <w:r>
+        <w:rPr>
+          <w:rFonts w:ascii="Consolas" w:cs="Consolas" w:eastAsia="Consolas" w:hAnsi="Consolas"/>
+          <w:sz w:val="17"/>
+          <w:szCs w:val="17"/>
+        </w:rPr>
+        <w:t xml:space="preserve">   SHS / RHS   →  2 × (Height + Breadth) − 2t</w:t>
+      </w:r>
+    </w:p>
+    <w:p>
+      <w:pPr>
+        <w:keepNext/>
+        <w:keepLines/>
+        <w:pBdr>
+          <w:left w:val="single" w:color="2E5C8A" w:sz="12" w:space="8"/>
+        </w:pBdr>
+        <w:shd w:fill="F2F4F7" w:color="auto" w:val="clear"/>
+        <w:spacing w:after="0" w:before="0" w:line="240"/>
+        <w:ind w:left="170"/>
+      </w:pPr>
+      <w:r>
+        <w:rPr>
+          <w:rFonts w:ascii="Consolas" w:cs="Consolas" w:eastAsia="Consolas" w:hAnsi="Consolas"/>
+          <w:sz w:val="17"/>
+          <w:szCs w:val="17"/>
+        </w:rPr>
+        <w:t xml:space="preserve">   CHS / ERW   →  π × Outside Diameter  − 2t</w:t>
+      </w:r>
+    </w:p>
+    <w:p>
+      <w:pPr>
+        <w:keepNext/>
+        <w:keepLines/>
+        <w:pBdr>
+          <w:left w:val="single" w:color="2E5C8A" w:sz="12" w:space="8"/>
+        </w:pBdr>
+        <w:shd w:fill="F2F4F7" w:color="auto" w:val="clear"/>
+        <w:spacing w:after="0" w:before="0" w:line="240"/>
+        <w:ind w:left="170"/>
+      </w:pPr>
+      <w:r>
+        <w:rPr>
+          <w:rFonts w:ascii="Consolas" w:cs="Consolas" w:eastAsia="Consolas" w:hAnsi="Consolas"/>
+          <w:sz w:val="17"/>
+          <w:szCs w:val="17"/>
+        </w:rPr>
+        <w:t xml:space="preserve"> </w:t>
+      </w:r>
+    </w:p>
+    <w:p>
+      <w:pPr>
+        <w:keepNext w:val="false"/>
+        <w:keepLines/>
+        <w:pBdr>
+          <w:bottom w:val="single" w:color="F2F4F7" w:sz="2" w:space="4"/>
+          <w:left w:val="single" w:color="2E5C8A" w:sz="12" w:space="8"/>
+        </w:pBdr>
+        <w:shd w:fill="F2F4F7" w:color="auto" w:val="clear"/>
+        <w:spacing w:after="140" w:before="0" w:line="240"/>
+        <w:ind w:left="170"/>
+      </w:pPr>
+      <w:r>
+        <w:rPr>
+          <w:rFonts w:ascii="Consolas" w:cs="Consolas" w:eastAsia="Consolas" w:hAnsi="Consolas"/>
+          <w:sz w:val="17"/>
+          <w:szCs w:val="17"/>
+        </w:rPr>
+        <w:t xml:space="preserve">Example: 50 × 50 × 4.0  →  200 − 8  =  192 mm</w:t>
+      </w:r>
+    </w:p>
+    <w:p>
+      <w:pPr>
+        <w:pStyle w:val="Heading2"/>
+        <w:keepNext/>
+        <w:spacing w:after="100" w:before="240"/>
+      </w:pPr>
+      <w:r>
+        <w:rPr>
+          <w:rFonts w:ascii="Calibri" w:cs="Calibri" w:eastAsia="Calibri" w:hAnsi="Calibri"/>
+          <w:b/>
+          <w:bCs/>
+          <w:i w:val="false"/>
+          <w:iCs w:val="false"/>
+          <w:color w:val="2E5C8A"/>
+          <w:sz w:val="24"/>
+          <w:szCs w:val="24"/>
+        </w:rPr>
+        <w:t xml:space="preserve">Eligibility — three filters, then an order</w:t>
+      </w:r>
+    </w:p>
+    <w:p>
+      <w:pPr>
+        <w:keepNext/>
+        <w:keepLines/>
+        <w:pBdr>
+          <w:top w:val="single" w:color="F2F4F7" w:sz="2" w:space="4"/>
+          <w:left w:val="single" w:color="2E5C8A" w:sz="12" w:space="8"/>
+        </w:pBdr>
+        <w:shd w:fill="F2F4F7" w:color="auto" w:val="clear"/>
+        <w:spacing w:after="0" w:before="100" w:line="240"/>
+        <w:ind w:left="170"/>
+      </w:pPr>
+      <w:r>
+        <w:rPr>
+          <w:rFonts w:ascii="Consolas" w:cs="Consolas" w:eastAsia="Consolas" w:hAnsi="Consolas"/>
+          <w:sz w:val="17"/>
+          <w:szCs w:val="17"/>
+        </w:rPr>
+        <w:t xml:space="preserve">ELIGIBLE = a baby coil passing all three:</w:t>
+      </w:r>
+    </w:p>
+    <w:p>
+      <w:pPr>
+        <w:keepNext/>
+        <w:keepLines/>
+        <w:pBdr>
+          <w:left w:val="single" w:color="2E5C8A" w:sz="12" w:space="8"/>
+        </w:pBdr>
+        <w:shd w:fill="F2F4F7" w:color="auto" w:val="clear"/>
+        <w:spacing w:after="0" w:before="0" w:line="240"/>
+        <w:ind w:left="170"/>
+      </w:pPr>
+      <w:r>
+        <w:rPr>
+          <w:rFonts w:ascii="Consolas" w:cs="Consolas" w:eastAsia="Consolas" w:hAnsi="Consolas"/>
+          <w:sz w:val="17"/>
+          <w:szCs w:val="17"/>
+        </w:rPr>
+        <w:t xml:space="preserve"> </w:t>
+      </w:r>
+    </w:p>
+    <w:p>
+      <w:pPr>
+        <w:keepNext/>
+        <w:keepLines/>
+        <w:pBdr>
+          <w:left w:val="single" w:color="2E5C8A" w:sz="12" w:space="8"/>
+        </w:pBdr>
+        <w:shd w:fill="F2F4F7" w:color="auto" w:val="clear"/>
+        <w:spacing w:after="0" w:before="0" w:line="240"/>
+        <w:ind w:left="170"/>
+      </w:pPr>
+      <w:r>
+        <w:rPr>
+          <w:rFonts w:ascii="Consolas" w:cs="Consolas" w:eastAsia="Consolas" w:hAnsi="Consolas"/>
+          <w:sz w:val="17"/>
+          <w:szCs w:val="17"/>
+        </w:rPr>
+        <w:t xml:space="preserve">  1. WIDTH      |baby width − strip width| ≤ 1 mm</w:t>
+      </w:r>
+    </w:p>
+    <w:p>
+      <w:pPr>
+        <w:keepNext/>
+        <w:keepLines/>
+        <w:pBdr>
+          <w:left w:val="single" w:color="2E5C8A" w:sz="12" w:space="8"/>
+        </w:pBdr>
+        <w:shd w:fill="F2F4F7" w:color="auto" w:val="clear"/>
+        <w:spacing w:after="0" w:before="0" w:line="240"/>
+        <w:ind w:left="170"/>
+      </w:pPr>
+      <w:r>
+        <w:rPr>
+          <w:rFonts w:ascii="Consolas" w:cs="Consolas" w:eastAsia="Consolas" w:hAnsi="Consolas"/>
+          <w:sz w:val="17"/>
+          <w:szCs w:val="17"/>
+        </w:rPr>
+        <w:t xml:space="preserve">  2. THICKNESS  the plant's RM→FG rule table — not a tolerance band</w:t>
+      </w:r>
+    </w:p>
+    <w:p>
+      <w:pPr>
+        <w:keepNext/>
+        <w:keepLines/>
+        <w:pBdr>
+          <w:left w:val="single" w:color="2E5C8A" w:sz="12" w:space="8"/>
+        </w:pBdr>
+        <w:shd w:fill="F2F4F7" w:color="auto" w:val="clear"/>
+        <w:spacing w:after="0" w:before="0" w:line="240"/>
+        <w:ind w:left="170"/>
+      </w:pPr>
+      <w:r>
+        <w:rPr>
+          <w:rFonts w:ascii="Consolas" w:cs="Consolas" w:eastAsia="Consolas" w:hAnsi="Consolas"/>
+          <w:sz w:val="17"/>
+          <w:szCs w:val="17"/>
+        </w:rPr>
+        <w:t xml:space="preserve">  3. AVAILABLE  not scrapped, not flagged Consumed, free capacity &gt; 0</w:t>
+      </w:r>
+    </w:p>
+    <w:p>
+      <w:pPr>
+        <w:keepNext/>
+        <w:keepLines/>
+        <w:pBdr>
+          <w:left w:val="single" w:color="2E5C8A" w:sz="12" w:space="8"/>
+        </w:pBdr>
+        <w:shd w:fill="F2F4F7" w:color="auto" w:val="clear"/>
+        <w:spacing w:after="0" w:before="0" w:line="240"/>
+        <w:ind w:left="170"/>
+      </w:pPr>
+      <w:r>
+        <w:rPr>
+          <w:rFonts w:ascii="Consolas" w:cs="Consolas" w:eastAsia="Consolas" w:hAnsi="Consolas"/>
+          <w:sz w:val="17"/>
+          <w:szCs w:val="17"/>
+        </w:rPr>
+        <w:t xml:space="preserve"> </w:t>
+      </w:r>
+    </w:p>
+    <w:p>
+      <w:pPr>
+        <w:keepNext/>
+        <w:keepLines/>
+        <w:pBdr>
+          <w:left w:val="single" w:color="2E5C8A" w:sz="12" w:space="8"/>
+        </w:pBdr>
+        <w:shd w:fill="F2F4F7" w:color="auto" w:val="clear"/>
+        <w:spacing w:after="0" w:before="0" w:line="240"/>
+        <w:ind w:left="170"/>
+      </w:pPr>
+      <w:r>
+        <w:rPr>
+          <w:rFonts w:ascii="Consolas" w:cs="Consolas" w:eastAsia="Consolas" w:hAnsi="Consolas"/>
+          <w:sz w:val="17"/>
+          <w:szCs w:val="17"/>
+        </w:rPr>
+        <w:t xml:space="preserve">ORDER    oldest slit date first (FIFO), then:</w:t>
+      </w:r>
+    </w:p>
+    <w:p>
+      <w:pPr>
+        <w:keepNext/>
+        <w:keepLines/>
+        <w:pBdr>
+          <w:left w:val="single" w:color="2E5C8A" w:sz="12" w:space="8"/>
+        </w:pBdr>
+        <w:shd w:fill="F2F4F7" w:color="auto" w:val="clear"/>
+        <w:spacing w:after="0" w:before="0" w:line="240"/>
+        <w:ind w:left="170"/>
+      </w:pPr>
+      <w:r>
+        <w:rPr>
+          <w:rFonts w:ascii="Consolas" w:cs="Consolas" w:eastAsia="Consolas" w:hAnsi="Consolas"/>
+          <w:sz w:val="17"/>
+          <w:szCs w:val="17"/>
+        </w:rPr>
+        <w:t xml:space="preserve">           fill each coil to 97% → move to the next</w:t>
+      </w:r>
+    </w:p>
+    <w:p>
+      <w:pPr>
+        <w:keepNext/>
+        <w:keepLines/>
+        <w:pBdr>
+          <w:left w:val="single" w:color="2E5C8A" w:sz="12" w:space="8"/>
+        </w:pBdr>
+        <w:shd w:fill="F2F4F7" w:color="auto" w:val="clear"/>
+        <w:spacing w:after="0" w:before="0" w:line="240"/>
+        <w:ind w:left="170"/>
+      </w:pPr>
+      <w:r>
+        <w:rPr>
+          <w:rFonts w:ascii="Consolas" w:cs="Consolas" w:eastAsia="Consolas" w:hAnsi="Consolas"/>
+          <w:sz w:val="17"/>
+          <w:szCs w:val="17"/>
+        </w:rPr>
+        <w:t xml:space="preserve">           then top up to 100%</w:t>
+      </w:r>
+    </w:p>
+    <w:p>
+      <w:pPr>
+        <w:keepNext/>
+        <w:keepLines/>
+        <w:pBdr>
+          <w:left w:val="single" w:color="2E5C8A" w:sz="12" w:space="8"/>
+        </w:pBdr>
+        <w:shd w:fill="F2F4F7" w:color="auto" w:val="clear"/>
+        <w:spacing w:after="0" w:before="0" w:line="240"/>
+        <w:ind w:left="170"/>
+      </w:pPr>
+      <w:r>
+        <w:rPr>
+          <w:rFonts w:ascii="Consolas" w:cs="Consolas" w:eastAsia="Consolas" w:hAnsi="Consolas"/>
+          <w:sz w:val="17"/>
+          <w:szCs w:val="17"/>
+        </w:rPr>
+        <w:t xml:space="preserve">           then, only if pieces remain, into the 100–105% band</w:t>
+      </w:r>
+    </w:p>
+    <w:p>
+      <w:pPr>
+        <w:keepNext w:val="false"/>
+        <w:keepLines/>
+        <w:pBdr>
+          <w:bottom w:val="single" w:color="F2F4F7" w:sz="2" w:space="4"/>
+          <w:left w:val="single" w:color="2E5C8A" w:sz="12" w:space="8"/>
+        </w:pBdr>
+        <w:shd w:fill="F2F4F7" w:color="auto" w:val="clear"/>
+        <w:spacing w:after="140" w:before="0" w:line="240"/>
+        <w:ind w:left="170"/>
+      </w:pPr>
+      <w:r>
+        <w:rPr>
+          <w:rFonts w:ascii="Consolas" w:cs="Consolas" w:eastAsia="Consolas" w:hAnsi="Consolas"/>
+          <w:sz w:val="17"/>
+          <w:szCs w:val="17"/>
+        </w:rPr>
+        <w:t xml:space="preserve">         Whole pieces only. Any remainder is a shortfall warning, never a block.</w:t>
+      </w:r>
+    </w:p>
+    <w:p>
+      <w:pPr>
+        <w:spacing w:after="140" w:before="60" w:line="276"/>
+      </w:pPr>
+      <w:r>
+        <w:rPr>
+          <w:rFonts w:ascii="Calibri" w:cs="Calibri" w:eastAsia="Calibri" w:hAnsi="Calibri"/>
+          <w:b/>
+          <w:bCs/>
+          <w:i w:val="false"/>
+          <w:iCs w:val="false"/>
+          <w:color w:val="000000"/>
+          <w:sz w:val="21"/>
+          <w:szCs w:val="21"/>
+        </w:rPr>
+        <w:t xml:space="preserve">±1 mm is tight on purpose</w:t>
+      </w:r>
+      <w:r>
+        <w:rPr>
+          <w:rFonts w:ascii="Calibri" w:cs="Calibri" w:eastAsia="Calibri" w:hAnsi="Calibri"/>
+          <w:b w:val="false"/>
+          <w:bCs w:val="false"/>
+          <w:i w:val="false"/>
+          <w:iCs w:val="false"/>
+          <w:color w:val="000000"/>
+          <w:sz w:val="21"/>
+          <w:szCs w:val="21"/>
+        </w:rPr>
+        <w:t xml:space="preserve"> — a coil is either the right strip or it is not. So slitting has to be planned to hit target widths; there is no wide band to absorb error.</w:t>
+      </w:r>
+    </w:p>
+    <w:p>
+      <w:pPr>
+        <w:spacing w:after="140" w:before="60" w:line="276"/>
+      </w:pPr>
+      <w:r>
+        <w:rPr>
+          <w:rFonts w:ascii="Calibri" w:cs="Calibri" w:eastAsia="Calibri" w:hAnsi="Calibri"/>
+          <w:b/>
+          <w:bCs/>
+          <w:i w:val="false"/>
+          <w:iCs w:val="false"/>
+          <w:color w:val="000000"/>
+          <w:sz w:val="21"/>
+          <w:szCs w:val="21"/>
+        </w:rPr>
+        <w:t xml:space="preserve">The manual override list must be wider than the suggestion</w:t>
+      </w:r>
+      <w:r>
+        <w:rPr>
+          <w:rFonts w:ascii="Calibri" w:cs="Calibri" w:eastAsia="Calibri" w:hAnsi="Calibri"/>
+          <w:b w:val="false"/>
+          <w:bCs w:val="false"/>
+          <w:i w:val="false"/>
+          <w:iCs w:val="false"/>
+          <w:color w:val="000000"/>
+          <w:sz w:val="21"/>
+          <w:szCs w:val="21"/>
+        </w:rPr>
+        <w:t xml:space="preserve"> — show every coil with real free capacity, matched ones flagged and sorted first. The floor sometimes has to run an off-spec coil, and hiding them only forces a workaround nobody can see.</w:t>
+      </w:r>
+    </w:p>
+    <w:p>
+      <w:pPr>
+        <w:pStyle w:val="Heading2"/>
+        <w:keepNext/>
+        <w:spacing w:after="100" w:before="240"/>
+      </w:pPr>
+      <w:r>
+        <w:rPr>
+          <w:rFonts w:ascii="Calibri" w:cs="Calibri" w:eastAsia="Calibri" w:hAnsi="Calibri"/>
+          <w:b/>
+          <w:bCs/>
+          <w:i w:val="false"/>
+          <w:iCs w:val="false"/>
+          <w:color w:val="2E5C8A"/>
+          <w:sz w:val="24"/>
+          <w:szCs w:val="24"/>
+        </w:rPr>
+        <w:t xml:space="preserve">Thickness is a lookup table, not a band</w:t>
+      </w:r>
+    </w:p>
+    <w:p>
+      <w:pPr>
+        <w:spacing w:after="140" w:before="60" w:line="276"/>
+      </w:pPr>
+      <w:r>
+        <w:rPr>
+          <w:rFonts w:ascii="Calibri" w:cs="Calibri" w:eastAsia="Calibri" w:hAnsi="Calibri"/>
+          <w:b w:val="false"/>
+          <w:bCs w:val="false"/>
+          <w:i w:val="false"/>
+          <w:iCs w:val="false"/>
+          <w:color w:val="000000"/>
+          <w:sz w:val="21"/>
+          <w:szCs w:val="21"/>
+        </w:rPr>
+        <w:t xml:space="preserve">Which coil gauge rolls which pipe gauge is a plant rule sheet, and the relation is </w:t>
+      </w:r>
+      <w:r>
+        <w:rPr>
+          <w:rFonts w:ascii="Calibri" w:cs="Calibri" w:eastAsia="Calibri" w:hAnsi="Calibri"/>
+          <w:b/>
+          <w:bCs/>
+          <w:i w:val="false"/>
+          <w:iCs w:val="false"/>
+          <w:color w:val="000000"/>
+          <w:sz w:val="21"/>
+          <w:szCs w:val="21"/>
+        </w:rPr>
+        <w:t xml:space="preserve">asymmetric and many-to-many</w:t>
+      </w:r>
+      <w:r>
+        <w:rPr>
+          <w:rFonts w:ascii="Calibri" w:cs="Calibri" w:eastAsia="Calibri" w:hAnsi="Calibri"/>
+          <w:b w:val="false"/>
+          <w:bCs w:val="false"/>
+          <w:i w:val="false"/>
+          <w:iCs w:val="false"/>
+          <w:color w:val="000000"/>
+          <w:sz w:val="21"/>
+          <w:szCs w:val="21"/>
+        </w:rPr>
+        <w:t xml:space="preserve">: a 2.3 coil rolls 2.5 pipe but 2.5 never rolls 2.3; a 3.0 coil rolls both 3.0 and 3.2.</w:t>
+      </w:r>
+    </w:p>
+    <w:p>
+      <w:pPr>
+        <w:spacing w:after="140" w:before="60" w:line="276"/>
+      </w:pPr>
+      <w:r>
+        <w:rPr>
+          <w:rFonts w:ascii="Calibri" w:cs="Calibri" w:eastAsia="Calibri" w:hAnsi="Calibri"/>
+          <w:b w:val="false"/>
+          <w:bCs w:val="false"/>
+          <w:i w:val="false"/>
+          <w:iCs w:val="false"/>
+          <w:color w:val="000000"/>
+          <w:sz w:val="21"/>
+          <w:szCs w:val="21"/>
+        </w:rPr>
+        <w:t xml:space="preserve">A ±band fails both ways — it allows pairings the mill never runs, and cannot express the one-to-many rows at all. </w:t>
+      </w:r>
+      <w:r>
+        <w:rPr>
+          <w:rFonts w:ascii="Calibri" w:cs="Calibri" w:eastAsia="Calibri" w:hAnsi="Calibri"/>
+          <w:b/>
+          <w:bCs/>
+          <w:i w:val="false"/>
+          <w:iCs w:val="false"/>
+          <w:color w:val="000000"/>
+          <w:sz w:val="21"/>
+          <w:szCs w:val="21"/>
+        </w:rPr>
+        <w:t xml:space="preserve">If a finished gauge is not on the sheet, the answer is "no eligible coil" — never fall back to a band.</w:t>
+      </w:r>
+    </w:p>
+    <w:p>
+      <w:pPr>
+        <w:pBdr>
+          <w:bottom w:val="single" w:color="D0D5DD" w:sz="6" w:space="1"/>
+        </w:pBdr>
+        <w:spacing w:after="200" w:before="160"/>
+      </w:pPr>
+    </w:p>
+    <w:p>
+      <w:pPr>
+        <w:pStyle w:val="Heading1"/>
+        <w:keepNext/>
+        <w:pBdr>
+          <w:bottom w:val="single" w:color="D0D5DD" w:sz="6" w:space="6"/>
+        </w:pBdr>
+        <w:spacing w:after="140" w:before="360"/>
+      </w:pPr>
+      <w:r>
+        <w:rPr>
+          <w:rFonts w:ascii="Calibri" w:cs="Calibri" w:eastAsia="Calibri" w:hAnsi="Calibri"/>
+          <w:b/>
+          <w:bCs/>
+          <w:i w:val="false"/>
+          <w:iCs w:val="false"/>
+          <w:color w:val="1F3864"/>
+          <w:sz w:val="28"/>
+          <w:szCs w:val="28"/>
+        </w:rPr>
+        <w:t xml:space="preserve">8. Contractor PO</w:t>
+      </w:r>
+    </w:p>
+    <w:p>
+      <w:pPr>
+        <w:spacing w:after="140" w:before="60" w:line="276"/>
+      </w:pPr>
+      <w:r>
+        <w:rPr>
+          <w:rFonts w:ascii="Calibri" w:cs="Calibri" w:eastAsia="Calibri" w:hAnsi="Calibri"/>
+          <w:b/>
+          <w:bCs/>
+          <w:i w:val="false"/>
+          <w:iCs w:val="false"/>
+          <w:color w:val="000000"/>
+          <w:sz w:val="21"/>
+          <w:szCs w:val="21"/>
+        </w:rPr>
+        <w:t xml:space="preserve">The PO we issue to a contract manufacturer to produce pipes for us.</w:t>
+      </w:r>
+      <w:r>
+        <w:rPr>
+          <w:rFonts w:ascii="Calibri" w:cs="Calibri" w:eastAsia="Calibri" w:hAnsi="Calibri"/>
+          <w:b w:val="false"/>
+          <w:bCs w:val="false"/>
+          <w:i w:val="false"/>
+          <w:iCs w:val="false"/>
+          <w:color w:val="000000"/>
+          <w:sz w:val="21"/>
+          <w:szCs w:val="21"/>
+        </w:rPr>
+        <w:t xml:space="preserve"> It sits on the </w:t>
+      </w:r>
+      <w:r>
+        <w:rPr>
+          <w:rFonts w:ascii="Calibri" w:cs="Calibri" w:eastAsia="Calibri" w:hAnsi="Calibri"/>
+          <w:b/>
+          <w:bCs/>
+          <w:i w:val="false"/>
+          <w:iCs w:val="false"/>
+          <w:color w:val="000000"/>
+          <w:sz w:val="21"/>
+          <w:szCs w:val="21"/>
+        </w:rPr>
+        <w:t xml:space="preserve">production batch</w:t>
+      </w:r>
+      <w:r>
+        <w:rPr>
+          <w:rFonts w:ascii="Calibri" w:cs="Calibri" w:eastAsia="Calibri" w:hAnsi="Calibri"/>
+          <w:b w:val="false"/>
+          <w:bCs w:val="false"/>
+          <w:i w:val="false"/>
+          <w:iCs w:val="false"/>
+          <w:color w:val="000000"/>
+          <w:sz w:val="21"/>
+          <w:szCs w:val="21"/>
+        </w:rPr>
+        <w:t xml:space="preserve"> — the event it buys.</w:t>
+      </w:r>
+    </w:p>
+    <w:p>
+      <w:pPr>
+        <w:spacing w:after="140" w:before="60" w:line="276"/>
+      </w:pPr>
+      <w:r>
+        <w:rPr>
+          <w:rFonts w:ascii="Calibri" w:cs="Calibri" w:eastAsia="Calibri" w:hAnsi="Calibri"/>
+          <w:b/>
+          <w:bCs/>
+          <w:i w:val="false"/>
+          <w:iCs w:val="false"/>
+          <w:color w:val="000000"/>
+          <w:sz w:val="21"/>
+          <w:szCs w:val="21"/>
+        </w:rPr>
+        <w:t xml:space="preserve">It is job work on our own coil.</w:t>
+      </w:r>
+      <w:r>
+        <w:rPr>
+          <w:rFonts w:ascii="Calibri" w:cs="Calibri" w:eastAsia="Calibri" w:hAnsi="Calibri"/>
+          <w:b w:val="false"/>
+          <w:bCs w:val="false"/>
+          <w:i w:val="false"/>
+          <w:iCs w:val="false"/>
+          <w:color w:val="000000"/>
+          <w:sz w:val="21"/>
+          <w:szCs w:val="21"/>
+        </w:rPr>
+        <w:t xml:space="preserve"> We supply steel that is already in our system; the contractor only converts it. So the chain stays intact — a contractor batch consumes our baby coils and carries the same allocation rows as an in-house one. The only difference is where the machine stood.</w:t>
+      </w:r>
+    </w:p>
+    <w:p>
+      <w:pPr>
+        <w:spacing w:after="140" w:before="60" w:line="276"/>
+      </w:pPr>
+      <w:r>
+        <w:rPr>
+          <w:rFonts w:ascii="Calibri" w:cs="Calibri" w:eastAsia="Calibri" w:hAnsi="Calibri"/>
+          <w:b/>
+          <w:bCs/>
+          <w:i w:val="false"/>
+          <w:iCs w:val="false"/>
+          <w:color w:val="000000"/>
+          <w:sz w:val="21"/>
+          <w:szCs w:val="21"/>
+        </w:rPr>
+        <w:t xml:space="preserve">The production batch gains three attributes:</w:t>
+      </w:r>
+      <w:r>
+        <w:rPr>
+          <w:rFonts w:ascii="Calibri" w:cs="Calibri" w:eastAsia="Calibri" w:hAnsi="Calibri"/>
+          <w:b w:val="false"/>
+          <w:bCs w:val="false"/>
+          <w:i w:val="false"/>
+          <w:iCs w:val="false"/>
+          <w:color w:val="000000"/>
+          <w:sz w:val="21"/>
+          <w:szCs w:val="21"/>
+        </w:rPr>
+        <w:t xml:space="preserve"> made by (own plant / contractor), which contractor, and which Contractor PO.</w:t>
+      </w:r>
+    </w:p>
+    <w:p>
+      <w:pPr>
+        <w:spacing w:after="140" w:before="60" w:line="276"/>
+      </w:pPr>
+      <w:r>
+        <w:rPr>
+          <w:rFonts w:ascii="Calibri" w:cs="Calibri" w:eastAsia="Calibri" w:hAnsi="Calibri"/>
+          <w:b/>
+          <w:bCs/>
+          <w:i w:val="false"/>
+          <w:iCs w:val="false"/>
+          <w:color w:val="000000"/>
+          <w:sz w:val="21"/>
+          <w:szCs w:val="21"/>
+        </w:rPr>
+        <w:t xml:space="preserve">The Contractor PO document:</w:t>
+      </w:r>
+    </w:p>
+    <w:p>
+      <w:pPr>
+        <w:keepNext/>
+        <w:keepLines/>
+        <w:pBdr>
+          <w:top w:val="single" w:color="F2F4F7" w:sz="2" w:space="4"/>
+          <w:left w:val="single" w:color="2E5C8A" w:sz="12" w:space="8"/>
+        </w:pBdr>
+        <w:shd w:fill="F2F4F7" w:color="auto" w:val="clear"/>
+        <w:spacing w:after="0" w:before="100" w:line="240"/>
+        <w:ind w:left="170"/>
+      </w:pPr>
+      <w:r>
+        <w:rPr>
+          <w:rFonts w:ascii="Consolas" w:cs="Consolas" w:eastAsia="Consolas" w:hAnsi="Consolas"/>
+          <w:sz w:val="17"/>
+          <w:szCs w:val="17"/>
+        </w:rPr>
+        <w:t xml:space="preserve">Header : contractor, PO date, agreed conversion rate, status</w:t>
+      </w:r>
+    </w:p>
+    <w:p>
+      <w:pPr>
+        <w:keepNext w:val="false"/>
+        <w:keepLines/>
+        <w:pBdr>
+          <w:bottom w:val="single" w:color="F2F4F7" w:sz="2" w:space="4"/>
+          <w:left w:val="single" w:color="2E5C8A" w:sz="12" w:space="8"/>
+        </w:pBdr>
+        <w:shd w:fill="F2F4F7" w:color="auto" w:val="clear"/>
+        <w:spacing w:after="140" w:before="0" w:line="240"/>
+        <w:ind w:left="170"/>
+      </w:pPr>
+      <w:r>
+        <w:rPr>
+          <w:rFonts w:ascii="Consolas" w:cs="Consolas" w:eastAsia="Consolas" w:hAnsi="Consolas"/>
+          <w:sz w:val="17"/>
+          <w:szCs w:val="17"/>
+        </w:rPr>
+        <w:t xml:space="preserve">Lines  : SKU, ordered quantity, delivery date</w:t>
+      </w:r>
+    </w:p>
+    <w:p>
+      <w:pPr>
+        <w:spacing w:after="140" w:before="60" w:line="276"/>
+      </w:pPr>
+      <w:r>
+        <w:rPr>
+          <w:rFonts w:ascii="Calibri" w:cs="Calibri" w:eastAsia="Calibri" w:hAnsi="Calibri"/>
+          <w:b/>
+          <w:bCs/>
+          <w:i w:val="false"/>
+          <w:iCs w:val="false"/>
+          <w:color w:val="000000"/>
+          <w:sz w:val="21"/>
+          <w:szCs w:val="21"/>
+        </w:rPr>
+        <w:t xml:space="preserve">What the linkage answers:</w:t>
       </w:r>
     </w:p>
     <w:tbl>
@@ -2699,8 +3967,8 @@
         </w:tblBorders>
       </w:tblPr>
       <w:tblGrid>
-        <w:gridCol w:w="3819"/>
-        <w:gridCol w:w="5927"/>
+        <w:gridCol w:w="3063"/>
+        <w:gridCol w:w="6683"/>
       </w:tblGrid>
       <w:tr>
         <w:trPr>
@@ -2708,7 +3976,7 @@
         </w:trPr>
         <w:tc>
           <w:tcPr>
-            <w:tcW w:type="dxa" w:w="3819"/>
+            <w:tcW w:type="dxa" w:w="3063"/>
             <w:shd w:fill="1F3864" w:color="auto" w:val="clear"/>
             <w:tcMar>
               <w:top w:type="dxa" w:w="80"/>
@@ -2732,13 +4000,13 @@
                 <w:sz w:val="19"/>
                 <w:szCs w:val="19"/>
               </w:rPr>
-              <w:t xml:space="preserve">Cause</w:t>
-            </w:r>
-          </w:p>
-        </w:tc>
-        <w:tc>
-          <w:tcPr>
-            <w:tcW w:type="dxa" w:w="5927"/>
+              <w:t xml:space="preserve">Question</w:t>
+            </w:r>
+          </w:p>
+        </w:tc>
+        <w:tc>
+          <w:tcPr>
+            <w:tcW w:type="dxa" w:w="6683"/>
             <w:shd w:fill="1F3864" w:color="auto" w:val="clear"/>
             <w:tcMar>
               <w:top w:type="dxa" w:w="80"/>
@@ -2762,7 +4030,7 @@
                 <w:sz w:val="19"/>
                 <w:szCs w:val="19"/>
               </w:rPr>
-              <w:t xml:space="preserve">Rule for the new build</w:t>
+              <w:t xml:space="preserve">Answer</w:t>
             </w:r>
           </w:p>
         </w:tc>
@@ -2770,7 +4038,7 @@
       <w:tr>
         <w:tc>
           <w:tcPr>
-            <w:tcW w:type="dxa" w:w="3819"/>
+            <w:tcW w:type="dxa" w:w="3063"/>
             <w:shd w:fill="FFFFFF" w:color="auto" w:val="clear"/>
             <w:tcMar>
               <w:top w:type="dxa" w:w="80"/>
@@ -2794,13 +4062,13 @@
                 <w:sz w:val="19"/>
                 <w:szCs w:val="19"/>
               </w:rPr>
-              <w:t xml:space="preserve">Manual allocation with no capacity check at write time</w:t>
-            </w:r>
-          </w:p>
-        </w:tc>
-        <w:tc>
-          <w:tcPr>
-            <w:tcW w:type="dxa" w:w="5927"/>
+              <w:t xml:space="preserve">Produced against PO X?</w:t>
+            </w:r>
+          </w:p>
+        </w:tc>
+        <w:tc>
+          <w:tcPr>
+            <w:tcW w:type="dxa" w:w="6683"/>
             <w:shd w:fill="FFFFFF" w:color="auto" w:val="clear"/>
             <w:tcMar>
               <w:top w:type="dxa" w:w="80"/>
@@ -2813,6 +4081,205 @@
             <w:pPr>
               <w:spacing w:after="0" w:before="0"/>
             </w:pPr>
+            <w:r>
+              <w:rPr>
+                <w:rFonts w:ascii="Calibri" w:cs="Calibri" w:eastAsia="Calibri" w:hAnsi="Calibri"/>
+                <w:b w:val="false"/>
+                <w:bCs w:val="false"/>
+                <w:i w:val="false"/>
+                <w:iCs w:val="false"/>
+                <w:color w:val="000000"/>
+                <w:sz w:val="19"/>
+                <w:szCs w:val="19"/>
+              </w:rPr>
+              <w:t xml:space="preserve">Σ pieces on batches referencing X</w:t>
+            </w:r>
+          </w:p>
+        </w:tc>
+      </w:tr>
+      <w:tr>
+        <w:tc>
+          <w:tcPr>
+            <w:tcW w:type="dxa" w:w="3063"/>
+            <w:shd w:fill="F4F6F9" w:color="auto" w:val="clear"/>
+            <w:tcMar>
+              <w:top w:type="dxa" w:w="80"/>
+              <w:left w:type="dxa" w:w="120"/>
+              <w:bottom w:type="dxa" w:w="80"/>
+              <w:right w:type="dxa" w:w="120"/>
+            </w:tcMar>
+          </w:tcPr>
+          <w:p>
+            <w:pPr>
+              <w:spacing w:after="0" w:before="0"/>
+            </w:pPr>
+            <w:r>
+              <w:rPr>
+                <w:rFonts w:ascii="Calibri" w:cs="Calibri" w:eastAsia="Calibri" w:hAnsi="Calibri"/>
+                <w:b w:val="false"/>
+                <w:bCs w:val="false"/>
+                <w:i w:val="false"/>
+                <w:iCs w:val="false"/>
+                <w:color w:val="000000"/>
+                <w:sz w:val="19"/>
+                <w:szCs w:val="19"/>
+              </w:rPr>
+              <w:t xml:space="preserve">Still open on X?</w:t>
+            </w:r>
+          </w:p>
+        </w:tc>
+        <w:tc>
+          <w:tcPr>
+            <w:tcW w:type="dxa" w:w="6683"/>
+            <w:shd w:fill="F4F6F9" w:color="auto" w:val="clear"/>
+            <w:tcMar>
+              <w:top w:type="dxa" w:w="80"/>
+              <w:left w:type="dxa" w:w="120"/>
+              <w:bottom w:type="dxa" w:w="80"/>
+              <w:right w:type="dxa" w:w="120"/>
+            </w:tcMar>
+          </w:tcPr>
+          <w:p>
+            <w:pPr>
+              <w:spacing w:after="0" w:before="0"/>
+            </w:pPr>
+            <w:r>
+              <w:rPr>
+                <w:rFonts w:ascii="Calibri" w:cs="Calibri" w:eastAsia="Calibri" w:hAnsi="Calibri"/>
+                <w:b w:val="false"/>
+                <w:bCs w:val="false"/>
+                <w:i w:val="false"/>
+                <w:iCs w:val="false"/>
+                <w:color w:val="000000"/>
+                <w:sz w:val="19"/>
+                <w:szCs w:val="19"/>
+              </w:rPr>
+              <w:t xml:space="preserve">ordered − produced, per SKU line</w:t>
+            </w:r>
+          </w:p>
+        </w:tc>
+      </w:tr>
+      <w:tr>
+        <w:tc>
+          <w:tcPr>
+            <w:tcW w:type="dxa" w:w="3063"/>
+            <w:shd w:fill="FFFFFF" w:color="auto" w:val="clear"/>
+            <w:tcMar>
+              <w:top w:type="dxa" w:w="80"/>
+              <w:left w:type="dxa" w:w="120"/>
+              <w:bottom w:type="dxa" w:w="80"/>
+              <w:right w:type="dxa" w:w="120"/>
+            </w:tcMar>
+          </w:tcPr>
+          <w:p>
+            <w:pPr>
+              <w:spacing w:after="0" w:before="0"/>
+            </w:pPr>
+            <w:r>
+              <w:rPr>
+                <w:rFonts w:ascii="Calibri" w:cs="Calibri" w:eastAsia="Calibri" w:hAnsi="Calibri"/>
+                <w:b w:val="false"/>
+                <w:bCs w:val="false"/>
+                <w:i w:val="false"/>
+                <w:iCs w:val="false"/>
+                <w:color w:val="000000"/>
+                <w:sz w:val="19"/>
+                <w:szCs w:val="19"/>
+              </w:rPr>
+              <w:t xml:space="preserve">Dispatched or invoiced against X?</w:t>
+            </w:r>
+          </w:p>
+        </w:tc>
+        <w:tc>
+          <w:tcPr>
+            <w:tcW w:type="dxa" w:w="6683"/>
+            <w:shd w:fill="FFFFFF" w:color="auto" w:val="clear"/>
+            <w:tcMar>
+              <w:top w:type="dxa" w:w="80"/>
+              <w:left w:type="dxa" w:w="120"/>
+              <w:bottom w:type="dxa" w:w="80"/>
+              <w:right w:type="dxa" w:w="120"/>
+            </w:tcMar>
+          </w:tcPr>
+          <w:p>
+            <w:pPr>
+              <w:spacing w:after="0" w:before="0"/>
+            </w:pPr>
+            <w:r>
+              <w:rPr>
+                <w:rFonts w:ascii="Calibri" w:cs="Calibri" w:eastAsia="Calibri" w:hAnsi="Calibri"/>
+                <w:b w:val="false"/>
+                <w:bCs w:val="false"/>
+                <w:i w:val="false"/>
+                <w:iCs w:val="false"/>
+                <w:color w:val="000000"/>
+                <w:sz w:val="19"/>
+                <w:szCs w:val="19"/>
+              </w:rPr>
+              <w:t xml:space="preserve">inherited through the allocation chain</w:t>
+            </w:r>
+          </w:p>
+        </w:tc>
+      </w:tr>
+      <w:tr>
+        <w:tc>
+          <w:tcPr>
+            <w:tcW w:type="dxa" w:w="3063"/>
+            <w:shd w:fill="F4F6F9" w:color="auto" w:val="clear"/>
+            <w:tcMar>
+              <w:top w:type="dxa" w:w="80"/>
+              <w:left w:type="dxa" w:w="120"/>
+              <w:bottom w:type="dxa" w:w="80"/>
+              <w:right w:type="dxa" w:w="120"/>
+            </w:tcMar>
+          </w:tcPr>
+          <w:p>
+            <w:pPr>
+              <w:spacing w:after="0" w:before="0"/>
+            </w:pPr>
+            <w:r>
+              <w:rPr>
+                <w:rFonts w:ascii="Calibri" w:cs="Calibri" w:eastAsia="Calibri" w:hAnsi="Calibri"/>
+                <w:b w:val="false"/>
+                <w:bCs w:val="false"/>
+                <w:i w:val="false"/>
+                <w:iCs w:val="false"/>
+                <w:color w:val="000000"/>
+                <w:sz w:val="19"/>
+                <w:szCs w:val="19"/>
+              </w:rPr>
+              <w:t xml:space="preserve">Cost of contractor-made stock?</w:t>
+            </w:r>
+          </w:p>
+        </w:tc>
+        <w:tc>
+          <w:tcPr>
+            <w:tcW w:type="dxa" w:w="6683"/>
+            <w:shd w:fill="F4F6F9" w:color="auto" w:val="clear"/>
+            <w:tcMar>
+              <w:top w:type="dxa" w:w="80"/>
+              <w:left w:type="dxa" w:w="120"/>
+              <w:bottom w:type="dxa" w:w="80"/>
+              <w:right w:type="dxa" w:w="120"/>
+            </w:tcMar>
+          </w:tcPr>
+          <w:p>
+            <w:pPr>
+              <w:spacing w:after="0" w:before="0"/>
+            </w:pPr>
+            <w:r>
+              <w:rPr>
+                <w:rFonts w:ascii="Calibri" w:cs="Calibri" w:eastAsia="Calibri" w:hAnsi="Calibri"/>
+                <w:b w:val="false"/>
+                <w:bCs w:val="false"/>
+                <w:i w:val="false"/>
+                <w:iCs w:val="false"/>
+                <w:color w:val="000000"/>
+                <w:sz w:val="19"/>
+                <w:szCs w:val="19"/>
+              </w:rPr>
+              <w:t xml:space="preserve">coil cost (via the mother) + </w:t>
+            </w:r>
             <w:r>
               <w:rPr>
                 <w:rFonts w:ascii="Calibri" w:cs="Calibri" w:eastAsia="Calibri" w:hAnsi="Calibri"/>
@@ -2824,206 +4291,20 @@
                 <w:sz w:val="19"/>
                 <w:szCs w:val="19"/>
               </w:rPr>
-              <w:t xml:space="preserve">Hard-block above 105%.</w:t>
-            </w:r>
-            <w:r>
-              <w:rPr>
-                <w:rFonts w:ascii="Calibri" w:cs="Calibri" w:eastAsia="Calibri" w:hAnsi="Calibri"/>
-                <w:b w:val="false"/>
-                <w:bCs w:val="false"/>
-                <w:i w:val="false"/>
-                <w:iCs w:val="false"/>
-                <w:color w:val="000000"/>
-                <w:sz w:val="19"/>
-                <w:szCs w:val="19"/>
-              </w:rPr>
-              <w:t xml:space="preserve"> Pair it with a one-click "redistribute the excess" so the operator is not stuck</w:t>
-            </w:r>
-          </w:p>
-        </w:tc>
-      </w:tr>
-      <w:tr>
-        <w:tc>
-          <w:tcPr>
-            <w:tcW w:type="dxa" w:w="3819"/>
-            <w:shd w:fill="F4F6F9" w:color="auto" w:val="clear"/>
-            <w:tcMar>
-              <w:top w:type="dxa" w:w="80"/>
-              <w:left w:type="dxa" w:w="120"/>
-              <w:bottom w:type="dxa" w:w="80"/>
-              <w:right w:type="dxa" w:w="120"/>
-            </w:tcMar>
-          </w:tcPr>
-          <w:p>
-            <w:pPr>
-              <w:spacing w:after="0" w:before="0"/>
-            </w:pPr>
-            <w:r>
-              <w:rPr>
-                <w:rFonts w:ascii="Calibri" w:cs="Calibri" w:eastAsia="Calibri" w:hAnsi="Calibri"/>
-                <w:b w:val="false"/>
-                <w:bCs w:val="false"/>
-                <w:i w:val="false"/>
-                <w:iCs w:val="false"/>
-                <w:color w:val="000000"/>
-                <w:sz w:val="19"/>
-                <w:szCs w:val="19"/>
-              </w:rPr>
-              <w:t xml:space="preserve">Weight re-split after consumption</w:t>
-            </w:r>
-          </w:p>
-        </w:tc>
-        <w:tc>
-          <w:tcPr>
-            <w:tcW w:type="dxa" w:w="5927"/>
-            <w:shd w:fill="F4F6F9" w:color="auto" w:val="clear"/>
-            <w:tcMar>
-              <w:top w:type="dxa" w:w="80"/>
-              <w:left w:type="dxa" w:w="120"/>
-              <w:bottom w:type="dxa" w:w="80"/>
-              <w:right w:type="dxa" w:w="120"/>
-            </w:tcMar>
-          </w:tcPr>
-          <w:p>
-            <w:pPr>
-              <w:spacing w:after="0" w:before="0"/>
-            </w:pPr>
-            <w:r>
-              <w:rPr>
-                <w:rFonts w:ascii="Calibri" w:cs="Calibri" w:eastAsia="Calibri" w:hAnsi="Calibri"/>
-                <w:b w:val="false"/>
-                <w:bCs w:val="false"/>
-                <w:i w:val="false"/>
-                <w:iCs w:val="false"/>
-                <w:color w:val="000000"/>
-                <w:sz w:val="19"/>
-                <w:szCs w:val="19"/>
-              </w:rPr>
-              <w:t xml:space="preserve">Solved by the freeze rule above</w:t>
-            </w:r>
-          </w:p>
-        </w:tc>
-      </w:tr>
-      <w:tr>
-        <w:tc>
-          <w:tcPr>
-            <w:tcW w:type="dxa" w:w="3819"/>
-            <w:shd w:fill="FFFFFF" w:color="auto" w:val="clear"/>
-            <w:tcMar>
-              <w:top w:type="dxa" w:w="80"/>
-              <w:left w:type="dxa" w:w="120"/>
-              <w:bottom w:type="dxa" w:w="80"/>
-              <w:right w:type="dxa" w:w="120"/>
-            </w:tcMar>
-          </w:tcPr>
-          <w:p>
-            <w:pPr>
-              <w:spacing w:after="0" w:before="0"/>
-            </w:pPr>
-            <w:r>
-              <w:rPr>
-                <w:rFonts w:ascii="Calibri" w:cs="Calibri" w:eastAsia="Calibri" w:hAnsi="Calibri"/>
-                <w:b w:val="false"/>
-                <w:bCs w:val="false"/>
-                <w:i w:val="false"/>
-                <w:iCs w:val="false"/>
-                <w:color w:val="000000"/>
-                <w:sz w:val="19"/>
-                <w:szCs w:val="19"/>
-              </w:rPr>
-              <w:t xml:space="preserve">Mother's weight edited after slitting without re-splitting</w:t>
-            </w:r>
-          </w:p>
-        </w:tc>
-        <w:tc>
-          <w:tcPr>
-            <w:tcW w:type="dxa" w:w="5927"/>
-            <w:shd w:fill="FFFFFF" w:color="auto" w:val="clear"/>
-            <w:tcMar>
-              <w:top w:type="dxa" w:w="80"/>
-              <w:left w:type="dxa" w:w="120"/>
-              <w:bottom w:type="dxa" w:w="80"/>
-              <w:right w:type="dxa" w:w="120"/>
-            </w:tcMar>
-          </w:tcPr>
-          <w:p>
-            <w:pPr>
-              <w:spacing w:after="0" w:before="0"/>
-            </w:pPr>
-            <w:r>
-              <w:rPr>
-                <w:rFonts w:ascii="Calibri" w:cs="Calibri" w:eastAsia="Calibri" w:hAnsi="Calibri"/>
-                <w:b w:val="false"/>
-                <w:bCs w:val="false"/>
-                <w:i w:val="false"/>
-                <w:iCs w:val="false"/>
-                <w:color w:val="000000"/>
-                <w:sz w:val="19"/>
-                <w:szCs w:val="19"/>
-              </w:rPr>
-              <w:t xml:space="preserve">Re-split the unfrozen babies in the same transaction</w:t>
-            </w:r>
-          </w:p>
-        </w:tc>
-      </w:tr>
-      <w:tr>
-        <w:tc>
-          <w:tcPr>
-            <w:tcW w:type="dxa" w:w="3819"/>
-            <w:shd w:fill="F4F6F9" w:color="auto" w:val="clear"/>
-            <w:tcMar>
-              <w:top w:type="dxa" w:w="80"/>
-              <w:left w:type="dxa" w:w="120"/>
-              <w:bottom w:type="dxa" w:w="80"/>
-              <w:right w:type="dxa" w:w="120"/>
-            </w:tcMar>
-          </w:tcPr>
-          <w:p>
-            <w:pPr>
-              <w:spacing w:after="0" w:before="0"/>
-            </w:pPr>
-            <w:r>
-              <w:rPr>
-                <w:rFonts w:ascii="Calibri" w:cs="Calibri" w:eastAsia="Calibri" w:hAnsi="Calibri"/>
-                <w:b w:val="false"/>
-                <w:bCs w:val="false"/>
-                <w:i w:val="false"/>
-                <w:iCs w:val="false"/>
-                <w:color w:val="000000"/>
-                <w:sz w:val="19"/>
-                <w:szCs w:val="19"/>
-              </w:rPr>
-              <w:t xml:space="preserve">Weight-per-tube edited after production</w:t>
-            </w:r>
-          </w:p>
-        </w:tc>
-        <w:tc>
-          <w:tcPr>
-            <w:tcW w:type="dxa" w:w="5927"/>
-            <w:shd w:fill="F4F6F9" w:color="auto" w:val="clear"/>
-            <w:tcMar>
-              <w:top w:type="dxa" w:w="80"/>
-              <w:left w:type="dxa" w:w="120"/>
-              <w:bottom w:type="dxa" w:w="80"/>
-              <w:right w:type="dxa" w:w="120"/>
-            </w:tcMar>
-          </w:tcPr>
-          <w:p>
-            <w:pPr>
-              <w:spacing w:after="0" w:before="0"/>
-            </w:pPr>
-            <w:r>
-              <w:rPr>
-                <w:rFonts w:ascii="Calibri" w:cs="Calibri" w:eastAsia="Calibri" w:hAnsi="Calibri"/>
-                <w:b w:val="false"/>
-                <w:bCs w:val="false"/>
-                <w:i w:val="false"/>
-                <w:iCs w:val="false"/>
-                <w:color w:val="000000"/>
-                <w:sz w:val="19"/>
-                <w:szCs w:val="19"/>
-              </w:rPr>
-              <w:t xml:space="preserve">Self-consistent with derived weights; log it, and never allow a published SKU without a weight</w:t>
+              <w:t xml:space="preserve">the PO's</w:t>
+            </w:r>
+            <w:r>
+              <w:rPr>
+                <w:rFonts w:ascii="Calibri" w:cs="Calibri" w:eastAsia="Calibri" w:hAnsi="Calibri"/>
+                <w:b w:val="false"/>
+                <w:bCs w:val="false"/>
+                <w:i w:val="false"/>
+                <w:iCs w:val="false"/>
+                <w:color w:val="000000"/>
+                <w:sz w:val="19"/>
+                <w:szCs w:val="19"/>
+              </w:rPr>
+              <w:t xml:space="preserve"> conversion rate, not the SKU's</w:t>
             </w:r>
           </w:p>
         </w:tc>
@@ -3049,7 +4330,30 @@
           <w:sz w:val="21"/>
           <w:szCs w:val="21"/>
         </w:rPr>
-        <w:t xml:space="preserve">100–105% is a deliberate over-fill tolerance</w:t>
+        <w:t xml:space="preserve">Two things to build, because the steel physically leaves the plant:</w:t>
+      </w:r>
+    </w:p>
+    <w:p>
+      <w:pPr>
+        <w:pStyle w:val="ListParagraph"/>
+        <w:numPr>
+          <w:ilvl w:val="0"/>
+          <w:numId w:val="2"/>
+        </w:numPr>
+        <w:spacing w:after="40" w:before="40"/>
+      </w:pPr>
+      <w:r>
+        <w:rPr>
+          <w:rFonts w:ascii="Calibri" w:cs="Calibri" w:eastAsia="Calibri" w:hAnsi="Calibri"/>
+          <w:b/>
+          <w:bCs/>
+          <w:i w:val="false"/>
+          <w:iCs w:val="false"/>
+          <w:color w:val="000000"/>
+          <w:sz w:val="21"/>
+          <w:szCs w:val="21"/>
+        </w:rPr>
+        <w:t xml:space="preserve">Material issue and return</w:t>
       </w:r>
       <w:r>
         <w:rPr>
@@ -3062,7 +4366,43 @@
           <w:sz w:val="21"/>
           <w:szCs w:val="21"/>
         </w:rPr>
-        <w:t xml:space="preserve"> — saveable with a warning. Above 105% is physically impossible and must be refused.</w:t>
+        <w:t xml:space="preserve"> against the PO — coil sent out, pipe received back. Without it nobody can see what steel is sitting at a contractor's premises.</w:t>
+      </w:r>
+    </w:p>
+    <w:p>
+      <w:pPr>
+        <w:pStyle w:val="ListParagraph"/>
+        <w:numPr>
+          <w:ilvl w:val="0"/>
+          <w:numId w:val="2"/>
+        </w:numPr>
+        <w:spacing w:after="40" w:before="40"/>
+      </w:pPr>
+      <w:r>
+        <w:rPr>
+          <w:rFonts w:ascii="Calibri" w:cs="Calibri" w:eastAsia="Calibri" w:hAnsi="Calibri"/>
+          <w:b/>
+          <w:bCs/>
+          <w:i w:val="false"/>
+          <w:iCs w:val="false"/>
+          <w:color w:val="000000"/>
+          <w:sz w:val="21"/>
+          <w:szCs w:val="21"/>
+        </w:rPr>
+        <w:t xml:space="preserve">Yield per Contractor PO</w:t>
+      </w:r>
+      <w:r>
+        <w:rPr>
+          <w:rFonts w:ascii="Calibri" w:cs="Calibri" w:eastAsia="Calibri" w:hAnsi="Calibri"/>
+          <w:b w:val="false"/>
+          <w:bCs w:val="false"/>
+          <w:i w:val="false"/>
+          <w:iCs w:val="false"/>
+          <w:color w:val="000000"/>
+          <w:sz w:val="21"/>
+          <w:szCs w:val="21"/>
+        </w:rPr>
+        <w:t xml:space="preserve"> — steel issued vs finished weight received. The allocation chain already holds both halves.</w:t>
       </w:r>
     </w:p>
     <w:p>
@@ -3093,7 +4433,102 @@
           <w:sz w:val="28"/>
           <w:szCs w:val="28"/>
         </w:rPr>
-        <w:t xml:space="preserve">5. Coil inward vs dispatch</w:t>
+        <w:t xml:space="preserve">9. SKU master</w:t>
+      </w:r>
+    </w:p>
+    <w:p>
+      <w:pPr>
+        <w:spacing w:after="140" w:before="60" w:line="276"/>
+      </w:pPr>
+      <w:r>
+        <w:rPr>
+          <w:rFonts w:ascii="Calibri" w:cs="Calibri" w:eastAsia="Calibri" w:hAnsi="Calibri"/>
+          <w:b/>
+          <w:bCs/>
+          <w:i w:val="false"/>
+          <w:iCs w:val="false"/>
+          <w:color w:val="000000"/>
+          <w:sz w:val="21"/>
+          <w:szCs w:val="21"/>
+        </w:rPr>
+        <w:t xml:space="preserve">Source: the SKU master maintained by Shubham Narwane. None of these fields are in Zoho Books</w:t>
+      </w:r>
+      <w:r>
+        <w:rPr>
+          <w:rFonts w:ascii="Calibri" w:cs="Calibri" w:eastAsia="Calibri" w:hAnsi="Calibri"/>
+          <w:b w:val="false"/>
+          <w:bCs w:val="false"/>
+          <w:i w:val="false"/>
+          <w:iCs w:val="false"/>
+          <w:color w:val="000000"/>
+          <w:sz w:val="21"/>
+          <w:szCs w:val="21"/>
+        </w:rPr>
+        <w:t xml:space="preserve"> — the ERP carries only the item code and description that appear on transactions. All of it is master data to be set up and maintained in the new system.</w:t>
+      </w:r>
+    </w:p>
+    <w:p>
+      <w:pPr>
+        <w:pStyle w:val="Heading2"/>
+        <w:keepNext/>
+        <w:spacing w:after="100" w:before="240"/>
+      </w:pPr>
+      <w:r>
+        <w:rPr>
+          <w:rFonts w:ascii="Calibri" w:cs="Calibri" w:eastAsia="Calibri" w:hAnsi="Calibri"/>
+          <w:b/>
+          <w:bCs/>
+          <w:i w:val="false"/>
+          <w:iCs w:val="false"/>
+          <w:color w:val="2E5C8A"/>
+          <w:sz w:val="24"/>
+          <w:szCs w:val="24"/>
+        </w:rPr>
+        <w:t xml:space="preserve">Weight of one tube</w:t>
+      </w:r>
+    </w:p>
+    <w:p>
+      <w:pPr>
+        <w:spacing w:after="140" w:before="60" w:line="276"/>
+      </w:pPr>
+      <w:r>
+        <w:rPr>
+          <w:rFonts w:ascii="Calibri" w:cs="Calibri" w:eastAsia="Calibri" w:hAnsi="Calibri"/>
+          <w:b w:val="false"/>
+          <w:bCs w:val="false"/>
+          <w:i w:val="false"/>
+          <w:iCs w:val="false"/>
+          <w:color w:val="000000"/>
+          <w:sz w:val="21"/>
+          <w:szCs w:val="21"/>
+        </w:rPr>
+        <w:t xml:space="preserve">This builds the master value. </w:t>
+      </w:r>
+      <w:r>
+        <w:rPr>
+          <w:rFonts w:ascii="Calibri" w:cs="Calibri" w:eastAsia="Calibri" w:hAnsi="Calibri"/>
+          <w:b/>
+          <w:bCs/>
+          <w:i w:val="false"/>
+          <w:iCs w:val="false"/>
+          <w:color w:val="000000"/>
+          <w:sz w:val="21"/>
+          <w:szCs w:val="21"/>
+        </w:rPr>
+        <w:t xml:space="preserve">Steel density = 7.85 g/cm³.</w:t>
+      </w:r>
+      <w:r>
+        <w:rPr>
+          <w:rFonts w:ascii="Calibri" w:cs="Calibri" w:eastAsia="Calibri" w:hAnsi="Calibri"/>
+          <w:b w:val="false"/>
+          <w:bCs w:val="false"/>
+          <w:i w:val="false"/>
+          <w:iCs w:val="false"/>
+          <w:color w:val="000000"/>
+          <w:sz w:val="21"/>
+          <w:szCs w:val="21"/>
+        </w:rPr>
+        <w:t xml:space="preserve"> Dimensions in mm, result in kg.</w:t>
       </w:r>
     </w:p>
     <w:p>
@@ -3114,7 +4549,7 @@
           <w:sz w:val="17"/>
           <w:szCs w:val="17"/>
         </w:rPr>
-        <w:t xml:space="preserve">Entered by hand:  coil inward → slitting → production (SKU, pieces, coil selection)</w:t>
+        <w:t xml:space="preserve">SHS / RHS      Area (mm²) = 2 × t × (H + B) − 4 × t²</w:t>
       </w:r>
     </w:p>
     <w:p>
@@ -3134,7 +4569,87 @@
           <w:sz w:val="17"/>
           <w:szCs w:val="17"/>
         </w:rPr>
-        <w:t xml:space="preserve">Imported:         invoices, from the sales document</w:t>
+        <w:t xml:space="preserve">CHS / ERW      Area (mm²) = π × (OD − t) × t</w:t>
+      </w:r>
+    </w:p>
+    <w:p>
+      <w:pPr>
+        <w:keepNext/>
+        <w:keepLines/>
+        <w:pBdr>
+          <w:left w:val="single" w:color="2E5C8A" w:sz="12" w:space="8"/>
+        </w:pBdr>
+        <w:shd w:fill="F2F4F7" w:color="auto" w:val="clear"/>
+        <w:spacing w:after="0" w:before="0" w:line="240"/>
+        <w:ind w:left="170"/>
+      </w:pPr>
+      <w:r>
+        <w:rPr>
+          <w:rFonts w:ascii="Consolas" w:cs="Consolas" w:eastAsia="Consolas" w:hAnsi="Consolas"/>
+          <w:sz w:val="17"/>
+          <w:szCs w:val="17"/>
+        </w:rPr>
+        <w:t xml:space="preserve"> </w:t>
+      </w:r>
+    </w:p>
+    <w:p>
+      <w:pPr>
+        <w:keepNext/>
+        <w:keepLines/>
+        <w:pBdr>
+          <w:left w:val="single" w:color="2E5C8A" w:sz="12" w:space="8"/>
+        </w:pBdr>
+        <w:shd w:fill="F2F4F7" w:color="auto" w:val="clear"/>
+        <w:spacing w:after="0" w:before="0" w:line="240"/>
+        <w:ind w:left="170"/>
+      </w:pPr>
+      <w:r>
+        <w:rPr>
+          <w:rFonts w:ascii="Consolas" w:cs="Consolas" w:eastAsia="Consolas" w:hAnsi="Consolas"/>
+          <w:sz w:val="17"/>
+          <w:szCs w:val="17"/>
+        </w:rPr>
+        <w:t xml:space="preserve">Weight (kg)  =  Area × Length × 7.85 ÷ 1,000,000</w:t>
+      </w:r>
+    </w:p>
+    <w:p>
+      <w:pPr>
+        <w:keepNext/>
+        <w:keepLines/>
+        <w:pBdr>
+          <w:left w:val="single" w:color="2E5C8A" w:sz="12" w:space="8"/>
+        </w:pBdr>
+        <w:shd w:fill="F2F4F7" w:color="auto" w:val="clear"/>
+        <w:spacing w:after="0" w:before="0" w:line="240"/>
+        <w:ind w:left="170"/>
+      </w:pPr>
+      <w:r>
+        <w:rPr>
+          <w:rFonts w:ascii="Consolas" w:cs="Consolas" w:eastAsia="Consolas" w:hAnsi="Consolas"/>
+          <w:sz w:val="17"/>
+          <w:szCs w:val="17"/>
+        </w:rPr>
+        <w:t xml:space="preserve"> </w:t>
+      </w:r>
+    </w:p>
+    <w:p>
+      <w:pPr>
+        <w:keepNext/>
+        <w:keepLines/>
+        <w:pBdr>
+          <w:left w:val="single" w:color="2E5C8A" w:sz="12" w:space="8"/>
+        </w:pBdr>
+        <w:shd w:fill="F2F4F7" w:color="auto" w:val="clear"/>
+        <w:spacing w:after="0" w:before="0" w:line="240"/>
+        <w:ind w:left="170"/>
+      </w:pPr>
+      <w:r>
+        <w:rPr>
+          <w:rFonts w:ascii="Consolas" w:cs="Consolas" w:eastAsia="Consolas" w:hAnsi="Consolas"/>
+          <w:sz w:val="17"/>
+          <w:szCs w:val="17"/>
+        </w:rPr>
+        <w:t xml:space="preserve">  H = height   B = breadth   t = wall thickness   OD = outside diameter</w:t>
       </w:r>
     </w:p>
     <w:p>
@@ -3155,1437 +4670,7 @@
           <w:sz w:val="17"/>
           <w:szCs w:val="17"/>
         </w:rPr>
-        <w:t xml:space="preserve">Derived:          the invoice→coil linkage. Nobody types it, ever.</w:t>
-      </w:r>
-    </w:p>
-    <w:p>
-      <w:pPr>
-        <w:spacing w:after="140" w:before="60" w:line="276"/>
-      </w:pPr>
-      <w:r>
-        <w:rPr>
-          <w:rFonts w:ascii="Calibri" w:cs="Calibri" w:eastAsia="Calibri" w:hAnsi="Calibri"/>
-          <w:b/>
-          <w:bCs/>
-          <w:i w:val="false"/>
-          <w:iCs w:val="false"/>
-          <w:color w:val="000000"/>
-          <w:sz w:val="21"/>
-          <w:szCs w:val="21"/>
-        </w:rPr>
-        <w:t xml:space="preserve">Dispatch must not be hand-enterable.</w:t>
-      </w:r>
-      <w:r>
-        <w:rPr>
-          <w:rFonts w:ascii="Calibri" w:cs="Calibri" w:eastAsia="Calibri" w:hAnsi="Calibri"/>
-          <w:b w:val="false"/>
-          <w:bCs w:val="false"/>
-          <w:i w:val="false"/>
-          <w:iCs w:val="false"/>
-          <w:color w:val="000000"/>
-          <w:sz w:val="21"/>
-          <w:szCs w:val="21"/>
-        </w:rPr>
-        <w:t xml:space="preserve"> It is the billing record and the ERP owns it; manual entry means two systems disagreeing about revenue.</w:t>
-      </w:r>
-    </w:p>
-    <w:p>
-      <w:pPr>
-        <w:spacing w:after="140" w:before="60" w:line="276"/>
-      </w:pPr>
-      <w:r>
-        <w:rPr>
-          <w:rFonts w:ascii="Calibri" w:cs="Calibri" w:eastAsia="Calibri" w:hAnsi="Calibri"/>
-          <w:b/>
-          <w:bCs/>
-          <w:i w:val="false"/>
-          <w:iCs w:val="false"/>
-          <w:color w:val="000000"/>
-          <w:sz w:val="21"/>
-          <w:szCs w:val="21"/>
-        </w:rPr>
-        <w:t xml:space="preserve">Editing a coil record</w:t>
-      </w:r>
-      <w:r>
-        <w:rPr>
-          <w:rFonts w:ascii="Calibri" w:cs="Calibri" w:eastAsia="Calibri" w:hAnsi="Calibri"/>
-          <w:b w:val="false"/>
-          <w:bCs w:val="false"/>
-          <w:i w:val="false"/>
-          <w:iCs w:val="false"/>
-          <w:color w:val="000000"/>
-          <w:sz w:val="21"/>
-          <w:szCs w:val="21"/>
-        </w:rPr>
-        <w:t xml:space="preserve"> covers only its own master data — inward date, coil number, grade, heat number, thickness, width, supplier invoice weight, actual weight, vendor PO. It is not a route to adjust dispatch. Guards:</w:t>
-      </w:r>
-    </w:p>
-    <w:p>
-      <w:pPr>
-        <w:pStyle w:val="ListParagraph"/>
-        <w:numPr>
-          <w:ilvl w:val="0"/>
-          <w:numId w:val="3"/>
-        </w:numPr>
-        <w:spacing w:after="40" w:before="40"/>
-      </w:pPr>
-      <w:r>
-        <w:rPr>
-          <w:rFonts w:ascii="Calibri" w:cs="Calibri" w:eastAsia="Calibri" w:hAnsi="Calibri"/>
-          <w:b w:val="false"/>
-          <w:bCs w:val="false"/>
-          <w:i w:val="false"/>
-          <w:iCs w:val="false"/>
-          <w:color w:val="000000"/>
-          <w:sz w:val="21"/>
-          <w:szCs w:val="21"/>
-        </w:rPr>
-        <w:t xml:space="preserve">Changing </w:t>
-      </w:r>
-      <w:r>
-        <w:rPr>
-          <w:rFonts w:ascii="Calibri" w:cs="Calibri" w:eastAsia="Calibri" w:hAnsi="Calibri"/>
-          <w:b/>
-          <w:bCs/>
-          <w:i w:val="false"/>
-          <w:iCs w:val="false"/>
-          <w:color w:val="000000"/>
-          <w:sz w:val="21"/>
-          <w:szCs w:val="21"/>
-        </w:rPr>
-        <w:t xml:space="preserve">actual weight</w:t>
-      </w:r>
-      <w:r>
-        <w:rPr>
-          <w:rFonts w:ascii="Calibri" w:cs="Calibri" w:eastAsia="Calibri" w:hAnsi="Calibri"/>
-          <w:b w:val="false"/>
-          <w:bCs w:val="false"/>
-          <w:i w:val="false"/>
-          <w:iCs w:val="false"/>
-          <w:color w:val="000000"/>
-          <w:sz w:val="21"/>
-          <w:szCs w:val="21"/>
-        </w:rPr>
-        <w:t xml:space="preserve"> must re-split the unfrozen baby coils in the same transaction.</w:t>
-      </w:r>
-    </w:p>
-    <w:p>
-      <w:pPr>
-        <w:pStyle w:val="ListParagraph"/>
-        <w:numPr>
-          <w:ilvl w:val="0"/>
-          <w:numId w:val="3"/>
-        </w:numPr>
-        <w:spacing w:after="40" w:before="40"/>
-      </w:pPr>
-      <w:r>
-        <w:rPr>
-          <w:rFonts w:ascii="Calibri" w:cs="Calibri" w:eastAsia="Calibri" w:hAnsi="Calibri"/>
-          <w:b w:val="false"/>
-          <w:bCs w:val="false"/>
-          <w:i w:val="false"/>
-          <w:iCs w:val="false"/>
-          <w:color w:val="000000"/>
-          <w:sz w:val="21"/>
-          <w:szCs w:val="21"/>
-        </w:rPr>
-        <w:t xml:space="preserve">Changing </w:t>
-      </w:r>
-      <w:r>
-        <w:rPr>
-          <w:rFonts w:ascii="Calibri" w:cs="Calibri" w:eastAsia="Calibri" w:hAnsi="Calibri"/>
-          <w:b/>
-          <w:bCs/>
-          <w:i w:val="false"/>
-          <w:iCs w:val="false"/>
-          <w:color w:val="000000"/>
-          <w:sz w:val="21"/>
-          <w:szCs w:val="21"/>
-        </w:rPr>
-        <w:t xml:space="preserve">thickness or width</w:t>
-      </w:r>
-      <w:r>
-        <w:rPr>
-          <w:rFonts w:ascii="Calibri" w:cs="Calibri" w:eastAsia="Calibri" w:hAnsi="Calibri"/>
-          <w:b w:val="false"/>
-          <w:bCs w:val="false"/>
-          <w:i w:val="false"/>
-          <w:iCs w:val="false"/>
-          <w:color w:val="000000"/>
-          <w:sz w:val="21"/>
-          <w:szCs w:val="21"/>
-        </w:rPr>
-        <w:t xml:space="preserve"> after slitting invalidates every downstream match — block it once babies exist.</w:t>
-      </w:r>
-    </w:p>
-    <w:p>
-      <w:pPr>
-        <w:pStyle w:val="ListParagraph"/>
-        <w:numPr>
-          <w:ilvl w:val="0"/>
-          <w:numId w:val="3"/>
-        </w:numPr>
-        <w:spacing w:after="40" w:before="40"/>
-      </w:pPr>
-      <w:r>
-        <w:rPr>
-          <w:rFonts w:ascii="Calibri" w:cs="Calibri" w:eastAsia="Calibri" w:hAnsi="Calibri"/>
-          <w:b/>
-          <w:bCs/>
-          <w:i w:val="false"/>
-          <w:iCs w:val="false"/>
-          <w:color w:val="000000"/>
-          <w:sz w:val="21"/>
-          <w:szCs w:val="21"/>
-        </w:rPr>
-        <w:t xml:space="preserve">Deleting</w:t>
-      </w:r>
-      <w:r>
-        <w:rPr>
-          <w:rFonts w:ascii="Calibri" w:cs="Calibri" w:eastAsia="Calibri" w:hAnsi="Calibri"/>
-          <w:b w:val="false"/>
-          <w:bCs w:val="false"/>
-          <w:i w:val="false"/>
-          <w:iCs w:val="false"/>
-          <w:color w:val="000000"/>
-          <w:sz w:val="21"/>
-          <w:szCs w:val="21"/>
-        </w:rPr>
-        <w:t xml:space="preserve"> is blocked once the coil is slit or consumed.</w:t>
-      </w:r>
-    </w:p>
-    <w:p>
-      <w:pPr>
-        <w:pBdr>
-          <w:bottom w:val="single" w:color="D0D5DD" w:sz="6" w:space="1"/>
-        </w:pBdr>
-        <w:spacing w:after="200" w:before="160"/>
-      </w:pPr>
-    </w:p>
-    <w:p>
-      <w:pPr>
-        <w:pStyle w:val="Heading1"/>
-        <w:keepNext/>
-        <w:pBdr>
-          <w:bottom w:val="single" w:color="D0D5DD" w:sz="6" w:space="6"/>
-        </w:pBdr>
-        <w:spacing w:after="140" w:before="360"/>
-      </w:pPr>
-      <w:r>
-        <w:rPr>
-          <w:rFonts w:ascii="Calibri" w:cs="Calibri" w:eastAsia="Calibri" w:hAnsi="Calibri"/>
-          <w:b/>
-          <w:bCs/>
-          <w:i w:val="false"/>
-          <w:iCs w:val="false"/>
-          <w:color w:val="1F3864"/>
-          <w:sz w:val="28"/>
-          <w:szCs w:val="28"/>
-        </w:rPr>
-        <w:t xml:space="preserve">6. Slitting width check</w:t>
-      </w:r>
-    </w:p>
-    <w:p>
-      <w:pPr>
-        <w:spacing w:after="140" w:before="60" w:line="276"/>
-      </w:pPr>
-      <w:r>
-        <w:rPr>
-          <w:rFonts w:ascii="Calibri" w:cs="Calibri" w:eastAsia="Calibri" w:hAnsi="Calibri"/>
-          <w:b w:val="false"/>
-          <w:bCs w:val="false"/>
-          <w:i w:val="false"/>
-          <w:iCs w:val="false"/>
-          <w:color w:val="000000"/>
-          <w:sz w:val="21"/>
-          <w:szCs w:val="21"/>
-        </w:rPr>
-        <w:t xml:space="preserve">Do the strips being cut actually fit across the mother coil?</w:t>
-      </w:r>
-    </w:p>
-    <w:p>
-      <w:pPr>
-        <w:keepNext/>
-        <w:keepLines/>
-        <w:pBdr>
-          <w:top w:val="single" w:color="F2F4F7" w:sz="2" w:space="4"/>
-          <w:left w:val="single" w:color="2E5C8A" w:sz="12" w:space="8"/>
-        </w:pBdr>
-        <w:shd w:fill="F2F4F7" w:color="auto" w:val="clear"/>
-        <w:spacing w:after="0" w:before="100" w:line="240"/>
-        <w:ind w:left="170"/>
-      </w:pPr>
-      <w:r>
-        <w:rPr>
-          <w:rFonts w:ascii="Consolas" w:cs="Consolas" w:eastAsia="Consolas" w:hAnsi="Consolas"/>
-          <w:sz w:val="17"/>
-          <w:szCs w:val="17"/>
-        </w:rPr>
-        <w:t xml:space="preserve">sum = Σ widths of all baby coils from this mother (saved + being entered now)</w:t>
-      </w:r>
-    </w:p>
-    <w:p>
-      <w:pPr>
-        <w:keepNext/>
-        <w:keepLines/>
-        <w:pBdr>
-          <w:left w:val="single" w:color="2E5C8A" w:sz="12" w:space="8"/>
-        </w:pBdr>
-        <w:shd w:fill="F2F4F7" w:color="auto" w:val="clear"/>
-        <w:spacing w:after="0" w:before="0" w:line="240"/>
-        <w:ind w:left="170"/>
-      </w:pPr>
-      <w:r>
-        <w:rPr>
-          <w:rFonts w:ascii="Consolas" w:cs="Consolas" w:eastAsia="Consolas" w:hAnsi="Consolas"/>
-          <w:sz w:val="17"/>
-          <w:szCs w:val="17"/>
-        </w:rPr>
-        <w:t xml:space="preserve"> </w:t>
-      </w:r>
-    </w:p>
-    <w:p>
-      <w:pPr>
-        <w:keepNext/>
-        <w:keepLines/>
-        <w:pBdr>
-          <w:left w:val="single" w:color="2E5C8A" w:sz="12" w:space="8"/>
-        </w:pBdr>
-        <w:shd w:fill="F2F4F7" w:color="auto" w:val="clear"/>
-        <w:spacing w:after="0" w:before="0" w:line="240"/>
-        <w:ind w:left="170"/>
-      </w:pPr>
-      <w:r>
-        <w:rPr>
-          <w:rFonts w:ascii="Consolas" w:cs="Consolas" w:eastAsia="Consolas" w:hAnsi="Consolas"/>
-          <w:sz w:val="17"/>
-          <w:szCs w:val="17"/>
-        </w:rPr>
-        <w:t xml:space="preserve">sum ≤ motherWidth − trim                →  OK          (trim allowance intact, trim ≈ 5 mm)</w:t>
-      </w:r>
-    </w:p>
-    <w:p>
-      <w:pPr>
-        <w:keepNext/>
-        <w:keepLines/>
-        <w:pBdr>
-          <w:left w:val="single" w:color="2E5C8A" w:sz="12" w:space="8"/>
-        </w:pBdr>
-        <w:shd w:fill="F2F4F7" w:color="auto" w:val="clear"/>
-        <w:spacing w:after="0" w:before="0" w:line="240"/>
-        <w:ind w:left="170"/>
-      </w:pPr>
-      <w:r>
-        <w:rPr>
-          <w:rFonts w:ascii="Consolas" w:cs="Consolas" w:eastAsia="Consolas" w:hAnsi="Consolas"/>
-          <w:sz w:val="17"/>
-          <w:szCs w:val="17"/>
-        </w:rPr>
-        <w:t xml:space="preserve">motherWidth − trim &lt; sum ≤ motherWidth  →  WARN        (trim eaten into — verify)</w:t>
-      </w:r>
-    </w:p>
-    <w:p>
-      <w:pPr>
-        <w:keepNext w:val="false"/>
-        <w:keepLines/>
-        <w:pBdr>
-          <w:bottom w:val="single" w:color="F2F4F7" w:sz="2" w:space="4"/>
-          <w:left w:val="single" w:color="2E5C8A" w:sz="12" w:space="8"/>
-        </w:pBdr>
-        <w:shd w:fill="F2F4F7" w:color="auto" w:val="clear"/>
-        <w:spacing w:after="140" w:before="0" w:line="240"/>
-        <w:ind w:left="170"/>
-      </w:pPr>
-      <w:r>
-        <w:rPr>
-          <w:rFonts w:ascii="Consolas" w:cs="Consolas" w:eastAsia="Consolas" w:hAnsi="Consolas"/>
-          <w:sz w:val="17"/>
-          <w:szCs w:val="17"/>
-        </w:rPr>
-        <w:t xml:space="preserve">sum &gt; motherWidth                       →  BLOCK       (more strip than steel exists)</w:t>
-      </w:r>
-    </w:p>
-    <w:p>
-      <w:pPr>
-        <w:spacing w:after="140" w:before="60" w:line="276"/>
-      </w:pPr>
-      <w:r>
-        <w:rPr>
-          <w:rFonts w:ascii="Calibri" w:cs="Calibri" w:eastAsia="Calibri" w:hAnsi="Calibri"/>
-          <w:b w:val="false"/>
-          <w:bCs w:val="false"/>
-          <w:i w:val="false"/>
-          <w:iCs w:val="false"/>
-          <w:color w:val="000000"/>
-          <w:sz w:val="21"/>
-          <w:szCs w:val="21"/>
-        </w:rPr>
-        <w:t xml:space="preserve">Also blocking: duplicate baby coil identifiers. </w:t>
-      </w:r>
-      <w:r>
-        <w:rPr>
-          <w:rFonts w:ascii="Calibri" w:cs="Calibri" w:eastAsia="Calibri" w:hAnsi="Calibri"/>
-          <w:b w:val="false"/>
-          <w:bCs w:val="false"/>
-          <w:i/>
-          <w:iCs/>
-          <w:color w:val="000000"/>
-          <w:sz w:val="21"/>
-          <w:szCs w:val="21"/>
-        </w:rPr>
-        <w:t xml:space="preserve">(Use a numeric sequence for baby IDs, not a letter suffix — a letter suffix silently caps a mother at 26 babies.)</w:t>
-      </w:r>
-    </w:p>
-    <w:p>
-      <w:pPr>
-        <w:pBdr>
-          <w:left w:val="single" w:color="B8C4D4" w:sz="12" w:space="10"/>
-        </w:pBdr>
-        <w:spacing w:after="200" w:before="120"/>
-        <w:ind w:left="200"/>
-      </w:pPr>
-      <w:r>
-        <w:rPr>
-          <w:rFonts w:ascii="Calibri" w:cs="Calibri" w:eastAsia="Calibri" w:hAnsi="Calibri"/>
-          <w:b w:val="false"/>
-          <w:bCs w:val="false"/>
-          <w:i/>
-          <w:iCs/>
-          <w:color w:val="595959"/>
-          <w:sz w:val="20"/>
-          <w:szCs w:val="20"/>
-        </w:rPr>
-        <w:t xml:space="preserve">This is </w:t>
-      </w:r>
-      <w:r>
-        <w:rPr>
-          <w:rFonts w:ascii="Calibri" w:cs="Calibri" w:eastAsia="Calibri" w:hAnsi="Calibri"/>
-          <w:b/>
-          <w:bCs/>
-          <w:i/>
-          <w:iCs/>
-          <w:color w:val="595959"/>
-          <w:sz w:val="20"/>
-          <w:szCs w:val="20"/>
-        </w:rPr>
-        <w:t xml:space="preserve">not</w:t>
-      </w:r>
-      <w:r>
-        <w:rPr>
-          <w:rFonts w:ascii="Calibri" w:cs="Calibri" w:eastAsia="Calibri" w:hAnsi="Calibri"/>
-          <w:b w:val="false"/>
-          <w:bCs w:val="false"/>
-          <w:i/>
-          <w:iCs/>
-          <w:color w:val="595959"/>
-          <w:sz w:val="20"/>
-          <w:szCs w:val="20"/>
-        </w:rPr>
-        <w:t xml:space="preserve"> the production width match in Q7. Here: Σ baby widths vs </w:t>
-      </w:r>
-      <w:r>
-        <w:rPr>
-          <w:rFonts w:ascii="Calibri" w:cs="Calibri" w:eastAsia="Calibri" w:hAnsi="Calibri"/>
-          <w:b/>
-          <w:bCs/>
-          <w:i/>
-          <w:iCs/>
-          <w:color w:val="595959"/>
-          <w:sz w:val="20"/>
-          <w:szCs w:val="20"/>
-        </w:rPr>
-        <w:t xml:space="preserve">mother width</w:t>
-      </w:r>
-      <w:r>
-        <w:rPr>
-          <w:rFonts w:ascii="Calibri" w:cs="Calibri" w:eastAsia="Calibri" w:hAnsi="Calibri"/>
-          <w:b w:val="false"/>
-          <w:bCs w:val="false"/>
-          <w:i/>
-          <w:iCs/>
-          <w:color w:val="595959"/>
-          <w:sz w:val="20"/>
-          <w:szCs w:val="20"/>
-        </w:rPr>
-        <w:t xml:space="preserve">. There: one baby's width vs </w:t>
-      </w:r>
-      <w:r>
-        <w:rPr>
-          <w:rFonts w:ascii="Calibri" w:cs="Calibri" w:eastAsia="Calibri" w:hAnsi="Calibri"/>
-          <w:b/>
-          <w:bCs/>
-          <w:i/>
-          <w:iCs/>
-          <w:color w:val="595959"/>
-          <w:sz w:val="20"/>
-          <w:szCs w:val="20"/>
-        </w:rPr>
-        <w:t xml:space="preserve">the strip a pipe needs</w:t>
-      </w:r>
-      <w:r>
-        <w:rPr>
-          <w:rFonts w:ascii="Calibri" w:cs="Calibri" w:eastAsia="Calibri" w:hAnsi="Calibri"/>
-          <w:b w:val="false"/>
-          <w:bCs w:val="false"/>
-          <w:i/>
-          <w:iCs/>
-          <w:color w:val="595959"/>
-          <w:sz w:val="20"/>
-          <w:szCs w:val="20"/>
-        </w:rPr>
-        <w:t xml:space="preserve">. Name them differently.</w:t>
-      </w:r>
-    </w:p>
-    <w:p>
-      <w:pPr>
-        <w:pBdr>
-          <w:bottom w:val="single" w:color="D0D5DD" w:sz="6" w:space="1"/>
-        </w:pBdr>
-        <w:spacing w:after="200" w:before="160"/>
-      </w:pPr>
-    </w:p>
-    <w:p>
-      <w:pPr>
-        <w:pStyle w:val="Heading1"/>
-        <w:keepNext/>
-        <w:pBdr>
-          <w:bottom w:val="single" w:color="D0D5DD" w:sz="6" w:space="6"/>
-        </w:pBdr>
-        <w:spacing w:after="140" w:before="360"/>
-      </w:pPr>
-      <w:r>
-        <w:rPr>
-          <w:rFonts w:ascii="Calibri" w:cs="Calibri" w:eastAsia="Calibri" w:hAnsi="Calibri"/>
-          <w:b/>
-          <w:bCs/>
-          <w:i w:val="false"/>
-          <w:iCs w:val="false"/>
-          <w:color w:val="1F3864"/>
-          <w:sz w:val="28"/>
-          <w:szCs w:val="28"/>
-        </w:rPr>
-        <w:t xml:space="preserve">7. Which baby coils fulfil a SKU (Production)</w:t>
-      </w:r>
-    </w:p>
-    <w:p>
-      <w:pPr>
-        <w:spacing w:after="140" w:before="60" w:line="276"/>
-      </w:pPr>
-      <w:r>
-        <w:rPr>
-          <w:rFonts w:ascii="Calibri" w:cs="Calibri" w:eastAsia="Calibri" w:hAnsi="Calibri"/>
-          <w:b/>
-          <w:bCs/>
-          <w:i w:val="false"/>
-          <w:iCs w:val="false"/>
-          <w:color w:val="000000"/>
-          <w:sz w:val="21"/>
-          <w:szCs w:val="21"/>
-        </w:rPr>
-        <w:t xml:space="preserve">The system suggests. A human confirms.</w:t>
-      </w:r>
-      <w:r>
-        <w:rPr>
-          <w:rFonts w:ascii="Calibri" w:cs="Calibri" w:eastAsia="Calibri" w:hAnsi="Calibri"/>
-          <w:b w:val="false"/>
-          <w:bCs w:val="false"/>
-          <w:i w:val="false"/>
-          <w:iCs w:val="false"/>
-          <w:color w:val="000000"/>
-          <w:sz w:val="21"/>
-          <w:szCs w:val="21"/>
-        </w:rPr>
-        <w:t xml:space="preserve"> It must never auto-commit a coil selection.</w:t>
-      </w:r>
-    </w:p>
-    <w:p>
-      <w:pPr>
-        <w:pStyle w:val="Heading2"/>
-        <w:keepNext/>
-        <w:spacing w:after="100" w:before="240"/>
-      </w:pPr>
-      <w:r>
-        <w:rPr>
-          <w:rFonts w:ascii="Calibri" w:cs="Calibri" w:eastAsia="Calibri" w:hAnsi="Calibri"/>
-          <w:b/>
-          <w:bCs/>
-          <w:i w:val="false"/>
-          <w:iCs w:val="false"/>
-          <w:color w:val="2E5C8A"/>
-          <w:sz w:val="24"/>
-          <w:szCs w:val="24"/>
-        </w:rPr>
-        <w:t xml:space="preserve">Strip width — the width a pipe consumes</w:t>
-      </w:r>
-    </w:p>
-    <w:p>
-      <w:pPr>
-        <w:keepNext/>
-        <w:keepLines/>
-        <w:pBdr>
-          <w:top w:val="single" w:color="F2F4F7" w:sz="2" w:space="4"/>
-          <w:left w:val="single" w:color="2E5C8A" w:sz="12" w:space="8"/>
-        </w:pBdr>
-        <w:shd w:fill="F2F4F7" w:color="auto" w:val="clear"/>
-        <w:spacing w:after="0" w:before="100" w:line="240"/>
-        <w:ind w:left="170"/>
-      </w:pPr>
-      <w:r>
-        <w:rPr>
-          <w:rFonts w:ascii="Consolas" w:cs="Consolas" w:eastAsia="Consolas" w:hAnsi="Consolas"/>
-          <w:sz w:val="17"/>
-          <w:szCs w:val="17"/>
-        </w:rPr>
-        <w:t xml:space="preserve">Strip width = perimeter − 2t          t = wall thickness (mm)</w:t>
-      </w:r>
-    </w:p>
-    <w:p>
-      <w:pPr>
-        <w:keepNext/>
-        <w:keepLines/>
-        <w:pBdr>
-          <w:left w:val="single" w:color="2E5C8A" w:sz="12" w:space="8"/>
-        </w:pBdr>
-        <w:shd w:fill="F2F4F7" w:color="auto" w:val="clear"/>
-        <w:spacing w:after="0" w:before="0" w:line="240"/>
-        <w:ind w:left="170"/>
-      </w:pPr>
-      <w:r>
-        <w:rPr>
-          <w:rFonts w:ascii="Consolas" w:cs="Consolas" w:eastAsia="Consolas" w:hAnsi="Consolas"/>
-          <w:sz w:val="17"/>
-          <w:szCs w:val="17"/>
-        </w:rPr>
-        <w:t xml:space="preserve"> </w:t>
-      </w:r>
-    </w:p>
-    <w:p>
-      <w:pPr>
-        <w:keepNext/>
-        <w:keepLines/>
-        <w:pBdr>
-          <w:left w:val="single" w:color="2E5C8A" w:sz="12" w:space="8"/>
-        </w:pBdr>
-        <w:shd w:fill="F2F4F7" w:color="auto" w:val="clear"/>
-        <w:spacing w:after="0" w:before="0" w:line="240"/>
-        <w:ind w:left="170"/>
-      </w:pPr>
-      <w:r>
-        <w:rPr>
-          <w:rFonts w:ascii="Consolas" w:cs="Consolas" w:eastAsia="Consolas" w:hAnsi="Consolas"/>
-          <w:sz w:val="17"/>
-          <w:szCs w:val="17"/>
-        </w:rPr>
-        <w:t xml:space="preserve">   SHS / RHS   →  2 × (Height + Breadth) − 2t</w:t>
-      </w:r>
-    </w:p>
-    <w:p>
-      <w:pPr>
-        <w:keepNext/>
-        <w:keepLines/>
-        <w:pBdr>
-          <w:left w:val="single" w:color="2E5C8A" w:sz="12" w:space="8"/>
-        </w:pBdr>
-        <w:shd w:fill="F2F4F7" w:color="auto" w:val="clear"/>
-        <w:spacing w:after="0" w:before="0" w:line="240"/>
-        <w:ind w:left="170"/>
-      </w:pPr>
-      <w:r>
-        <w:rPr>
-          <w:rFonts w:ascii="Consolas" w:cs="Consolas" w:eastAsia="Consolas" w:hAnsi="Consolas"/>
-          <w:sz w:val="17"/>
-          <w:szCs w:val="17"/>
-        </w:rPr>
-        <w:t xml:space="preserve">   CHS / ERW   →  π × Outside Diameter  − 2t</w:t>
-      </w:r>
-    </w:p>
-    <w:p>
-      <w:pPr>
-        <w:keepNext/>
-        <w:keepLines/>
-        <w:pBdr>
-          <w:left w:val="single" w:color="2E5C8A" w:sz="12" w:space="8"/>
-        </w:pBdr>
-        <w:shd w:fill="F2F4F7" w:color="auto" w:val="clear"/>
-        <w:spacing w:after="0" w:before="0" w:line="240"/>
-        <w:ind w:left="170"/>
-      </w:pPr>
-      <w:r>
-        <w:rPr>
-          <w:rFonts w:ascii="Consolas" w:cs="Consolas" w:eastAsia="Consolas" w:hAnsi="Consolas"/>
-          <w:sz w:val="17"/>
-          <w:szCs w:val="17"/>
-        </w:rPr>
-        <w:t xml:space="preserve"> </w:t>
-      </w:r>
-    </w:p>
-    <w:p>
-      <w:pPr>
-        <w:keepNext/>
-        <w:keepLines/>
-        <w:pBdr>
-          <w:left w:val="single" w:color="2E5C8A" w:sz="12" w:space="8"/>
-        </w:pBdr>
-        <w:shd w:fill="F2F4F7" w:color="auto" w:val="clear"/>
-        <w:spacing w:after="0" w:before="0" w:line="240"/>
-        <w:ind w:left="170"/>
-      </w:pPr>
-      <w:r>
-        <w:rPr>
-          <w:rFonts w:ascii="Consolas" w:cs="Consolas" w:eastAsia="Consolas" w:hAnsi="Consolas"/>
-          <w:sz w:val="17"/>
-          <w:szCs w:val="17"/>
-        </w:rPr>
-        <w:t xml:space="preserve">Example: 50 × 50 × 4.0  →  200 − 8  =  192 mm</w:t>
-      </w:r>
-    </w:p>
-    <w:p>
-      <w:pPr>
-        <w:keepNext/>
-        <w:keepLines/>
-        <w:pBdr>
-          <w:left w:val="single" w:color="2E5C8A" w:sz="12" w:space="8"/>
-        </w:pBdr>
-        <w:shd w:fill="F2F4F7" w:color="auto" w:val="clear"/>
-        <w:spacing w:after="0" w:before="0" w:line="240"/>
-        <w:ind w:left="170"/>
-      </w:pPr>
-      <w:r>
-        <w:rPr>
-          <w:rFonts w:ascii="Consolas" w:cs="Consolas" w:eastAsia="Consolas" w:hAnsi="Consolas"/>
-          <w:sz w:val="17"/>
-          <w:szCs w:val="17"/>
-        </w:rPr>
-        <w:t xml:space="preserve"> </w:t>
-      </w:r>
-    </w:p>
-    <w:p>
-      <w:pPr>
-        <w:keepNext w:val="false"/>
-        <w:keepLines/>
-        <w:pBdr>
-          <w:bottom w:val="single" w:color="F2F4F7" w:sz="2" w:space="4"/>
-          <w:left w:val="single" w:color="2E5C8A" w:sz="12" w:space="8"/>
-        </w:pBdr>
-        <w:shd w:fill="F2F4F7" w:color="auto" w:val="clear"/>
-        <w:spacing w:after="140" w:before="0" w:line="240"/>
-        <w:ind w:left="170"/>
-      </w:pPr>
-      <w:r>
-        <w:rPr>
-          <w:rFonts w:ascii="Consolas" w:cs="Consolas" w:eastAsia="Consolas" w:hAnsi="Consolas"/>
-          <w:sz w:val="17"/>
-          <w:szCs w:val="17"/>
-        </w:rPr>
-        <w:t xml:space="preserve">Match tolerance: ±1 mm</w:t>
-      </w:r>
-    </w:p>
-    <w:p>
-      <w:pPr>
-        <w:pStyle w:val="Heading2"/>
-        <w:keepNext/>
-        <w:spacing w:after="100" w:before="240"/>
-      </w:pPr>
-      <w:r>
-        <w:rPr>
-          <w:rFonts w:ascii="Calibri" w:cs="Calibri" w:eastAsia="Calibri" w:hAnsi="Calibri"/>
-          <w:b/>
-          <w:bCs/>
-          <w:i w:val="false"/>
-          <w:iCs w:val="false"/>
-          <w:color w:val="2E5C8A"/>
-          <w:sz w:val="24"/>
-          <w:szCs w:val="24"/>
-        </w:rPr>
-        <w:t xml:space="preserve">Eligibility — three filters, then an order</w:t>
-      </w:r>
-    </w:p>
-    <w:p>
-      <w:pPr>
-        <w:keepNext/>
-        <w:keepLines/>
-        <w:pBdr>
-          <w:top w:val="single" w:color="F2F4F7" w:sz="2" w:space="4"/>
-          <w:left w:val="single" w:color="2E5C8A" w:sz="12" w:space="8"/>
-        </w:pBdr>
-        <w:shd w:fill="F2F4F7" w:color="auto" w:val="clear"/>
-        <w:spacing w:after="0" w:before="100" w:line="240"/>
-        <w:ind w:left="170"/>
-      </w:pPr>
-      <w:r>
-        <w:rPr>
-          <w:rFonts w:ascii="Consolas" w:cs="Consolas" w:eastAsia="Consolas" w:hAnsi="Consolas"/>
-          <w:sz w:val="17"/>
-          <w:szCs w:val="17"/>
-        </w:rPr>
-        <w:t xml:space="preserve">ELIGIBLE = a baby coil passing all three:</w:t>
-      </w:r>
-    </w:p>
-    <w:p>
-      <w:pPr>
-        <w:keepNext/>
-        <w:keepLines/>
-        <w:pBdr>
-          <w:left w:val="single" w:color="2E5C8A" w:sz="12" w:space="8"/>
-        </w:pBdr>
-        <w:shd w:fill="F2F4F7" w:color="auto" w:val="clear"/>
-        <w:spacing w:after="0" w:before="0" w:line="240"/>
-        <w:ind w:left="170"/>
-      </w:pPr>
-      <w:r>
-        <w:rPr>
-          <w:rFonts w:ascii="Consolas" w:cs="Consolas" w:eastAsia="Consolas" w:hAnsi="Consolas"/>
-          <w:sz w:val="17"/>
-          <w:szCs w:val="17"/>
-        </w:rPr>
-        <w:t xml:space="preserve"> </w:t>
-      </w:r>
-    </w:p>
-    <w:p>
-      <w:pPr>
-        <w:keepNext/>
-        <w:keepLines/>
-        <w:pBdr>
-          <w:left w:val="single" w:color="2E5C8A" w:sz="12" w:space="8"/>
-        </w:pBdr>
-        <w:shd w:fill="F2F4F7" w:color="auto" w:val="clear"/>
-        <w:spacing w:after="0" w:before="0" w:line="240"/>
-        <w:ind w:left="170"/>
-      </w:pPr>
-      <w:r>
-        <w:rPr>
-          <w:rFonts w:ascii="Consolas" w:cs="Consolas" w:eastAsia="Consolas" w:hAnsi="Consolas"/>
-          <w:sz w:val="17"/>
-          <w:szCs w:val="17"/>
-        </w:rPr>
-        <w:t xml:space="preserve">  1. WIDTH      |baby width − strip width| ≤ 1 mm</w:t>
-      </w:r>
-    </w:p>
-    <w:p>
-      <w:pPr>
-        <w:keepNext/>
-        <w:keepLines/>
-        <w:pBdr>
-          <w:left w:val="single" w:color="2E5C8A" w:sz="12" w:space="8"/>
-        </w:pBdr>
-        <w:shd w:fill="F2F4F7" w:color="auto" w:val="clear"/>
-        <w:spacing w:after="0" w:before="0" w:line="240"/>
-        <w:ind w:left="170"/>
-      </w:pPr>
-      <w:r>
-        <w:rPr>
-          <w:rFonts w:ascii="Consolas" w:cs="Consolas" w:eastAsia="Consolas" w:hAnsi="Consolas"/>
-          <w:sz w:val="17"/>
-          <w:szCs w:val="17"/>
-        </w:rPr>
-        <w:t xml:space="preserve">  2. THICKNESS  the plant's RM→FG rule table — NOT a tolerance band</w:t>
-      </w:r>
-    </w:p>
-    <w:p>
-      <w:pPr>
-        <w:keepNext/>
-        <w:keepLines/>
-        <w:pBdr>
-          <w:left w:val="single" w:color="2E5C8A" w:sz="12" w:space="8"/>
-        </w:pBdr>
-        <w:shd w:fill="F2F4F7" w:color="auto" w:val="clear"/>
-        <w:spacing w:after="0" w:before="0" w:line="240"/>
-        <w:ind w:left="170"/>
-      </w:pPr>
-      <w:r>
-        <w:rPr>
-          <w:rFonts w:ascii="Consolas" w:cs="Consolas" w:eastAsia="Consolas" w:hAnsi="Consolas"/>
-          <w:sz w:val="17"/>
-          <w:szCs w:val="17"/>
-        </w:rPr>
-        <w:t xml:space="preserve">  3. AVAILABLE  not scrapped, not flagged Consumed, free capacity &gt; 0</w:t>
-      </w:r>
-    </w:p>
-    <w:p>
-      <w:pPr>
-        <w:keepNext/>
-        <w:keepLines/>
-        <w:pBdr>
-          <w:left w:val="single" w:color="2E5C8A" w:sz="12" w:space="8"/>
-        </w:pBdr>
-        <w:shd w:fill="F2F4F7" w:color="auto" w:val="clear"/>
-        <w:spacing w:after="0" w:before="0" w:line="240"/>
-        <w:ind w:left="170"/>
-      </w:pPr>
-      <w:r>
-        <w:rPr>
-          <w:rFonts w:ascii="Consolas" w:cs="Consolas" w:eastAsia="Consolas" w:hAnsi="Consolas"/>
-          <w:sz w:val="17"/>
-          <w:szCs w:val="17"/>
-        </w:rPr>
-        <w:t xml:space="preserve"> </w:t>
-      </w:r>
-    </w:p>
-    <w:p>
-      <w:pPr>
-        <w:keepNext/>
-        <w:keepLines/>
-        <w:pBdr>
-          <w:left w:val="single" w:color="2E5C8A" w:sz="12" w:space="8"/>
-        </w:pBdr>
-        <w:shd w:fill="F2F4F7" w:color="auto" w:val="clear"/>
-        <w:spacing w:after="0" w:before="0" w:line="240"/>
-        <w:ind w:left="170"/>
-      </w:pPr>
-      <w:r>
-        <w:rPr>
-          <w:rFonts w:ascii="Consolas" w:cs="Consolas" w:eastAsia="Consolas" w:hAnsi="Consolas"/>
-          <w:sz w:val="17"/>
-          <w:szCs w:val="17"/>
-        </w:rPr>
-        <w:t xml:space="preserve">ORDER    oldest slit date first (FIFO), then:</w:t>
-      </w:r>
-    </w:p>
-    <w:p>
-      <w:pPr>
-        <w:keepNext/>
-        <w:keepLines/>
-        <w:pBdr>
-          <w:left w:val="single" w:color="2E5C8A" w:sz="12" w:space="8"/>
-        </w:pBdr>
-        <w:shd w:fill="F2F4F7" w:color="auto" w:val="clear"/>
-        <w:spacing w:after="0" w:before="0" w:line="240"/>
-        <w:ind w:left="170"/>
-      </w:pPr>
-      <w:r>
-        <w:rPr>
-          <w:rFonts w:ascii="Consolas" w:cs="Consolas" w:eastAsia="Consolas" w:hAnsi="Consolas"/>
-          <w:sz w:val="17"/>
-          <w:szCs w:val="17"/>
-        </w:rPr>
-        <w:t xml:space="preserve">           fill each coil to 97% → move to the next</w:t>
-      </w:r>
-    </w:p>
-    <w:p>
-      <w:pPr>
-        <w:keepNext/>
-        <w:keepLines/>
-        <w:pBdr>
-          <w:left w:val="single" w:color="2E5C8A" w:sz="12" w:space="8"/>
-        </w:pBdr>
-        <w:shd w:fill="F2F4F7" w:color="auto" w:val="clear"/>
-        <w:spacing w:after="0" w:before="0" w:line="240"/>
-        <w:ind w:left="170"/>
-      </w:pPr>
-      <w:r>
-        <w:rPr>
-          <w:rFonts w:ascii="Consolas" w:cs="Consolas" w:eastAsia="Consolas" w:hAnsi="Consolas"/>
-          <w:sz w:val="17"/>
-          <w:szCs w:val="17"/>
-        </w:rPr>
-        <w:t xml:space="preserve">           then top up to 100%</w:t>
-      </w:r>
-    </w:p>
-    <w:p>
-      <w:pPr>
-        <w:keepNext/>
-        <w:keepLines/>
-        <w:pBdr>
-          <w:left w:val="single" w:color="2E5C8A" w:sz="12" w:space="8"/>
-        </w:pBdr>
-        <w:shd w:fill="F2F4F7" w:color="auto" w:val="clear"/>
-        <w:spacing w:after="0" w:before="0" w:line="240"/>
-        <w:ind w:left="170"/>
-      </w:pPr>
-      <w:r>
-        <w:rPr>
-          <w:rFonts w:ascii="Consolas" w:cs="Consolas" w:eastAsia="Consolas" w:hAnsi="Consolas"/>
-          <w:sz w:val="17"/>
-          <w:szCs w:val="17"/>
-        </w:rPr>
-        <w:t xml:space="preserve">           then, only if pieces remain, into the 100–105% over-fill band</w:t>
-      </w:r>
-    </w:p>
-    <w:p>
-      <w:pPr>
-        <w:keepNext w:val="false"/>
-        <w:keepLines/>
-        <w:pBdr>
-          <w:bottom w:val="single" w:color="F2F4F7" w:sz="2" w:space="4"/>
-          <w:left w:val="single" w:color="2E5C8A" w:sz="12" w:space="8"/>
-        </w:pBdr>
-        <w:shd w:fill="F2F4F7" w:color="auto" w:val="clear"/>
-        <w:spacing w:after="140" w:before="0" w:line="240"/>
-        <w:ind w:left="170"/>
-      </w:pPr>
-      <w:r>
-        <w:rPr>
-          <w:rFonts w:ascii="Consolas" w:cs="Consolas" w:eastAsia="Consolas" w:hAnsi="Consolas"/>
-          <w:sz w:val="17"/>
-          <w:szCs w:val="17"/>
-        </w:rPr>
-        <w:t xml:space="preserve">         Whole pieces only. Any remainder is a shortfall warning, never a block.</w:t>
-      </w:r>
-    </w:p>
-    <w:p>
-      <w:pPr>
-        <w:spacing w:after="140" w:before="60" w:line="276"/>
-      </w:pPr>
-      <w:r>
-        <w:rPr>
-          <w:rFonts w:ascii="Calibri" w:cs="Calibri" w:eastAsia="Calibri" w:hAnsi="Calibri"/>
-          <w:b/>
-          <w:bCs/>
-          <w:i w:val="false"/>
-          <w:iCs w:val="false"/>
-          <w:color w:val="000000"/>
-          <w:sz w:val="21"/>
-          <w:szCs w:val="21"/>
-        </w:rPr>
-        <w:t xml:space="preserve">±1 mm is tight by design</w:t>
-      </w:r>
-      <w:r>
-        <w:rPr>
-          <w:rFonts w:ascii="Calibri" w:cs="Calibri" w:eastAsia="Calibri" w:hAnsi="Calibri"/>
-          <w:b w:val="false"/>
-          <w:bCs w:val="false"/>
-          <w:i w:val="false"/>
-          <w:iCs w:val="false"/>
-          <w:color w:val="000000"/>
-          <w:sz w:val="21"/>
-          <w:szCs w:val="21"/>
-        </w:rPr>
-        <w:t xml:space="preserve"> — a coil is either the right strip or it is not. The consequence is that slitting must be planned to hit the target widths; it cannot rely on a wide band to absorb error.</w:t>
-      </w:r>
-    </w:p>
-    <w:p>
-      <w:pPr>
-        <w:pStyle w:val="Heading2"/>
-        <w:keepNext/>
-        <w:spacing w:after="100" w:before="240"/>
-      </w:pPr>
-      <w:r>
-        <w:rPr>
-          <w:rFonts w:ascii="Calibri" w:cs="Calibri" w:eastAsia="Calibri" w:hAnsi="Calibri"/>
-          <w:b/>
-          <w:bCs/>
-          <w:i w:val="false"/>
-          <w:iCs w:val="false"/>
-          <w:color w:val="2E5C8A"/>
-          <w:sz w:val="24"/>
-          <w:szCs w:val="24"/>
-        </w:rPr>
-        <w:t xml:space="preserve">Thickness is a lookup table, not a band</w:t>
-      </w:r>
-    </w:p>
-    <w:p>
-      <w:pPr>
-        <w:spacing w:after="140" w:before="60" w:line="276"/>
-      </w:pPr>
-      <w:r>
-        <w:rPr>
-          <w:rFonts w:ascii="Calibri" w:cs="Calibri" w:eastAsia="Calibri" w:hAnsi="Calibri"/>
-          <w:b w:val="false"/>
-          <w:bCs w:val="false"/>
-          <w:i w:val="false"/>
-          <w:iCs w:val="false"/>
-          <w:color w:val="000000"/>
-          <w:sz w:val="21"/>
-          <w:szCs w:val="21"/>
-        </w:rPr>
-        <w:t xml:space="preserve">Which coil gauge rolls which pipe gauge is a plant rule sheet. The relation is </w:t>
-      </w:r>
-      <w:r>
-        <w:rPr>
-          <w:rFonts w:ascii="Calibri" w:cs="Calibri" w:eastAsia="Calibri" w:hAnsi="Calibri"/>
-          <w:b/>
-          <w:bCs/>
-          <w:i w:val="false"/>
-          <w:iCs w:val="false"/>
-          <w:color w:val="000000"/>
-          <w:sz w:val="21"/>
-          <w:szCs w:val="21"/>
-        </w:rPr>
-        <w:t xml:space="preserve">asymmetric and many-to-many</w:t>
-      </w:r>
-      <w:r>
-        <w:rPr>
-          <w:rFonts w:ascii="Calibri" w:cs="Calibri" w:eastAsia="Calibri" w:hAnsi="Calibri"/>
-          <w:b w:val="false"/>
-          <w:bCs w:val="false"/>
-          <w:i w:val="false"/>
-          <w:iCs w:val="false"/>
-          <w:color w:val="000000"/>
-          <w:sz w:val="21"/>
-          <w:szCs w:val="21"/>
-        </w:rPr>
-        <w:t xml:space="preserve">:</w:t>
-      </w:r>
-    </w:p>
-    <w:p>
-      <w:pPr>
-        <w:pStyle w:val="ListParagraph"/>
-        <w:numPr>
-          <w:ilvl w:val="0"/>
-          <w:numId w:val="3"/>
-        </w:numPr>
-        <w:spacing w:after="40" w:before="40"/>
-      </w:pPr>
-      <w:r>
-        <w:rPr>
-          <w:rFonts w:ascii="Calibri" w:cs="Calibri" w:eastAsia="Calibri" w:hAnsi="Calibri"/>
-          <w:b w:val="false"/>
-          <w:bCs w:val="false"/>
-          <w:i w:val="false"/>
-          <w:iCs w:val="false"/>
-          <w:color w:val="000000"/>
-          <w:sz w:val="21"/>
-          <w:szCs w:val="21"/>
-        </w:rPr>
-        <w:t xml:space="preserve">A </w:t>
-      </w:r>
-      <w:r>
-        <w:rPr>
-          <w:rFonts w:ascii="Calibri" w:cs="Calibri" w:eastAsia="Calibri" w:hAnsi="Calibri"/>
-          <w:b/>
-          <w:bCs/>
-          <w:i w:val="false"/>
-          <w:iCs w:val="false"/>
-          <w:color w:val="000000"/>
-          <w:sz w:val="21"/>
-          <w:szCs w:val="21"/>
-        </w:rPr>
-        <w:t xml:space="preserve">2.3 coil rolls 2.5 pipe — but 2.5 never rolls 2.3.</w:t>
-      </w:r>
-    </w:p>
-    <w:p>
-      <w:pPr>
-        <w:pStyle w:val="ListParagraph"/>
-        <w:numPr>
-          <w:ilvl w:val="0"/>
-          <w:numId w:val="3"/>
-        </w:numPr>
-        <w:spacing w:after="40" w:before="40"/>
-      </w:pPr>
-      <w:r>
-        <w:rPr>
-          <w:rFonts w:ascii="Calibri" w:cs="Calibri" w:eastAsia="Calibri" w:hAnsi="Calibri"/>
-          <w:b w:val="false"/>
-          <w:bCs w:val="false"/>
-          <w:i w:val="false"/>
-          <w:iCs w:val="false"/>
-          <w:color w:val="000000"/>
-          <w:sz w:val="21"/>
-          <w:szCs w:val="21"/>
-        </w:rPr>
-        <w:t xml:space="preserve">A </w:t>
-      </w:r>
-      <w:r>
-        <w:rPr>
-          <w:rFonts w:ascii="Calibri" w:cs="Calibri" w:eastAsia="Calibri" w:hAnsi="Calibri"/>
-          <w:b/>
-          <w:bCs/>
-          <w:i w:val="false"/>
-          <w:iCs w:val="false"/>
-          <w:color w:val="000000"/>
-          <w:sz w:val="21"/>
-          <w:szCs w:val="21"/>
-        </w:rPr>
-        <w:t xml:space="preserve">3.0 coil rolls both 3.0 and 3.2.</w:t>
-      </w:r>
-    </w:p>
-    <w:p>
-      <w:pPr>
-        <w:pStyle w:val="ListParagraph"/>
-        <w:numPr>
-          <w:ilvl w:val="0"/>
-          <w:numId w:val="3"/>
-        </w:numPr>
-        <w:spacing w:after="40" w:before="40"/>
-      </w:pPr>
-      <w:r>
-        <w:rPr>
-          <w:rFonts w:ascii="Calibri" w:cs="Calibri" w:eastAsia="Calibri" w:hAnsi="Calibri"/>
-          <w:b w:val="false"/>
-          <w:bCs w:val="false"/>
-          <w:i w:val="false"/>
-          <w:iCs w:val="false"/>
-          <w:color w:val="000000"/>
-          <w:sz w:val="21"/>
-          <w:szCs w:val="21"/>
-        </w:rPr>
-        <w:t xml:space="preserve">A </w:t>
-      </w:r>
-      <w:r>
-        <w:rPr>
-          <w:rFonts w:ascii="Calibri" w:cs="Calibri" w:eastAsia="Calibri" w:hAnsi="Calibri"/>
-          <w:b/>
-          <w:bCs/>
-          <w:i w:val="false"/>
-          <w:iCs w:val="false"/>
-          <w:color w:val="000000"/>
-          <w:sz w:val="21"/>
-          <w:szCs w:val="21"/>
-        </w:rPr>
-        <w:t xml:space="preserve">2.2 coil rolls both 2.2 and 2.3.</w:t>
-      </w:r>
-    </w:p>
-    <w:p>
-      <w:pPr>
-        <w:spacing w:after="140" w:before="60" w:line="276"/>
-      </w:pPr>
-      <w:r>
-        <w:rPr>
-          <w:rFonts w:ascii="Calibri" w:cs="Calibri" w:eastAsia="Calibri" w:hAnsi="Calibri"/>
-          <w:b w:val="false"/>
-          <w:bCs w:val="false"/>
-          <w:i w:val="false"/>
-          <w:iCs w:val="false"/>
-          <w:color w:val="000000"/>
-          <w:sz w:val="21"/>
-          <w:szCs w:val="21"/>
-        </w:rPr>
-        <w:t xml:space="preserve">A ±band fails in both directions: it admits pairings the mill never runs and cannot express the one-to-many rows at all. </w:t>
-      </w:r>
-      <w:r>
-        <w:rPr>
-          <w:rFonts w:ascii="Calibri" w:cs="Calibri" w:eastAsia="Calibri" w:hAnsi="Calibri"/>
-          <w:b/>
-          <w:bCs/>
-          <w:i w:val="false"/>
-          <w:iCs w:val="false"/>
-          <w:color w:val="000000"/>
-          <w:sz w:val="21"/>
-          <w:szCs w:val="21"/>
-        </w:rPr>
-        <w:t xml:space="preserve">If a finished gauge is absent from the sheet, the answer is "no eligible coil" — never a fallback to a band.</w:t>
-      </w:r>
-    </w:p>
-    <w:p>
-      <w:pPr>
-        <w:pStyle w:val="Heading2"/>
-        <w:keepNext/>
-        <w:spacing w:after="100" w:before="240"/>
-      </w:pPr>
-      <w:r>
-        <w:rPr>
-          <w:rFonts w:ascii="Calibri" w:cs="Calibri" w:eastAsia="Calibri" w:hAnsi="Calibri"/>
-          <w:b/>
-          <w:bCs/>
-          <w:i w:val="false"/>
-          <w:iCs w:val="false"/>
-          <w:color w:val="2E5C8A"/>
-          <w:sz w:val="24"/>
-          <w:szCs w:val="24"/>
-        </w:rPr>
-        <w:t xml:space="preserve">Suggest, don't commit</w:t>
-      </w:r>
-    </w:p>
-    <w:p>
-      <w:pPr>
-        <w:spacing w:after="140" w:before="60" w:line="276"/>
-      </w:pPr>
-      <w:r>
-        <w:rPr>
-          <w:rFonts w:ascii="Calibri" w:cs="Calibri" w:eastAsia="Calibri" w:hAnsi="Calibri"/>
-          <w:b w:val="false"/>
-          <w:bCs w:val="false"/>
-          <w:i w:val="false"/>
-          <w:iCs w:val="false"/>
-          <w:color w:val="000000"/>
-          <w:sz w:val="21"/>
-          <w:szCs w:val="21"/>
-        </w:rPr>
-        <w:t xml:space="preserve">Wrong suggestions make operators override by hand, and unvalidated overrides are what put steel on coils that could not hold it. Fix the rule, hard-block the impossible case, keep the confirmation step.</w:t>
-      </w:r>
-    </w:p>
-    <w:p>
-      <w:pPr>
-        <w:spacing w:after="140" w:before="60" w:line="276"/>
-      </w:pPr>
-      <w:r>
-        <w:rPr>
-          <w:rFonts w:ascii="Calibri" w:cs="Calibri" w:eastAsia="Calibri" w:hAnsi="Calibri"/>
-          <w:b/>
-          <w:bCs/>
-          <w:i w:val="false"/>
-          <w:iCs w:val="false"/>
-          <w:color w:val="000000"/>
-          <w:sz w:val="21"/>
-          <w:szCs w:val="21"/>
-        </w:rPr>
-        <w:t xml:space="preserve">The manual override list must be wider than the suggestion</w:t>
-      </w:r>
-      <w:r>
-        <w:rPr>
-          <w:rFonts w:ascii="Calibri" w:cs="Calibri" w:eastAsia="Calibri" w:hAnsi="Calibri"/>
-          <w:b w:val="false"/>
-          <w:bCs w:val="false"/>
-          <w:i w:val="false"/>
-          <w:iCs w:val="false"/>
-          <w:color w:val="000000"/>
-          <w:sz w:val="21"/>
-          <w:szCs w:val="21"/>
-        </w:rPr>
-        <w:t xml:space="preserve"> — show every coil with meaningful free capacity, spec-matched ones flagged and sorted first. The floor sometimes must run an off-spec coil, and a picker that hides them forces a workaround nobody can see.</w:t>
-      </w:r>
-    </w:p>
-    <w:p>
-      <w:pPr>
-        <w:pBdr>
-          <w:bottom w:val="single" w:color="D0D5DD" w:sz="6" w:space="1"/>
-        </w:pBdr>
-        <w:spacing w:after="200" w:before="160"/>
-      </w:pPr>
-    </w:p>
-    <w:p>
-      <w:pPr>
-        <w:pStyle w:val="Heading1"/>
-        <w:keepNext/>
-        <w:pBdr>
-          <w:bottom w:val="single" w:color="D0D5DD" w:sz="6" w:space="6"/>
-        </w:pBdr>
-        <w:spacing w:after="140" w:before="360"/>
-      </w:pPr>
-      <w:r>
-        <w:rPr>
-          <w:rFonts w:ascii="Calibri" w:cs="Calibri" w:eastAsia="Calibri" w:hAnsi="Calibri"/>
-          <w:b/>
-          <w:bCs/>
-          <w:i w:val="false"/>
-          <w:iCs w:val="false"/>
-          <w:color w:val="1F3864"/>
-          <w:sz w:val="28"/>
-          <w:szCs w:val="28"/>
-        </w:rPr>
-        <w:t xml:space="preserve">8. Contractor PO</w:t>
-      </w:r>
-    </w:p>
-    <w:p>
-      <w:pPr>
-        <w:spacing w:after="140" w:before="60" w:line="276"/>
-      </w:pPr>
-      <w:r>
-        <w:rPr>
-          <w:rFonts w:ascii="Calibri" w:cs="Calibri" w:eastAsia="Calibri" w:hAnsi="Calibri"/>
-          <w:b/>
-          <w:bCs/>
-          <w:i w:val="false"/>
-          <w:iCs w:val="false"/>
-          <w:color w:val="000000"/>
-          <w:sz w:val="21"/>
-          <w:szCs w:val="21"/>
-        </w:rPr>
-        <w:t xml:space="preserve">Definition: the PO we issue to a contract manufacturer to produce pipes for us.</w:t>
-      </w:r>
-      <w:r>
-        <w:rPr>
-          <w:rFonts w:ascii="Calibri" w:cs="Calibri" w:eastAsia="Calibri" w:hAnsi="Calibri"/>
-          <w:b w:val="false"/>
-          <w:bCs w:val="false"/>
-          <w:i w:val="false"/>
-          <w:iCs w:val="false"/>
-          <w:color w:val="000000"/>
-          <w:sz w:val="21"/>
-          <w:szCs w:val="21"/>
-        </w:rPr>
-        <w:t xml:space="preserve"> It attaches to the </w:t>
-      </w:r>
-      <w:r>
-        <w:rPr>
-          <w:rFonts w:ascii="Calibri" w:cs="Calibri" w:eastAsia="Calibri" w:hAnsi="Calibri"/>
-          <w:b/>
-          <w:bCs/>
-          <w:i w:val="false"/>
-          <w:iCs w:val="false"/>
-          <w:color w:val="000000"/>
-          <w:sz w:val="21"/>
-          <w:szCs w:val="21"/>
-        </w:rPr>
-        <w:t xml:space="preserve">production batch</w:t>
-      </w:r>
-      <w:r>
-        <w:rPr>
-          <w:rFonts w:ascii="Calibri" w:cs="Calibri" w:eastAsia="Calibri" w:hAnsi="Calibri"/>
-          <w:b w:val="false"/>
-          <w:bCs w:val="false"/>
-          <w:i w:val="false"/>
-          <w:iCs w:val="false"/>
-          <w:color w:val="000000"/>
-          <w:sz w:val="21"/>
-          <w:szCs w:val="21"/>
-        </w:rPr>
-        <w:t xml:space="preserve"> — the event it buys.</w:t>
-      </w:r>
-    </w:p>
-    <w:p>
-      <w:pPr>
-        <w:spacing w:after="140" w:before="60" w:line="276"/>
-      </w:pPr>
-      <w:r>
-        <w:rPr>
-          <w:rFonts w:ascii="Calibri" w:cs="Calibri" w:eastAsia="Calibri" w:hAnsi="Calibri"/>
-          <w:b/>
-          <w:bCs/>
-          <w:i w:val="false"/>
-          <w:iCs w:val="false"/>
-          <w:color w:val="000000"/>
-          <w:sz w:val="21"/>
-          <w:szCs w:val="21"/>
-        </w:rPr>
-        <w:t xml:space="preserve">It is job work on our own coil.</w:t>
-      </w:r>
-      <w:r>
-        <w:rPr>
-          <w:rFonts w:ascii="Calibri" w:cs="Calibri" w:eastAsia="Calibri" w:hAnsi="Calibri"/>
-          <w:b w:val="false"/>
-          <w:bCs w:val="false"/>
-          <w:i w:val="false"/>
-          <w:iCs w:val="false"/>
-          <w:color w:val="000000"/>
-          <w:sz w:val="21"/>
-          <w:szCs w:val="21"/>
-        </w:rPr>
-        <w:t xml:space="preserve"> We supply the steel, already in our system; the contractor only converts it. The traceability chain is therefore </w:t>
-      </w:r>
-      <w:r>
-        <w:rPr>
-          <w:rFonts w:ascii="Calibri" w:cs="Calibri" w:eastAsia="Calibri" w:hAnsi="Calibri"/>
-          <w:b/>
-          <w:bCs/>
-          <w:i w:val="false"/>
-          <w:iCs w:val="false"/>
-          <w:color w:val="000000"/>
-          <w:sz w:val="21"/>
-          <w:szCs w:val="21"/>
-        </w:rPr>
-        <w:t xml:space="preserve">fully intact</w:t>
-      </w:r>
-      <w:r>
-        <w:rPr>
-          <w:rFonts w:ascii="Calibri" w:cs="Calibri" w:eastAsia="Calibri" w:hAnsi="Calibri"/>
-          <w:b w:val="false"/>
-          <w:bCs w:val="false"/>
-          <w:i w:val="false"/>
-          <w:iCs w:val="false"/>
-          <w:color w:val="000000"/>
-          <w:sz w:val="21"/>
-          <w:szCs w:val="21"/>
-        </w:rPr>
-        <w:t xml:space="preserve"> — a contractor batch consumes our baby coils and carries the same allocation rows as an in-house one. The only difference is where the machine stood.</w:t>
-      </w:r>
-    </w:p>
-    <w:p>
-      <w:pPr>
-        <w:spacing w:after="140" w:before="60" w:line="276"/>
-      </w:pPr>
-      <w:r>
-        <w:rPr>
-          <w:rFonts w:ascii="Calibri" w:cs="Calibri" w:eastAsia="Calibri" w:hAnsi="Calibri"/>
-          <w:b/>
-          <w:bCs/>
-          <w:i w:val="false"/>
-          <w:iCs w:val="false"/>
-          <w:color w:val="000000"/>
-          <w:sz w:val="21"/>
-          <w:szCs w:val="21"/>
-        </w:rPr>
-        <w:t xml:space="preserve">The production batch gains:</w:t>
+        <w:t xml:space="preserve">  SHS is the case where H = B.</w:t>
       </w:r>
     </w:p>
     <w:tbl>
@@ -4601,8 +4686,9 @@
         </w:tblBorders>
       </w:tblPr>
       <w:tblGrid>
-        <w:gridCol w:w="3090"/>
-        <w:gridCol w:w="6656"/>
+        <w:gridCol w:w="3797"/>
+        <w:gridCol w:w="3924"/>
+        <w:gridCol w:w="2025"/>
       </w:tblGrid>
       <w:tr>
         <w:trPr>
@@ -4610,7 +4696,7 @@
         </w:trPr>
         <w:tc>
           <w:tcPr>
-            <w:tcW w:type="dxa" w:w="3090"/>
+            <w:tcW w:type="dxa" w:w="3797"/>
             <w:shd w:fill="1F3864" w:color="auto" w:val="clear"/>
             <w:tcMar>
               <w:top w:type="dxa" w:w="80"/>
@@ -4634,13 +4720,13 @@
                 <w:sz w:val="19"/>
                 <w:szCs w:val="19"/>
               </w:rPr>
-              <w:t xml:space="preserve">Attribute</w:t>
-            </w:r>
-          </w:p>
-        </w:tc>
-        <w:tc>
-          <w:tcPr>
-            <w:tcW w:type="dxa" w:w="6656"/>
+              <w:t xml:space="preserve">Example</w:t>
+            </w:r>
+          </w:p>
+        </w:tc>
+        <w:tc>
+          <w:tcPr>
+            <w:tcW w:type="dxa" w:w="3924"/>
             <w:shd w:fill="1F3864" w:color="auto" w:val="clear"/>
             <w:tcMar>
               <w:top w:type="dxa" w:w="80"/>
@@ -4664,7 +4750,37 @@
                 <w:sz w:val="19"/>
                 <w:szCs w:val="19"/>
               </w:rPr>
-              <w:t xml:space="preserve">Values</w:t>
+              <w:t xml:space="preserve">Working</w:t>
+            </w:r>
+          </w:p>
+        </w:tc>
+        <w:tc>
+          <w:tcPr>
+            <w:tcW w:type="dxa" w:w="2025"/>
+            <w:shd w:fill="1F3864" w:color="auto" w:val="clear"/>
+            <w:tcMar>
+              <w:top w:type="dxa" w:w="80"/>
+              <w:left w:type="dxa" w:w="120"/>
+              <w:bottom w:type="dxa" w:w="80"/>
+              <w:right w:type="dxa" w:w="120"/>
+            </w:tcMar>
+          </w:tcPr>
+          <w:p>
+            <w:pPr>
+              <w:spacing w:after="0" w:before="0"/>
+            </w:pPr>
+            <w:r>
+              <w:rPr>
+                <w:rFonts w:ascii="Calibri" w:cs="Calibri" w:eastAsia="Calibri" w:hAnsi="Calibri"/>
+                <w:b/>
+                <w:bCs/>
+                <w:i w:val="false"/>
+                <w:iCs w:val="false"/>
+                <w:color w:val="FFFFFF"/>
+                <w:sz w:val="19"/>
+                <w:szCs w:val="19"/>
+              </w:rPr>
+              <w:t xml:space="preserve">Weight/tube</w:t>
             </w:r>
           </w:p>
         </w:tc>
@@ -4672,7 +4788,7 @@
       <w:tr>
         <w:tc>
           <w:tcPr>
-            <w:tcW w:type="dxa" w:w="3090"/>
+            <w:tcW w:type="dxa" w:w="3797"/>
             <w:shd w:fill="FFFFFF" w:color="auto" w:val="clear"/>
             <w:tcMar>
               <w:top w:type="dxa" w:w="80"/>
@@ -4696,1171 +4812,13 @@
                 <w:sz w:val="19"/>
                 <w:szCs w:val="19"/>
               </w:rPr>
-              <w:t xml:space="preserve">Made by</w:t>
-            </w:r>
-          </w:p>
-        </w:tc>
-        <w:tc>
-          <w:tcPr>
-            <w:tcW w:type="dxa" w:w="6656"/>
-            <w:shd w:fill="FFFFFF" w:color="auto" w:val="clear"/>
-            <w:tcMar>
-              <w:top w:type="dxa" w:w="80"/>
-              <w:left w:type="dxa" w:w="120"/>
-              <w:bottom w:type="dxa" w:w="80"/>
-              <w:right w:type="dxa" w:w="120"/>
-            </w:tcMar>
-          </w:tcPr>
-          <w:p>
-            <w:pPr>
-              <w:spacing w:after="0" w:before="0"/>
-            </w:pPr>
-            <w:r>
-              <w:rPr>
-                <w:rFonts w:ascii="Calibri" w:cs="Calibri" w:eastAsia="Calibri" w:hAnsi="Calibri"/>
-                <w:b w:val="false"/>
-                <w:bCs w:val="false"/>
-                <w:i w:val="false"/>
-                <w:iCs w:val="false"/>
-                <w:color w:val="000000"/>
-                <w:sz w:val="19"/>
-                <w:szCs w:val="19"/>
-              </w:rPr>
-              <w:t xml:space="preserve">Own plant / Contractor</w:t>
-            </w:r>
-          </w:p>
-        </w:tc>
-      </w:tr>
-      <w:tr>
-        <w:tc>
-          <w:tcPr>
-            <w:tcW w:type="dxa" w:w="3090"/>
-            <w:shd w:fill="F4F6F9" w:color="auto" w:val="clear"/>
-            <w:tcMar>
-              <w:top w:type="dxa" w:w="80"/>
-              <w:left w:type="dxa" w:w="120"/>
-              <w:bottom w:type="dxa" w:w="80"/>
-              <w:right w:type="dxa" w:w="120"/>
-            </w:tcMar>
-          </w:tcPr>
-          <w:p>
-            <w:pPr>
-              <w:spacing w:after="0" w:before="0"/>
-            </w:pPr>
-            <w:r>
-              <w:rPr>
-                <w:rFonts w:ascii="Calibri" w:cs="Calibri" w:eastAsia="Calibri" w:hAnsi="Calibri"/>
-                <w:b w:val="false"/>
-                <w:bCs w:val="false"/>
-                <w:i w:val="false"/>
-                <w:iCs w:val="false"/>
-                <w:color w:val="000000"/>
-                <w:sz w:val="19"/>
-                <w:szCs w:val="19"/>
-              </w:rPr>
-              <w:t xml:space="preserve">Contractor</w:t>
-            </w:r>
-          </w:p>
-        </w:tc>
-        <w:tc>
-          <w:tcPr>
-            <w:tcW w:type="dxa" w:w="6656"/>
-            <w:shd w:fill="F4F6F9" w:color="auto" w:val="clear"/>
-            <w:tcMar>
-              <w:top w:type="dxa" w:w="80"/>
-              <w:left w:type="dxa" w:w="120"/>
-              <w:bottom w:type="dxa" w:w="80"/>
-              <w:right w:type="dxa" w:w="120"/>
-            </w:tcMar>
-          </w:tcPr>
-          <w:p>
-            <w:pPr>
-              <w:spacing w:after="0" w:before="0"/>
-            </w:pPr>
-            <w:r>
-              <w:rPr>
-                <w:rFonts w:ascii="Calibri" w:cs="Calibri" w:eastAsia="Calibri" w:hAnsi="Calibri"/>
-                <w:b w:val="false"/>
-                <w:bCs w:val="false"/>
-                <w:i w:val="false"/>
-                <w:iCs w:val="false"/>
-                <w:color w:val="000000"/>
-                <w:sz w:val="19"/>
-                <w:szCs w:val="19"/>
-              </w:rPr>
-              <w:t xml:space="preserve">which contractor</w:t>
-            </w:r>
-          </w:p>
-        </w:tc>
-      </w:tr>
-      <w:tr>
-        <w:tc>
-          <w:tcPr>
-            <w:tcW w:type="dxa" w:w="3090"/>
-            <w:shd w:fill="FFFFFF" w:color="auto" w:val="clear"/>
-            <w:tcMar>
-              <w:top w:type="dxa" w:w="80"/>
-              <w:left w:type="dxa" w:w="120"/>
-              <w:bottom w:type="dxa" w:w="80"/>
-              <w:right w:type="dxa" w:w="120"/>
-            </w:tcMar>
-          </w:tcPr>
-          <w:p>
-            <w:pPr>
-              <w:spacing w:after="0" w:before="0"/>
-            </w:pPr>
-            <w:r>
-              <w:rPr>
-                <w:rFonts w:ascii="Calibri" w:cs="Calibri" w:eastAsia="Calibri" w:hAnsi="Calibri"/>
-                <w:b w:val="false"/>
-                <w:bCs w:val="false"/>
-                <w:i w:val="false"/>
-                <w:iCs w:val="false"/>
-                <w:color w:val="000000"/>
-                <w:sz w:val="19"/>
-                <w:szCs w:val="19"/>
-              </w:rPr>
-              <w:t xml:space="preserve">Contractor PO</w:t>
-            </w:r>
-          </w:p>
-        </w:tc>
-        <w:tc>
-          <w:tcPr>
-            <w:tcW w:type="dxa" w:w="6656"/>
-            <w:shd w:fill="FFFFFF" w:color="auto" w:val="clear"/>
-            <w:tcMar>
-              <w:top w:type="dxa" w:w="80"/>
-              <w:left w:type="dxa" w:w="120"/>
-              <w:bottom w:type="dxa" w:w="80"/>
-              <w:right w:type="dxa" w:w="120"/>
-            </w:tcMar>
-          </w:tcPr>
-          <w:p>
-            <w:pPr>
-              <w:spacing w:after="0" w:before="0"/>
-            </w:pPr>
-            <w:r>
-              <w:rPr>
-                <w:rFonts w:ascii="Calibri" w:cs="Calibri" w:eastAsia="Calibri" w:hAnsi="Calibri"/>
-                <w:b w:val="false"/>
-                <w:bCs w:val="false"/>
-                <w:i w:val="false"/>
-                <w:iCs w:val="false"/>
-                <w:color w:val="000000"/>
-                <w:sz w:val="19"/>
-                <w:szCs w:val="19"/>
-              </w:rPr>
-              <w:t xml:space="preserve">which PO it was made against</w:t>
-            </w:r>
-          </w:p>
-        </w:tc>
-      </w:tr>
-    </w:tbl>
-    <w:p>
-      <w:pPr>
-        <w:spacing w:after="160"/>
-      </w:pPr>
-    </w:p>
-    <w:p>
-      <w:pPr>
-        <w:spacing w:after="140" w:before="60" w:line="276"/>
-      </w:pPr>
-      <w:r>
-        <w:rPr>
-          <w:rFonts w:ascii="Calibri" w:cs="Calibri" w:eastAsia="Calibri" w:hAnsi="Calibri"/>
-          <w:b/>
-          <w:bCs/>
-          <w:i w:val="false"/>
-          <w:iCs w:val="false"/>
-          <w:color w:val="000000"/>
-          <w:sz w:val="21"/>
-          <w:szCs w:val="21"/>
-        </w:rPr>
-        <w:t xml:space="preserve">The Contractor PO document:</w:t>
-      </w:r>
-    </w:p>
-    <w:p>
-      <w:pPr>
-        <w:keepNext/>
-        <w:keepLines/>
-        <w:pBdr>
-          <w:top w:val="single" w:color="F2F4F7" w:sz="2" w:space="4"/>
-          <w:left w:val="single" w:color="2E5C8A" w:sz="12" w:space="8"/>
-        </w:pBdr>
-        <w:shd w:fill="F2F4F7" w:color="auto" w:val="clear"/>
-        <w:spacing w:after="0" w:before="100" w:line="240"/>
-        <w:ind w:left="170"/>
-      </w:pPr>
-      <w:r>
-        <w:rPr>
-          <w:rFonts w:ascii="Consolas" w:cs="Consolas" w:eastAsia="Consolas" w:hAnsi="Consolas"/>
-          <w:sz w:val="17"/>
-          <w:szCs w:val="17"/>
-        </w:rPr>
-        <w:t xml:space="preserve">Header : contractor, PO date, agreed conversion rate, status, job-work flag</w:t>
-      </w:r>
-    </w:p>
-    <w:p>
-      <w:pPr>
-        <w:keepNext w:val="false"/>
-        <w:keepLines/>
-        <w:pBdr>
-          <w:bottom w:val="single" w:color="F2F4F7" w:sz="2" w:space="4"/>
-          <w:left w:val="single" w:color="2E5C8A" w:sz="12" w:space="8"/>
-        </w:pBdr>
-        <w:shd w:fill="F2F4F7" w:color="auto" w:val="clear"/>
-        <w:spacing w:after="140" w:before="0" w:line="240"/>
-        <w:ind w:left="170"/>
-      </w:pPr>
-      <w:r>
-        <w:rPr>
-          <w:rFonts w:ascii="Consolas" w:cs="Consolas" w:eastAsia="Consolas" w:hAnsi="Consolas"/>
-          <w:sz w:val="17"/>
-          <w:szCs w:val="17"/>
-        </w:rPr>
-        <w:t xml:space="preserve">Lines  : SKU, ordered quantity, delivery date</w:t>
-      </w:r>
-    </w:p>
-    <w:p>
-      <w:pPr>
-        <w:spacing w:after="140" w:before="60" w:line="276"/>
-      </w:pPr>
-      <w:r>
-        <w:rPr>
-          <w:rFonts w:ascii="Calibri" w:cs="Calibri" w:eastAsia="Calibri" w:hAnsi="Calibri"/>
-          <w:b/>
-          <w:bCs/>
-          <w:i w:val="false"/>
-          <w:iCs w:val="false"/>
-          <w:color w:val="000000"/>
-          <w:sz w:val="21"/>
-          <w:szCs w:val="21"/>
-        </w:rPr>
-        <w:t xml:space="preserve">What the linkage gives:</w:t>
-      </w:r>
-    </w:p>
-    <w:tbl>
-      <w:tblPr>
-        <w:tblW w:type="dxa" w:w="9746"/>
-        <w:tblBorders>
-          <w:top w:val="single" w:color="D0D5DD" w:sz="2"/>
-          <w:left w:val="single" w:color="D0D5DD" w:sz="2"/>
-          <w:bottom w:val="single" w:color="D0D5DD" w:sz="2"/>
-          <w:right w:val="single" w:color="D0D5DD" w:sz="2"/>
-          <w:insideH w:val="single" w:color="D0D5DD" w:sz="2"/>
-          <w:insideV w:val="single" w:color="D0D5DD" w:sz="2"/>
-        </w:tblBorders>
-      </w:tblPr>
-      <w:tblGrid>
-        <w:gridCol w:w="3669"/>
-        <w:gridCol w:w="6077"/>
-      </w:tblGrid>
-      <w:tr>
-        <w:trPr>
-          <w:tblHeader/>
-        </w:trPr>
-        <w:tc>
-          <w:tcPr>
-            <w:tcW w:type="dxa" w:w="3669"/>
-            <w:shd w:fill="1F3864" w:color="auto" w:val="clear"/>
-            <w:tcMar>
-              <w:top w:type="dxa" w:w="80"/>
-              <w:left w:type="dxa" w:w="120"/>
-              <w:bottom w:type="dxa" w:w="80"/>
-              <w:right w:type="dxa" w:w="120"/>
-            </w:tcMar>
-          </w:tcPr>
-          <w:p>
-            <w:pPr>
-              <w:spacing w:after="0" w:before="0"/>
-            </w:pPr>
-            <w:r>
-              <w:rPr>
-                <w:rFonts w:ascii="Calibri" w:cs="Calibri" w:eastAsia="Calibri" w:hAnsi="Calibri"/>
-                <w:b/>
-                <w:bCs/>
-                <w:i w:val="false"/>
-                <w:iCs w:val="false"/>
-                <w:color w:val="FFFFFF"/>
-                <w:sz w:val="19"/>
-                <w:szCs w:val="19"/>
-              </w:rPr>
-              <w:t xml:space="preserve">Question</w:t>
-            </w:r>
-          </w:p>
-        </w:tc>
-        <w:tc>
-          <w:tcPr>
-            <w:tcW w:type="dxa" w:w="6077"/>
-            <w:shd w:fill="1F3864" w:color="auto" w:val="clear"/>
-            <w:tcMar>
-              <w:top w:type="dxa" w:w="80"/>
-              <w:left w:type="dxa" w:w="120"/>
-              <w:bottom w:type="dxa" w:w="80"/>
-              <w:right w:type="dxa" w:w="120"/>
-            </w:tcMar>
-          </w:tcPr>
-          <w:p>
-            <w:pPr>
-              <w:spacing w:after="0" w:before="0"/>
-            </w:pPr>
-            <w:r>
-              <w:rPr>
-                <w:rFonts w:ascii="Calibri" w:cs="Calibri" w:eastAsia="Calibri" w:hAnsi="Calibri"/>
-                <w:b/>
-                <w:bCs/>
-                <w:i w:val="false"/>
-                <w:iCs w:val="false"/>
-                <w:color w:val="FFFFFF"/>
-                <w:sz w:val="19"/>
-                <w:szCs w:val="19"/>
-              </w:rPr>
-              <w:t xml:space="preserve">Answer</w:t>
-            </w:r>
-          </w:p>
-        </w:tc>
-      </w:tr>
-      <w:tr>
-        <w:tc>
-          <w:tcPr>
-            <w:tcW w:type="dxa" w:w="3669"/>
-            <w:shd w:fill="FFFFFF" w:color="auto" w:val="clear"/>
-            <w:tcMar>
-              <w:top w:type="dxa" w:w="80"/>
-              <w:left w:type="dxa" w:w="120"/>
-              <w:bottom w:type="dxa" w:w="80"/>
-              <w:right w:type="dxa" w:w="120"/>
-            </w:tcMar>
-          </w:tcPr>
-          <w:p>
-            <w:pPr>
-              <w:spacing w:after="0" w:before="0"/>
-            </w:pPr>
-            <w:r>
-              <w:rPr>
-                <w:rFonts w:ascii="Calibri" w:cs="Calibri" w:eastAsia="Calibri" w:hAnsi="Calibri"/>
-                <w:b w:val="false"/>
-                <w:bCs w:val="false"/>
-                <w:i w:val="false"/>
-                <w:iCs w:val="false"/>
-                <w:color w:val="000000"/>
-                <w:sz w:val="19"/>
-                <w:szCs w:val="19"/>
-              </w:rPr>
-              <w:t xml:space="preserve">Produced against PO X?</w:t>
-            </w:r>
-          </w:p>
-        </w:tc>
-        <w:tc>
-          <w:tcPr>
-            <w:tcW w:type="dxa" w:w="6077"/>
-            <w:shd w:fill="FFFFFF" w:color="auto" w:val="clear"/>
-            <w:tcMar>
-              <w:top w:type="dxa" w:w="80"/>
-              <w:left w:type="dxa" w:w="120"/>
-              <w:bottom w:type="dxa" w:w="80"/>
-              <w:right w:type="dxa" w:w="120"/>
-            </w:tcMar>
-          </w:tcPr>
-          <w:p>
-            <w:pPr>
-              <w:spacing w:after="0" w:before="0"/>
-            </w:pPr>
-            <w:r>
-              <w:rPr>
-                <w:rFonts w:ascii="Calibri" w:cs="Calibri" w:eastAsia="Calibri" w:hAnsi="Calibri"/>
-                <w:b w:val="false"/>
-                <w:bCs w:val="false"/>
-                <w:i w:val="false"/>
-                <w:iCs w:val="false"/>
-                <w:color w:val="000000"/>
-                <w:sz w:val="19"/>
-                <w:szCs w:val="19"/>
-              </w:rPr>
-              <w:t xml:space="preserve">Σ pieces on batches referencing X</w:t>
-            </w:r>
-          </w:p>
-        </w:tc>
-      </w:tr>
-      <w:tr>
-        <w:tc>
-          <w:tcPr>
-            <w:tcW w:type="dxa" w:w="3669"/>
-            <w:shd w:fill="F4F6F9" w:color="auto" w:val="clear"/>
-            <w:tcMar>
-              <w:top w:type="dxa" w:w="80"/>
-              <w:left w:type="dxa" w:w="120"/>
-              <w:bottom w:type="dxa" w:w="80"/>
-              <w:right w:type="dxa" w:w="120"/>
-            </w:tcMar>
-          </w:tcPr>
-          <w:p>
-            <w:pPr>
-              <w:spacing w:after="0" w:before="0"/>
-            </w:pPr>
-            <w:r>
-              <w:rPr>
-                <w:rFonts w:ascii="Calibri" w:cs="Calibri" w:eastAsia="Calibri" w:hAnsi="Calibri"/>
-                <w:b w:val="false"/>
-                <w:bCs w:val="false"/>
-                <w:i w:val="false"/>
-                <w:iCs w:val="false"/>
-                <w:color w:val="000000"/>
-                <w:sz w:val="19"/>
-                <w:szCs w:val="19"/>
-              </w:rPr>
-              <w:t xml:space="preserve">Still open on X?</w:t>
-            </w:r>
-          </w:p>
-        </w:tc>
-        <w:tc>
-          <w:tcPr>
-            <w:tcW w:type="dxa" w:w="6077"/>
-            <w:shd w:fill="F4F6F9" w:color="auto" w:val="clear"/>
-            <w:tcMar>
-              <w:top w:type="dxa" w:w="80"/>
-              <w:left w:type="dxa" w:w="120"/>
-              <w:bottom w:type="dxa" w:w="80"/>
-              <w:right w:type="dxa" w:w="120"/>
-            </w:tcMar>
-          </w:tcPr>
-          <w:p>
-            <w:pPr>
-              <w:spacing w:after="0" w:before="0"/>
-            </w:pPr>
-            <w:r>
-              <w:rPr>
-                <w:rFonts w:ascii="Calibri" w:cs="Calibri" w:eastAsia="Calibri" w:hAnsi="Calibri"/>
-                <w:b w:val="false"/>
-                <w:bCs w:val="false"/>
-                <w:i w:val="false"/>
-                <w:iCs w:val="false"/>
-                <w:color w:val="000000"/>
-                <w:sz w:val="19"/>
-                <w:szCs w:val="19"/>
-              </w:rPr>
-              <w:t xml:space="preserve">ordered − produced, per SKU line</w:t>
-            </w:r>
-          </w:p>
-        </w:tc>
-      </w:tr>
-      <w:tr>
-        <w:tc>
-          <w:tcPr>
-            <w:tcW w:type="dxa" w:w="3669"/>
-            <w:shd w:fill="FFFFFF" w:color="auto" w:val="clear"/>
-            <w:tcMar>
-              <w:top w:type="dxa" w:w="80"/>
-              <w:left w:type="dxa" w:w="120"/>
-              <w:bottom w:type="dxa" w:w="80"/>
-              <w:right w:type="dxa" w:w="120"/>
-            </w:tcMar>
-          </w:tcPr>
-          <w:p>
-            <w:pPr>
-              <w:spacing w:after="0" w:before="0"/>
-            </w:pPr>
-            <w:r>
-              <w:rPr>
-                <w:rFonts w:ascii="Calibri" w:cs="Calibri" w:eastAsia="Calibri" w:hAnsi="Calibri"/>
-                <w:b w:val="false"/>
-                <w:bCs w:val="false"/>
-                <w:i w:val="false"/>
-                <w:iCs w:val="false"/>
-                <w:color w:val="000000"/>
-                <w:sz w:val="19"/>
-                <w:szCs w:val="19"/>
-              </w:rPr>
-              <w:t xml:space="preserve">Dispatched / invoiced against X?</w:t>
-            </w:r>
-          </w:p>
-        </w:tc>
-        <w:tc>
-          <w:tcPr>
-            <w:tcW w:type="dxa" w:w="6077"/>
-            <w:shd w:fill="FFFFFF" w:color="auto" w:val="clear"/>
-            <w:tcMar>
-              <w:top w:type="dxa" w:w="80"/>
-              <w:left w:type="dxa" w:w="120"/>
-              <w:bottom w:type="dxa" w:w="80"/>
-              <w:right w:type="dxa" w:w="120"/>
-            </w:tcMar>
-          </w:tcPr>
-          <w:p>
-            <w:pPr>
-              <w:spacing w:after="0" w:before="0"/>
-            </w:pPr>
-            <w:r>
-              <w:rPr>
-                <w:rFonts w:ascii="Calibri" w:cs="Calibri" w:eastAsia="Calibri" w:hAnsi="Calibri"/>
-                <w:b w:val="false"/>
-                <w:bCs w:val="false"/>
-                <w:i w:val="false"/>
-                <w:iCs w:val="false"/>
-                <w:color w:val="000000"/>
-                <w:sz w:val="19"/>
-                <w:szCs w:val="19"/>
-              </w:rPr>
-              <w:t xml:space="preserve">inherited through the allocation chain</w:t>
-            </w:r>
-          </w:p>
-        </w:tc>
-      </w:tr>
-      <w:tr>
-        <w:tc>
-          <w:tcPr>
-            <w:tcW w:type="dxa" w:w="3669"/>
-            <w:shd w:fill="F4F6F9" w:color="auto" w:val="clear"/>
-            <w:tcMar>
-              <w:top w:type="dxa" w:w="80"/>
-              <w:left w:type="dxa" w:w="120"/>
-              <w:bottom w:type="dxa" w:w="80"/>
-              <w:right w:type="dxa" w:w="120"/>
-            </w:tcMar>
-          </w:tcPr>
-          <w:p>
-            <w:pPr>
-              <w:spacing w:after="0" w:before="0"/>
-            </w:pPr>
-            <w:r>
-              <w:rPr>
-                <w:rFonts w:ascii="Calibri" w:cs="Calibri" w:eastAsia="Calibri" w:hAnsi="Calibri"/>
-                <w:b w:val="false"/>
-                <w:bCs w:val="false"/>
-                <w:i w:val="false"/>
-                <w:iCs w:val="false"/>
-                <w:color w:val="000000"/>
-                <w:sz w:val="19"/>
-                <w:szCs w:val="19"/>
-              </w:rPr>
-              <w:t xml:space="preserve">Cost of contractor-made stock?</w:t>
-            </w:r>
-          </w:p>
-        </w:tc>
-        <w:tc>
-          <w:tcPr>
-            <w:tcW w:type="dxa" w:w="6077"/>
-            <w:shd w:fill="F4F6F9" w:color="auto" w:val="clear"/>
-            <w:tcMar>
-              <w:top w:type="dxa" w:w="80"/>
-              <w:left w:type="dxa" w:w="120"/>
-              <w:bottom w:type="dxa" w:w="80"/>
-              <w:right w:type="dxa" w:w="120"/>
-            </w:tcMar>
-          </w:tcPr>
-          <w:p>
-            <w:pPr>
-              <w:spacing w:after="0" w:before="0"/>
-            </w:pPr>
-            <w:r>
-              <w:rPr>
-                <w:rFonts w:ascii="Calibri" w:cs="Calibri" w:eastAsia="Calibri" w:hAnsi="Calibri"/>
-                <w:b w:val="false"/>
-                <w:bCs w:val="false"/>
-                <w:i w:val="false"/>
-                <w:iCs w:val="false"/>
-                <w:color w:val="000000"/>
-                <w:sz w:val="19"/>
-                <w:szCs w:val="19"/>
-              </w:rPr>
-              <w:t xml:space="preserve">coil cost (via mother) + </w:t>
-            </w:r>
-            <w:r>
-              <w:rPr>
-                <w:rFonts w:ascii="Calibri" w:cs="Calibri" w:eastAsia="Calibri" w:hAnsi="Calibri"/>
-                <w:b/>
-                <w:bCs/>
-                <w:i w:val="false"/>
-                <w:iCs w:val="false"/>
-                <w:color w:val="000000"/>
-                <w:sz w:val="19"/>
-                <w:szCs w:val="19"/>
-              </w:rPr>
-              <w:t xml:space="preserve">the PO's</w:t>
-            </w:r>
-            <w:r>
-              <w:rPr>
-                <w:rFonts w:ascii="Calibri" w:cs="Calibri" w:eastAsia="Calibri" w:hAnsi="Calibri"/>
-                <w:b w:val="false"/>
-                <w:bCs w:val="false"/>
-                <w:i w:val="false"/>
-                <w:iCs w:val="false"/>
-                <w:color w:val="000000"/>
-                <w:sz w:val="19"/>
-                <w:szCs w:val="19"/>
-              </w:rPr>
-              <w:t xml:space="preserve"> conversion rate</w:t>
-            </w:r>
-          </w:p>
-        </w:tc>
-      </w:tr>
-    </w:tbl>
-    <w:p>
-      <w:pPr>
-        <w:spacing w:after="160"/>
-      </w:pPr>
-    </w:p>
-    <w:p>
-      <w:pPr>
-        <w:spacing w:after="140" w:before="60" w:line="276"/>
-      </w:pPr>
-      <w:r>
-        <w:rPr>
-          <w:rFonts w:ascii="Calibri" w:cs="Calibri" w:eastAsia="Calibri" w:hAnsi="Calibri"/>
-          <w:b/>
-          <w:bCs/>
-          <w:i w:val="false"/>
-          <w:iCs w:val="false"/>
-          <w:color w:val="000000"/>
-          <w:sz w:val="21"/>
-          <w:szCs w:val="21"/>
-        </w:rPr>
-        <w:t xml:space="preserve">Costing note:</w:t>
-      </w:r>
-      <w:r>
-        <w:rPr>
-          <w:rFonts w:ascii="Calibri" w:cs="Calibri" w:eastAsia="Calibri" w:hAnsi="Calibri"/>
-          <w:b w:val="false"/>
-          <w:bCs w:val="false"/>
-          <w:i w:val="false"/>
-          <w:iCs w:val="false"/>
-          <w:color w:val="000000"/>
-          <w:sz w:val="21"/>
-          <w:szCs w:val="21"/>
-        </w:rPr>
-        <w:t xml:space="preserve"> the SKU master's conversion fields are our own plant's rates. For a contractor batch the rate comes from the Contractor PO. Build it as: own plant → SKU ladder; contractor → PO rate.</w:t>
-      </w:r>
-    </w:p>
-    <w:p>
-      <w:pPr>
-        <w:spacing w:after="140" w:before="60" w:line="276"/>
-      </w:pPr>
-      <w:r>
-        <w:rPr>
-          <w:rFonts w:ascii="Calibri" w:cs="Calibri" w:eastAsia="Calibri" w:hAnsi="Calibri"/>
-          <w:b/>
-          <w:bCs/>
-          <w:i w:val="false"/>
-          <w:iCs w:val="false"/>
-          <w:color w:val="000000"/>
-          <w:sz w:val="21"/>
-          <w:szCs w:val="21"/>
-        </w:rPr>
-        <w:t xml:space="preserve">Two things to build because the steel physically leaves the plant:</w:t>
-      </w:r>
-    </w:p>
-    <w:p>
-      <w:pPr>
-        <w:pStyle w:val="ListParagraph"/>
-        <w:numPr>
-          <w:ilvl w:val="0"/>
-          <w:numId w:val="2"/>
-        </w:numPr>
-        <w:spacing w:after="40" w:before="40"/>
-      </w:pPr>
-      <w:r>
-        <w:rPr>
-          <w:rFonts w:ascii="Calibri" w:cs="Calibri" w:eastAsia="Calibri" w:hAnsi="Calibri"/>
-          <w:b/>
-          <w:bCs/>
-          <w:i w:val="false"/>
-          <w:iCs w:val="false"/>
-          <w:color w:val="000000"/>
-          <w:sz w:val="21"/>
-          <w:szCs w:val="21"/>
-        </w:rPr>
-        <w:t xml:space="preserve">Material issue / return movement</w:t>
-      </w:r>
-      <w:r>
-        <w:rPr>
-          <w:rFonts w:ascii="Calibri" w:cs="Calibri" w:eastAsia="Calibri" w:hAnsi="Calibri"/>
-          <w:b w:val="false"/>
-          <w:bCs w:val="false"/>
-          <w:i w:val="false"/>
-          <w:iCs w:val="false"/>
-          <w:color w:val="000000"/>
-          <w:sz w:val="21"/>
-          <w:szCs w:val="21"/>
-        </w:rPr>
-        <w:t xml:space="preserve"> against the PO — coil sent out, pipe received back. Without it nobody can see what steel is sitting at a contractor's premises.</w:t>
-      </w:r>
-    </w:p>
-    <w:p>
-      <w:pPr>
-        <w:pStyle w:val="ListParagraph"/>
-        <w:numPr>
-          <w:ilvl w:val="0"/>
-          <w:numId w:val="2"/>
-        </w:numPr>
-        <w:spacing w:after="40" w:before="40"/>
-      </w:pPr>
-      <w:r>
-        <w:rPr>
-          <w:rFonts w:ascii="Calibri" w:cs="Calibri" w:eastAsia="Calibri" w:hAnsi="Calibri"/>
-          <w:b/>
-          <w:bCs/>
-          <w:i w:val="false"/>
-          <w:iCs w:val="false"/>
-          <w:color w:val="000000"/>
-          <w:sz w:val="21"/>
-          <w:szCs w:val="21"/>
-        </w:rPr>
-        <w:t xml:space="preserve">Yield per Contractor PO</w:t>
-      </w:r>
-      <w:r>
-        <w:rPr>
-          <w:rFonts w:ascii="Calibri" w:cs="Calibri" w:eastAsia="Calibri" w:hAnsi="Calibri"/>
-          <w:b w:val="false"/>
-          <w:bCs w:val="false"/>
-          <w:i w:val="false"/>
-          <w:iCs w:val="false"/>
-          <w:color w:val="000000"/>
-          <w:sz w:val="21"/>
-          <w:szCs w:val="21"/>
-        </w:rPr>
-        <w:t xml:space="preserve"> — steel issued vs finished weight received. On job work this is the number that matters commercially, and the chain already holds both halves.</w:t>
-      </w:r>
-    </w:p>
-    <w:p>
-      <w:pPr>
-        <w:pBdr>
-          <w:bottom w:val="single" w:color="D0D5DD" w:sz="6" w:space="1"/>
-        </w:pBdr>
-        <w:spacing w:after="200" w:before="160"/>
-      </w:pPr>
-    </w:p>
-    <w:p>
-      <w:pPr>
-        <w:pStyle w:val="Heading1"/>
-        <w:keepNext/>
-        <w:pBdr>
-          <w:bottom w:val="single" w:color="D0D5DD" w:sz="6" w:space="6"/>
-        </w:pBdr>
-        <w:spacing w:after="140" w:before="360"/>
-      </w:pPr>
-      <w:r>
-        <w:rPr>
-          <w:rFonts w:ascii="Calibri" w:cs="Calibri" w:eastAsia="Calibri" w:hAnsi="Calibri"/>
-          <w:b/>
-          <w:bCs/>
-          <w:i w:val="false"/>
-          <w:iCs w:val="false"/>
-          <w:color w:val="1F3864"/>
-          <w:sz w:val="28"/>
-          <w:szCs w:val="28"/>
-        </w:rPr>
-        <w:t xml:space="preserve">9. SKU master</w:t>
-      </w:r>
-    </w:p>
-    <w:p>
-      <w:pPr>
-        <w:spacing w:after="140" w:before="60" w:line="276"/>
-      </w:pPr>
-      <w:r>
-        <w:rPr>
-          <w:rFonts w:ascii="Calibri" w:cs="Calibri" w:eastAsia="Calibri" w:hAnsi="Calibri"/>
-          <w:b/>
-          <w:bCs/>
-          <w:i w:val="false"/>
-          <w:iCs w:val="false"/>
-          <w:color w:val="000000"/>
-          <w:sz w:val="21"/>
-          <w:szCs w:val="21"/>
-        </w:rPr>
-        <w:t xml:space="preserve">Source: the SKU master maintained by Shubham Narwane. None of these fields are in Zoho Books</w:t>
-      </w:r>
-      <w:r>
-        <w:rPr>
-          <w:rFonts w:ascii="Calibri" w:cs="Calibri" w:eastAsia="Calibri" w:hAnsi="Calibri"/>
-          <w:b w:val="false"/>
-          <w:bCs w:val="false"/>
-          <w:i w:val="false"/>
-          <w:iCs w:val="false"/>
-          <w:color w:val="000000"/>
-          <w:sz w:val="21"/>
-          <w:szCs w:val="21"/>
-        </w:rPr>
-        <w:t xml:space="preserve"> — the ERP carries only the item code and description that appear on transactions. Everything below is master data to be set up and maintained in the new system.</w:t>
-      </w:r>
-    </w:p>
-    <w:p>
-      <w:pPr>
-        <w:pStyle w:val="Heading2"/>
-        <w:keepNext/>
-        <w:spacing w:after="100" w:before="240"/>
-      </w:pPr>
-      <w:r>
-        <w:rPr>
-          <w:rFonts w:ascii="Calibri" w:cs="Calibri" w:eastAsia="Calibri" w:hAnsi="Calibri"/>
-          <w:b/>
-          <w:bCs/>
-          <w:i w:val="false"/>
-          <w:iCs w:val="false"/>
-          <w:color w:val="2E5C8A"/>
-          <w:sz w:val="24"/>
-          <w:szCs w:val="24"/>
-        </w:rPr>
-        <w:t xml:space="preserve">Weight of one tube</w:t>
-      </w:r>
-    </w:p>
-    <w:p>
-      <w:pPr>
-        <w:spacing w:after="140" w:before="60" w:line="276"/>
-      </w:pPr>
-      <w:r>
-        <w:rPr>
-          <w:rFonts w:ascii="Calibri" w:cs="Calibri" w:eastAsia="Calibri" w:hAnsi="Calibri"/>
-          <w:b w:val="false"/>
-          <w:bCs w:val="false"/>
-          <w:i w:val="false"/>
-          <w:iCs w:val="false"/>
-          <w:color w:val="000000"/>
-          <w:sz w:val="21"/>
-          <w:szCs w:val="21"/>
-        </w:rPr>
-        <w:t xml:space="preserve">Used </w:t>
-      </w:r>
-      <w:r>
-        <w:rPr>
-          <w:rFonts w:ascii="Calibri" w:cs="Calibri" w:eastAsia="Calibri" w:hAnsi="Calibri"/>
-          <w:b/>
-          <w:bCs/>
-          <w:i w:val="false"/>
-          <w:iCs w:val="false"/>
-          <w:color w:val="000000"/>
-          <w:sz w:val="21"/>
-          <w:szCs w:val="21"/>
-        </w:rPr>
-        <w:t xml:space="preserve">once</w:t>
-      </w:r>
-      <w:r>
-        <w:rPr>
-          <w:rFonts w:ascii="Calibri" w:cs="Calibri" w:eastAsia="Calibri" w:hAnsi="Calibri"/>
-          <w:b w:val="false"/>
-          <w:bCs w:val="false"/>
-          <w:i w:val="false"/>
-          <w:iCs w:val="false"/>
-          <w:color w:val="000000"/>
-          <w:sz w:val="21"/>
-          <w:szCs w:val="21"/>
-        </w:rPr>
-        <w:t xml:space="preserve">, to build the master value. The running system then reads the master and never recalculates. </w:t>
-      </w:r>
-      <w:r>
-        <w:rPr>
-          <w:rFonts w:ascii="Calibri" w:cs="Calibri" w:eastAsia="Calibri" w:hAnsi="Calibri"/>
-          <w:b/>
-          <w:bCs/>
-          <w:i w:val="false"/>
-          <w:iCs w:val="false"/>
-          <w:color w:val="000000"/>
-          <w:sz w:val="21"/>
-          <w:szCs w:val="21"/>
-        </w:rPr>
-        <w:t xml:space="preserve">Steel density = 7.85 g/cm³.</w:t>
-      </w:r>
-      <w:r>
-        <w:rPr>
-          <w:rFonts w:ascii="Calibri" w:cs="Calibri" w:eastAsia="Calibri" w:hAnsi="Calibri"/>
-          <w:b w:val="false"/>
-          <w:bCs w:val="false"/>
-          <w:i w:val="false"/>
-          <w:iCs w:val="false"/>
-          <w:color w:val="000000"/>
-          <w:sz w:val="21"/>
-          <w:szCs w:val="21"/>
-        </w:rPr>
-        <w:t xml:space="preserve"> Dimensions in mm, result in kg.</w:t>
-      </w:r>
-    </w:p>
-    <w:p>
-      <w:pPr>
-        <w:keepNext/>
-        <w:keepLines/>
-        <w:pBdr>
-          <w:top w:val="single" w:color="F2F4F7" w:sz="2" w:space="4"/>
-          <w:left w:val="single" w:color="2E5C8A" w:sz="12" w:space="8"/>
-        </w:pBdr>
-        <w:shd w:fill="F2F4F7" w:color="auto" w:val="clear"/>
-        <w:spacing w:after="0" w:before="100" w:line="240"/>
-        <w:ind w:left="170"/>
-      </w:pPr>
-      <w:r>
-        <w:rPr>
-          <w:rFonts w:ascii="Consolas" w:cs="Consolas" w:eastAsia="Consolas" w:hAnsi="Consolas"/>
-          <w:sz w:val="17"/>
-          <w:szCs w:val="17"/>
-        </w:rPr>
-        <w:t xml:space="preserve">SHS / RHS      Area (mm²) = 2 × t × (H + B) − 4 × t²</w:t>
-      </w:r>
-    </w:p>
-    <w:p>
-      <w:pPr>
-        <w:keepNext/>
-        <w:keepLines/>
-        <w:pBdr>
-          <w:left w:val="single" w:color="2E5C8A" w:sz="12" w:space="8"/>
-        </w:pBdr>
-        <w:shd w:fill="F2F4F7" w:color="auto" w:val="clear"/>
-        <w:spacing w:after="0" w:before="0" w:line="240"/>
-        <w:ind w:left="170"/>
-      </w:pPr>
-      <w:r>
-        <w:rPr>
-          <w:rFonts w:ascii="Consolas" w:cs="Consolas" w:eastAsia="Consolas" w:hAnsi="Consolas"/>
-          <w:sz w:val="17"/>
-          <w:szCs w:val="17"/>
-        </w:rPr>
-        <w:t xml:space="preserve">CHS / ERW      Area (mm²) = π × (OD − t) × t</w:t>
-      </w:r>
-    </w:p>
-    <w:p>
-      <w:pPr>
-        <w:keepNext/>
-        <w:keepLines/>
-        <w:pBdr>
-          <w:left w:val="single" w:color="2E5C8A" w:sz="12" w:space="8"/>
-        </w:pBdr>
-        <w:shd w:fill="F2F4F7" w:color="auto" w:val="clear"/>
-        <w:spacing w:after="0" w:before="0" w:line="240"/>
-        <w:ind w:left="170"/>
-      </w:pPr>
-      <w:r>
-        <w:rPr>
-          <w:rFonts w:ascii="Consolas" w:cs="Consolas" w:eastAsia="Consolas" w:hAnsi="Consolas"/>
-          <w:sz w:val="17"/>
-          <w:szCs w:val="17"/>
-        </w:rPr>
-        <w:t xml:space="preserve"> </w:t>
-      </w:r>
-    </w:p>
-    <w:p>
-      <w:pPr>
-        <w:keepNext/>
-        <w:keepLines/>
-        <w:pBdr>
-          <w:left w:val="single" w:color="2E5C8A" w:sz="12" w:space="8"/>
-        </w:pBdr>
-        <w:shd w:fill="F2F4F7" w:color="auto" w:val="clear"/>
-        <w:spacing w:after="0" w:before="0" w:line="240"/>
-        <w:ind w:left="170"/>
-      </w:pPr>
-      <w:r>
-        <w:rPr>
-          <w:rFonts w:ascii="Consolas" w:cs="Consolas" w:eastAsia="Consolas" w:hAnsi="Consolas"/>
-          <w:sz w:val="17"/>
-          <w:szCs w:val="17"/>
-        </w:rPr>
-        <w:t xml:space="preserve">Weight (kg)  =  Area × Length × 7.85 ÷ 1,000,000</w:t>
-      </w:r>
-    </w:p>
-    <w:p>
-      <w:pPr>
-        <w:keepNext/>
-        <w:keepLines/>
-        <w:pBdr>
-          <w:left w:val="single" w:color="2E5C8A" w:sz="12" w:space="8"/>
-        </w:pBdr>
-        <w:shd w:fill="F2F4F7" w:color="auto" w:val="clear"/>
-        <w:spacing w:after="0" w:before="0" w:line="240"/>
-        <w:ind w:left="170"/>
-      </w:pPr>
-      <w:r>
-        <w:rPr>
-          <w:rFonts w:ascii="Consolas" w:cs="Consolas" w:eastAsia="Consolas" w:hAnsi="Consolas"/>
-          <w:sz w:val="17"/>
-          <w:szCs w:val="17"/>
-        </w:rPr>
-        <w:t xml:space="preserve"> </w:t>
-      </w:r>
-    </w:p>
-    <w:p>
-      <w:pPr>
-        <w:keepNext/>
-        <w:keepLines/>
-        <w:pBdr>
-          <w:left w:val="single" w:color="2E5C8A" w:sz="12" w:space="8"/>
-        </w:pBdr>
-        <w:shd w:fill="F2F4F7" w:color="auto" w:val="clear"/>
-        <w:spacing w:after="0" w:before="0" w:line="240"/>
-        <w:ind w:left="170"/>
-      </w:pPr>
-      <w:r>
-        <w:rPr>
-          <w:rFonts w:ascii="Consolas" w:cs="Consolas" w:eastAsia="Consolas" w:hAnsi="Consolas"/>
-          <w:sz w:val="17"/>
-          <w:szCs w:val="17"/>
-        </w:rPr>
-        <w:t xml:space="preserve">  H = height   B = breadth   t = wall thickness   OD = outside diameter   L = length</w:t>
-      </w:r>
-    </w:p>
-    <w:p>
-      <w:pPr>
-        <w:keepNext w:val="false"/>
-        <w:keepLines/>
-        <w:pBdr>
-          <w:bottom w:val="single" w:color="F2F4F7" w:sz="2" w:space="4"/>
-          <w:left w:val="single" w:color="2E5C8A" w:sz="12" w:space="8"/>
-        </w:pBdr>
-        <w:shd w:fill="F2F4F7" w:color="auto" w:val="clear"/>
-        <w:spacing w:after="140" w:before="0" w:line="240"/>
-        <w:ind w:left="170"/>
-      </w:pPr>
-      <w:r>
-        <w:rPr>
-          <w:rFonts w:ascii="Consolas" w:cs="Consolas" w:eastAsia="Consolas" w:hAnsi="Consolas"/>
-          <w:sz w:val="17"/>
-          <w:szCs w:val="17"/>
-        </w:rPr>
-        <w:t xml:space="preserve">  SHS is simply the case where H = B.</w:t>
-      </w:r>
-    </w:p>
-    <w:tbl>
-      <w:tblPr>
-        <w:tblW w:type="dxa" w:w="9746"/>
-        <w:tblBorders>
-          <w:top w:val="single" w:color="D0D5DD" w:sz="2"/>
-          <w:left w:val="single" w:color="D0D5DD" w:sz="2"/>
-          <w:bottom w:val="single" w:color="D0D5DD" w:sz="2"/>
-          <w:right w:val="single" w:color="D0D5DD" w:sz="2"/>
-          <w:insideH w:val="single" w:color="D0D5DD" w:sz="2"/>
-          <w:insideV w:val="single" w:color="D0D5DD" w:sz="2"/>
-        </w:tblBorders>
-      </w:tblPr>
-      <w:tblGrid>
-        <w:gridCol w:w="3701"/>
-        <w:gridCol w:w="4071"/>
-        <w:gridCol w:w="1974"/>
-      </w:tblGrid>
-      <w:tr>
-        <w:trPr>
-          <w:tblHeader/>
-        </w:trPr>
-        <w:tc>
-          <w:tcPr>
-            <w:tcW w:type="dxa" w:w="3701"/>
-            <w:shd w:fill="1F3864" w:color="auto" w:val="clear"/>
-            <w:tcMar>
-              <w:top w:type="dxa" w:w="80"/>
-              <w:left w:type="dxa" w:w="120"/>
-              <w:bottom w:type="dxa" w:w="80"/>
-              <w:right w:type="dxa" w:w="120"/>
-            </w:tcMar>
-          </w:tcPr>
-          <w:p>
-            <w:pPr>
-              <w:spacing w:after="0" w:before="0"/>
-            </w:pPr>
-            <w:r>
-              <w:rPr>
-                <w:rFonts w:ascii="Calibri" w:cs="Calibri" w:eastAsia="Calibri" w:hAnsi="Calibri"/>
-                <w:b/>
-                <w:bCs/>
-                <w:i w:val="false"/>
-                <w:iCs w:val="false"/>
-                <w:color w:val="FFFFFF"/>
-                <w:sz w:val="19"/>
-                <w:szCs w:val="19"/>
-              </w:rPr>
-              <w:t xml:space="preserve">Example</w:t>
-            </w:r>
-          </w:p>
-        </w:tc>
-        <w:tc>
-          <w:tcPr>
-            <w:tcW w:type="dxa" w:w="4071"/>
-            <w:shd w:fill="1F3864" w:color="auto" w:val="clear"/>
-            <w:tcMar>
-              <w:top w:type="dxa" w:w="80"/>
-              <w:left w:type="dxa" w:w="120"/>
-              <w:bottom w:type="dxa" w:w="80"/>
-              <w:right w:type="dxa" w:w="120"/>
-            </w:tcMar>
-          </w:tcPr>
-          <w:p>
-            <w:pPr>
-              <w:spacing w:after="0" w:before="0"/>
-            </w:pPr>
-            <w:r>
-              <w:rPr>
-                <w:rFonts w:ascii="Calibri" w:cs="Calibri" w:eastAsia="Calibri" w:hAnsi="Calibri"/>
-                <w:b/>
-                <w:bCs/>
-                <w:i w:val="false"/>
-                <w:iCs w:val="false"/>
-                <w:color w:val="FFFFFF"/>
-                <w:sz w:val="19"/>
-                <w:szCs w:val="19"/>
-              </w:rPr>
-              <w:t xml:space="preserve">Working</w:t>
-            </w:r>
-          </w:p>
-        </w:tc>
-        <w:tc>
-          <w:tcPr>
-            <w:tcW w:type="dxa" w:w="1974"/>
-            <w:shd w:fill="1F3864" w:color="auto" w:val="clear"/>
-            <w:tcMar>
-              <w:top w:type="dxa" w:w="80"/>
-              <w:left w:type="dxa" w:w="120"/>
-              <w:bottom w:type="dxa" w:w="80"/>
-              <w:right w:type="dxa" w:w="120"/>
-            </w:tcMar>
-          </w:tcPr>
-          <w:p>
-            <w:pPr>
-              <w:spacing w:after="0" w:before="0"/>
-            </w:pPr>
-            <w:r>
-              <w:rPr>
-                <w:rFonts w:ascii="Calibri" w:cs="Calibri" w:eastAsia="Calibri" w:hAnsi="Calibri"/>
-                <w:b/>
-                <w:bCs/>
-                <w:i w:val="false"/>
-                <w:iCs w:val="false"/>
-                <w:color w:val="FFFFFF"/>
-                <w:sz w:val="19"/>
-                <w:szCs w:val="19"/>
-              </w:rPr>
-              <w:t xml:space="preserve">Weight/tube</w:t>
-            </w:r>
-          </w:p>
-        </w:tc>
-      </w:tr>
-      <w:tr>
-        <w:tc>
-          <w:tcPr>
-            <w:tcW w:type="dxa" w:w="3701"/>
-            <w:shd w:fill="FFFFFF" w:color="auto" w:val="clear"/>
-            <w:tcMar>
-              <w:top w:type="dxa" w:w="80"/>
-              <w:left w:type="dxa" w:w="120"/>
-              <w:bottom w:type="dxa" w:w="80"/>
-              <w:right w:type="dxa" w:w="120"/>
-            </w:tcMar>
-          </w:tcPr>
-          <w:p>
-            <w:pPr>
-              <w:spacing w:after="0" w:before="0"/>
-            </w:pPr>
-            <w:r>
-              <w:rPr>
-                <w:rFonts w:ascii="Calibri" w:cs="Calibri" w:eastAsia="Calibri" w:hAnsi="Calibri"/>
-                <w:b w:val="false"/>
-                <w:bCs w:val="false"/>
-                <w:i w:val="false"/>
-                <w:iCs w:val="false"/>
-                <w:color w:val="000000"/>
-                <w:sz w:val="19"/>
-                <w:szCs w:val="19"/>
-              </w:rPr>
               <w:t xml:space="preserve">SHS 25×25×2.50×6000</w:t>
             </w:r>
           </w:p>
         </w:tc>
         <w:tc>
           <w:tcPr>
-            <w:tcW w:type="dxa" w:w="4071"/>
+            <w:tcW w:type="dxa" w:w="3924"/>
             <w:shd w:fill="FFFFFF" w:color="auto" w:val="clear"/>
             <w:tcMar>
               <w:top w:type="dxa" w:w="80"/>
@@ -5890,7 +4848,7 @@
         </w:tc>
         <w:tc>
           <w:tcPr>
-            <w:tcW w:type="dxa" w:w="1974"/>
+            <w:tcW w:type="dxa" w:w="2025"/>
             <w:shd w:fill="FFFFFF" w:color="auto" w:val="clear"/>
             <w:tcMar>
               <w:top w:type="dxa" w:w="80"/>
@@ -5922,7 +4880,7 @@
       <w:tr>
         <w:tc>
           <w:tcPr>
-            <w:tcW w:type="dxa" w:w="3701"/>
+            <w:tcW w:type="dxa" w:w="3797"/>
             <w:shd w:fill="F4F6F9" w:color="auto" w:val="clear"/>
             <w:tcMar>
               <w:top w:type="dxa" w:w="80"/>
@@ -5946,13 +4904,13 @@
                 <w:sz w:val="19"/>
                 <w:szCs w:val="19"/>
               </w:rPr>
-              <w:t xml:space="preserve">RHS 200×100×2.20×6000</w:t>
-            </w:r>
-          </w:p>
-        </w:tc>
-        <w:tc>
-          <w:tcPr>
-            <w:tcW w:type="dxa" w:w="4071"/>
+              <w:t xml:space="preserve">CHS 32 NB (OD 42.4) ×2.20×6000</w:t>
+            </w:r>
+          </w:p>
+        </w:tc>
+        <w:tc>
+          <w:tcPr>
+            <w:tcW w:type="dxa" w:w="3924"/>
             <w:shd w:fill="F4F6F9" w:color="auto" w:val="clear"/>
             <w:tcMar>
               <w:top w:type="dxa" w:w="80"/>
@@ -5976,13 +4934,13 @@
                 <w:sz w:val="17"/>
                 <w:szCs w:val="17"/>
               </w:rPr>
-              <w:t xml:space="preserve">2(2.2)(300) − 4(4.84) = 1300.64</w:t>
-            </w:r>
-          </w:p>
-        </w:tc>
-        <w:tc>
-          <w:tcPr>
-            <w:tcW w:type="dxa" w:w="1974"/>
+              <w:t xml:space="preserve">π(42.4 − 2.2)(2.2) = 277.8425</w:t>
+            </w:r>
+          </w:p>
+        </w:tc>
+        <w:tc>
+          <w:tcPr>
+            <w:tcW w:type="dxa" w:w="2025"/>
             <w:shd w:fill="F4F6F9" w:color="auto" w:val="clear"/>
             <w:tcMar>
               <w:top w:type="dxa" w:w="80"/>
@@ -6006,98 +4964,6 @@
                 <w:sz w:val="19"/>
                 <w:szCs w:val="19"/>
               </w:rPr>
-              <w:t xml:space="preserve">61.260144 kg</w:t>
-            </w:r>
-          </w:p>
-        </w:tc>
-      </w:tr>
-      <w:tr>
-        <w:tc>
-          <w:tcPr>
-            <w:tcW w:type="dxa" w:w="3701"/>
-            <w:shd w:fill="FFFFFF" w:color="auto" w:val="clear"/>
-            <w:tcMar>
-              <w:top w:type="dxa" w:w="80"/>
-              <w:left w:type="dxa" w:w="120"/>
-              <w:bottom w:type="dxa" w:w="80"/>
-              <w:right w:type="dxa" w:w="120"/>
-            </w:tcMar>
-          </w:tcPr>
-          <w:p>
-            <w:pPr>
-              <w:spacing w:after="0" w:before="0"/>
-            </w:pPr>
-            <w:r>
-              <w:rPr>
-                <w:rFonts w:ascii="Calibri" w:cs="Calibri" w:eastAsia="Calibri" w:hAnsi="Calibri"/>
-                <w:b w:val="false"/>
-                <w:bCs w:val="false"/>
-                <w:i w:val="false"/>
-                <w:iCs w:val="false"/>
-                <w:color w:val="000000"/>
-                <w:sz w:val="19"/>
-                <w:szCs w:val="19"/>
-              </w:rPr>
-              <w:t xml:space="preserve">CHS 32 NB (OD 42.4) ×2.20×6000</w:t>
-            </w:r>
-          </w:p>
-        </w:tc>
-        <w:tc>
-          <w:tcPr>
-            <w:tcW w:type="dxa" w:w="4071"/>
-            <w:shd w:fill="FFFFFF" w:color="auto" w:val="clear"/>
-            <w:tcMar>
-              <w:top w:type="dxa" w:w="80"/>
-              <w:left w:type="dxa" w:w="120"/>
-              <w:bottom w:type="dxa" w:w="80"/>
-              <w:right w:type="dxa" w:w="120"/>
-            </w:tcMar>
-          </w:tcPr>
-          <w:p>
-            <w:pPr>
-              <w:spacing w:after="0" w:before="0"/>
-            </w:pPr>
-            <w:r>
-              <w:rPr>
-                <w:rFonts w:ascii="Consolas" w:cs="Consolas" w:eastAsia="Consolas" w:hAnsi="Consolas"/>
-                <w:b w:val="false"/>
-                <w:bCs w:val="false"/>
-                <w:i w:val="false"/>
-                <w:iCs w:val="false"/>
-                <w:color w:val="B03060"/>
-                <w:sz w:val="17"/>
-                <w:szCs w:val="17"/>
-              </w:rPr>
-              <w:t xml:space="preserve">π(42.4 − 2.2)(2.2) = 277.8425</w:t>
-            </w:r>
-          </w:p>
-        </w:tc>
-        <w:tc>
-          <w:tcPr>
-            <w:tcW w:type="dxa" w:w="1974"/>
-            <w:shd w:fill="FFFFFF" w:color="auto" w:val="clear"/>
-            <w:tcMar>
-              <w:top w:type="dxa" w:w="80"/>
-              <w:left w:type="dxa" w:w="120"/>
-              <w:bottom w:type="dxa" w:w="80"/>
-              <w:right w:type="dxa" w:w="120"/>
-            </w:tcMar>
-          </w:tcPr>
-          <w:p>
-            <w:pPr>
-              <w:spacing w:after="0" w:before="0"/>
-            </w:pPr>
-            <w:r>
-              <w:rPr>
-                <w:rFonts w:ascii="Calibri" w:cs="Calibri" w:eastAsia="Calibri" w:hAnsi="Calibri"/>
-                <w:b/>
-                <w:bCs/>
-                <w:i w:val="false"/>
-                <w:iCs w:val="false"/>
-                <w:color w:val="000000"/>
-                <w:sz w:val="19"/>
-                <w:szCs w:val="19"/>
-              </w:rPr>
               <w:t xml:space="preserve">13.086380 kg</w:t>
             </w:r>
           </w:p>
@@ -6116,6 +4982,19 @@
       <w:r>
         <w:rPr>
           <w:rFonts w:ascii="Calibri" w:cs="Calibri" w:eastAsia="Calibri" w:hAnsi="Calibri"/>
+          <w:b w:val="false"/>
+          <w:bCs w:val="false"/>
+          <w:i w:val="false"/>
+          <w:iCs w:val="false"/>
+          <w:color w:val="000000"/>
+          <w:sz w:val="21"/>
+          <w:szCs w:val="21"/>
+        </w:rPr>
+        <w:t xml:space="preserve">Two conventions: </w:t>
+      </w:r>
+      <w:r>
+        <w:rPr>
+          <w:rFonts w:ascii="Calibri" w:cs="Calibri" w:eastAsia="Calibri" w:hAnsi="Calibri"/>
           <w:b/>
           <w:bCs/>
           <w:i w:val="false"/>
@@ -6124,18 +5003,21 @@
           <w:sz w:val="21"/>
           <w:szCs w:val="21"/>
         </w:rPr>
-        <w:t xml:space="preserve">Two conventions to hold to:</w:t>
-      </w:r>
-    </w:p>
-    <w:p>
-      <w:pPr>
-        <w:pStyle w:val="ListParagraph"/>
-        <w:numPr>
-          <w:ilvl w:val="0"/>
-          <w:numId w:val="3"/>
-        </w:numPr>
-        <w:spacing w:after="40" w:before="40"/>
-      </w:pPr>
+        <w:t xml:space="preserve">sharp corners</w:t>
+      </w:r>
+      <w:r>
+        <w:rPr>
+          <w:rFonts w:ascii="Calibri" w:cs="Calibri" w:eastAsia="Calibri" w:hAnsi="Calibri"/>
+          <w:b w:val="false"/>
+          <w:bCs w:val="false"/>
+          <w:i w:val="false"/>
+          <w:iCs w:val="false"/>
+          <w:color w:val="000000"/>
+          <w:sz w:val="21"/>
+          <w:szCs w:val="21"/>
+        </w:rPr>
+        <w:t xml:space="preserve">, no radius deduction — real sections are marginally lighter, so stay consistent. And </w:t>
+      </w:r>
       <w:r>
         <w:rPr>
           <w:rFonts w:ascii="Calibri" w:cs="Calibri" w:eastAsia="Calibri" w:hAnsi="Calibri"/>
@@ -6147,7 +5029,7 @@
           <w:sz w:val="21"/>
           <w:szCs w:val="21"/>
         </w:rPr>
-        <w:t xml:space="preserve">Sharp corners</w:t>
+        <w:t xml:space="preserve">Nominal Bore is a label, not a dimension</w:t>
       </w:r>
       <w:r>
         <w:rPr>
@@ -6160,43 +5042,7 @@
           <w:sz w:val="21"/>
           <w:szCs w:val="21"/>
         </w:rPr>
-        <w:t xml:space="preserve"> — no radius deduction. Real sections are marginally lighter; stay consistent.</w:t>
-      </w:r>
-    </w:p>
-    <w:p>
-      <w:pPr>
-        <w:pStyle w:val="ListParagraph"/>
-        <w:numPr>
-          <w:ilvl w:val="0"/>
-          <w:numId w:val="3"/>
-        </w:numPr>
-        <w:spacing w:after="40" w:before="40"/>
-      </w:pPr>
-      <w:r>
-        <w:rPr>
-          <w:rFonts w:ascii="Calibri" w:cs="Calibri" w:eastAsia="Calibri" w:hAnsi="Calibri"/>
-          <w:b/>
-          <w:bCs/>
-          <w:i w:val="false"/>
-          <w:iCs w:val="false"/>
-          <w:color w:val="000000"/>
-          <w:sz w:val="21"/>
-          <w:szCs w:val="21"/>
-        </w:rPr>
-        <w:t xml:space="preserve">Nominal Bore is a label, not a dimension.</w:t>
-      </w:r>
-      <w:r>
-        <w:rPr>
-          <w:rFonts w:ascii="Calibri" w:cs="Calibri" w:eastAsia="Calibri" w:hAnsi="Calibri"/>
-          <w:b w:val="false"/>
-          <w:bCs w:val="false"/>
-          <w:i w:val="false"/>
-          <w:iCs w:val="false"/>
-          <w:color w:val="000000"/>
-          <w:sz w:val="21"/>
-          <w:szCs w:val="21"/>
-        </w:rPr>
-        <w:t xml:space="preserve"> "32 NB" means OD 42.4 mm; only OD is calculated with.</w:t>
+        <w:t xml:space="preserve"> — "32 NB" means OD 42.4 mm, and only OD is calculated with.</w:t>
       </w:r>
     </w:p>
     <w:p>
@@ -6749,7 +5595,7 @@
                 <w:sz w:val="19"/>
                 <w:szCs w:val="19"/>
               </w:rPr>
-              <w:t xml:space="preserve">Selects both the weight formula and the strip-width formula, so it decides coil eligibility</w:t>
+              <w:t xml:space="preserve">Picks the weight and strip-width formulas, so it decides coil eligibility</w:t>
             </w:r>
           </w:p>
         </w:tc>
@@ -6871,7 +5717,7 @@
                 <w:sz w:val="19"/>
                 <w:szCs w:val="19"/>
               </w:rPr>
-              <w:t xml:space="preserve">SHS/RHS geometry → weight and strip width</w:t>
+              <w:t xml:space="preserve">SHS/RHS geometry</w:t>
             </w:r>
           </w:p>
         </w:tc>
@@ -7115,7 +5961,7 @@
                 <w:sz w:val="19"/>
                 <w:szCs w:val="19"/>
               </w:rPr>
-              <w:t xml:space="preserve">CHS geometry → weight and strip width</w:t>
+              <w:t xml:space="preserve">CHS geometry</w:t>
             </w:r>
           </w:p>
         </w:tc>
@@ -7738,7 +6584,7 @@
                 <w:sz w:val="19"/>
                 <w:szCs w:val="19"/>
               </w:rPr>
-              <w:t xml:space="preserve">Refuse to publish a SKU without it</w:t>
+              <w:t xml:space="preserve">Refuse to publish without it</w:t>
             </w:r>
             <w:r>
               <w:rPr>
@@ -7873,7 +6719,7 @@
                 <w:sz w:val="19"/>
                 <w:szCs w:val="19"/>
               </w:rPr>
-              <w:t xml:space="preserve">In-house conversion base rate</w:t>
+              <w:t xml:space="preserve">In-house rate, base</w:t>
             </w:r>
           </w:p>
         </w:tc>
@@ -8296,7 +7142,7 @@
           <w:sz w:val="21"/>
           <w:szCs w:val="21"/>
         </w:rPr>
-        <w:t xml:space="preserve">Two data-integrity rules:</w:t>
+        <w:t xml:space="preserve">Two integrity rules:</w:t>
       </w:r>
       <w:r>
         <w:rPr>
@@ -8309,7 +7155,7 @@
           <w:sz w:val="21"/>
           <w:szCs w:val="21"/>
         </w:rPr>
-        <w:t xml:space="preserve"> enforce SKU code uniqueness in the database, not just the UI; and match on a normalised identity before allowing a new SKU, so </w:t>
+        <w:t xml:space="preserve"> enforce SKU code uniqueness in the database, not just the screen; and match on a normalised identity before creating a SKU, so </w:t>
       </w:r>
       <w:r>
         <w:rPr>
@@ -8361,7 +7207,7 @@
           <w:sz w:val="21"/>
           <w:szCs w:val="21"/>
         </w:rPr>
-        <w:t xml:space="preserve"> cannot both exist and fragment inventory across two codes.</w:t>
+        <w:t xml:space="preserve"> cannot both exist and split one product across two codes.</w:t>
       </w:r>
     </w:p>
     <w:p>
@@ -8410,7 +7256,7 @@
           <w:sz w:val="21"/>
           <w:szCs w:val="21"/>
         </w:rPr>
-        <w:t xml:space="preserve">Spec to follow once production and dispatch are complete. One structural rule to hold to meanwhile:</w:t>
+        <w:t xml:space="preserve">Spec to follow once production and dispatch are complete. One rule to hold to meanwhile:</w:t>
       </w:r>
     </w:p>
     <w:p>
@@ -8452,7 +7298,7 @@
           <w:sz w:val="17"/>
           <w:szCs w:val="17"/>
         </w:rPr>
-        <w:t xml:space="preserve">Commercial  imported sales documents               →  order book, invoices, all sales figures</w:t>
+        <w:t xml:space="preserve">Commercial  imported sales documents              →  order book, invoices, all sales figures</w:t>
       </w:r>
     </w:p>
     <w:p>
@@ -8483,7 +7329,7 @@
           <w:sz w:val="21"/>
           <w:szCs w:val="21"/>
         </w:rPr>
-        <w:t xml:space="preserve"> Producing 500 tonnes changes stock; it does not change sales until those tonnes are invoiced. Merging the lanes counts tonnage as revenue before it is billed, and unwinding that later is expensive.</w:t>
+        <w:t xml:space="preserve"> Producing 500 tonnes changes stock; it changes sales only once those tonnes are invoiced. Merge the lanes and tonnage counts as revenue before it is billed.</w:t>
       </w:r>
     </w:p>
     <w:p>
@@ -8532,7 +7378,7 @@
           <w:sz w:val="21"/>
           <w:szCs w:val="21"/>
         </w:rPr>
-        <w:t xml:space="preserve">Created after production completes.</w:t>
+        <w:t xml:space="preserve">Created after production finishes.</w:t>
       </w:r>
       <w:r>
         <w:rPr>
@@ -8545,7 +7391,7 @@
           <w:sz w:val="21"/>
           <w:szCs w:val="21"/>
         </w:rPr>
-        <w:t xml:space="preserve"> It is a completion record, not a work order: date, SKU, pieces made, coils consumed, plus made-by and Contractor PO where applicable.</w:t>
+        <w:t xml:space="preserve"> It is a completion record, not a work order: date, SKU, pieces made, coils consumed, plus made-by and Contractor PO where they apply.</w:t>
       </w:r>
     </w:p>
     <w:p>
@@ -8563,7 +7409,7 @@
           <w:sz w:val="21"/>
           <w:szCs w:val="21"/>
         </w:rPr>
-        <w:t xml:space="preserve">It cannot be created up front because </w:t>
+        <w:t xml:space="preserve">It cannot be created up front, because </w:t>
       </w:r>
       <w:r>
         <w:rPr>
@@ -8576,7 +7422,7 @@
           <w:sz w:val="21"/>
           <w:szCs w:val="21"/>
         </w:rPr>
-        <w:t xml:space="preserve">the production entry is the consumption event</w:t>
+        <w:t xml:space="preserve">the production entry is the consumption event.</w:t>
       </w:r>
       <w:r>
         <w:rPr>
@@ -8589,75 +7435,26 @@
           <w:sz w:val="21"/>
           <w:szCs w:val="21"/>
         </w:rPr>
-        <w:t xml:space="preserve">:</w:t>
-      </w:r>
-    </w:p>
-    <w:p>
-      <w:pPr>
-        <w:keepNext/>
-        <w:keepLines/>
-        <w:pBdr>
-          <w:top w:val="single" w:color="F2F4F7" w:sz="2" w:space="4"/>
-          <w:left w:val="single" w:color="2E5C8A" w:sz="12" w:space="8"/>
-        </w:pBdr>
-        <w:shd w:fill="F2F4F7" w:color="auto" w:val="clear"/>
-        <w:spacing w:after="0" w:before="100" w:line="240"/>
-        <w:ind w:left="170"/>
-      </w:pPr>
-      <w:r>
-        <w:rPr>
-          <w:rFonts w:ascii="Consolas" w:cs="Consolas" w:eastAsia="Consolas" w:hAnsi="Consolas"/>
-          <w:sz w:val="17"/>
-          <w:szCs w:val="17"/>
-        </w:rPr>
-        <w:t xml:space="preserve">1. debits capacity from the baby coils it names   → drives every free/used figure and the 105% block</w:t>
-      </w:r>
-    </w:p>
-    <w:p>
-      <w:pPr>
-        <w:keepNext/>
-        <w:keepLines/>
-        <w:pBdr>
-          <w:left w:val="single" w:color="2E5C8A" w:sz="12" w:space="8"/>
-        </w:pBdr>
-        <w:shd w:fill="F2F4F7" w:color="auto" w:val="clear"/>
-        <w:spacing w:after="0" w:before="0" w:line="240"/>
-        <w:ind w:left="170"/>
-      </w:pPr>
-      <w:r>
-        <w:rPr>
-          <w:rFonts w:ascii="Consolas" w:cs="Consolas" w:eastAsia="Consolas" w:hAnsi="Consolas"/>
-          <w:sz w:val="17"/>
-          <w:szCs w:val="17"/>
-        </w:rPr>
-        <w:t xml:space="preserve">2. adds tonnage to finished-goods stock            → makes it sellable</w:t>
-      </w:r>
-    </w:p>
-    <w:p>
-      <w:pPr>
-        <w:keepNext w:val="false"/>
-        <w:keepLines/>
-        <w:pBdr>
-          <w:bottom w:val="single" w:color="F2F4F7" w:sz="2" w:space="4"/>
-          <w:left w:val="single" w:color="2E5C8A" w:sz="12" w:space="8"/>
-        </w:pBdr>
-        <w:shd w:fill="F2F4F7" w:color="auto" w:val="clear"/>
-        <w:spacing w:after="140" w:before="0" w:line="240"/>
-        <w:ind w:left="170"/>
-      </w:pPr>
-      <w:r>
-        <w:rPr>
-          <w:rFonts w:ascii="Consolas" w:cs="Consolas" w:eastAsia="Consolas" w:hAnsi="Consolas"/>
-          <w:sz w:val="17"/>
-          <w:szCs w:val="17"/>
-        </w:rPr>
-        <w:t xml:space="preserve">3. makes those pieces available to invoice lines   → the FIFO queue in Q1</w:t>
+        <w:t xml:space="preserve"> Saving it debits the baby coils it names, adds tonnage to finished stock, and releases those pieces to the invoice queue in Q1. Create it before the run and it consumes steel still sitting on the floor.</w:t>
       </w:r>
     </w:p>
     <w:p>
       <w:pPr>
         <w:spacing w:after="140" w:before="60" w:line="276"/>
       </w:pPr>
+      <w:r>
+        <w:rPr>
+          <w:rFonts w:ascii="Calibri" w:cs="Calibri" w:eastAsia="Calibri" w:hAnsi="Calibri"/>
+          <w:b/>
+          <w:bCs/>
+          <w:i w:val="false"/>
+          <w:iCs w:val="false"/>
+          <w:color w:val="000000"/>
+          <w:sz w:val="21"/>
+          <w:szCs w:val="21"/>
+        </w:rPr>
+        <w:t xml:space="preserve">Status here means allocation</w:t>
+      </w:r>
       <w:r>
         <w:rPr>
           <w:rFonts w:ascii="Calibri" w:cs="Calibri" w:eastAsia="Calibri" w:hAnsi="Calibri"/>
@@ -8669,7 +7466,7 @@
           <w:sz w:val="21"/>
           <w:szCs w:val="21"/>
         </w:rPr>
-        <w:t xml:space="preserve">An entry made before the run consumes steel still on the floor and creates stock that does not exist.</w:t>
+        <w:t xml:space="preserve"> — all pieces assigned to a coil, some, or none. Not manufacturing progress. Don't overload one field with both.</w:t>
       </w:r>
     </w:p>
     <w:p>
@@ -8687,7 +7484,7 @@
           <w:sz w:val="21"/>
           <w:szCs w:val="21"/>
         </w:rPr>
-        <w:t xml:space="preserve">Status on a production record describes allocation</w:t>
+        <w:t xml:space="preserve">If planned production is ever needed</w:t>
       </w:r>
       <w:r>
         <w:rPr>
@@ -8700,38 +7497,7 @@
           <w:sz w:val="21"/>
           <w:szCs w:val="21"/>
         </w:rPr>
-        <w:t xml:space="preserve"> — all pieces assigned to a coil, partially, or not at all. Not manufacturing progress. Don't overload one field with both.</w:t>
-      </w:r>
-    </w:p>
-    <w:p>
-      <w:pPr>
-        <w:spacing w:after="140" w:before="60" w:line="276"/>
-      </w:pPr>
-      <w:r>
-        <w:rPr>
-          <w:rFonts w:ascii="Calibri" w:cs="Calibri" w:eastAsia="Calibri" w:hAnsi="Calibri"/>
-          <w:b/>
-          <w:bCs/>
-          <w:i w:val="false"/>
-          <w:iCs w:val="false"/>
-          <w:color w:val="000000"/>
-          <w:sz w:val="21"/>
-          <w:szCs w:val="21"/>
-        </w:rPr>
-        <w:t xml:space="preserve">If planned production is ever needed</w:t>
-      </w:r>
-      <w:r>
-        <w:rPr>
-          <w:rFonts w:ascii="Calibri" w:cs="Calibri" w:eastAsia="Calibri" w:hAnsi="Calibri"/>
-          <w:b w:val="false"/>
-          <w:bCs w:val="false"/>
-          <w:i w:val="false"/>
-          <w:iCs w:val="false"/>
-          <w:color w:val="000000"/>
-          <w:sz w:val="21"/>
-          <w:szCs w:val="21"/>
-        </w:rPr>
-        <w:t xml:space="preserve">, model it as a separate entity — a plan with a target quantity and expected date — and keep the consumption event distinct, created only on completion. A Contractor PO line is already exactly this shape; follow it rather than inventing a second pattern.</w:t>
+        <w:t xml:space="preserve">, model it separately: a plan with a target quantity and expected date, with consumption still recorded only on completion. A Contractor PO line is already this shape — follow it rather than inventing a second pattern.</w:t>
       </w:r>
     </w:p>
     <w:sectPr>
